--- a/protocolos/Informe_muestras_UCM_ensayo_03-08-2026.docx
+++ b/protocolos/Informe_muestras_UCM_ensayo_03-08-2026.docx
@@ -32,7 +32,7 @@
           <w:sz w:val="21"/>
           <w:szCs w:val="21"/>
         </w:rPr>
-        <w:t xml:space="preserve">Condiciones ensayadas en transfección · ensayo del 3 de agosto de 2026 · María Zubieta Laseca, Universidad de Salamanca</w:t>
+        <w:t xml:space="preserve">Tratamiento detallado de cada muestra · ensayo del 3 de agosto de 2026 · María Zubieta Laseca, Universidad de Salamanca</w:t>
       </w:r>
     </w:p>
     <w:p>
@@ -45,7 +45,20 @@
           <w:sz w:val="20"/>
           <w:szCs w:val="20"/>
         </w:rPr>
-        <w:t xml:space="preserve">Detalle de cómo se ha diluido y empleado cada muestra: dosis y concentración por pocillo y ratios ME:pDNA, ME:DOTAP y DOTAP:pDNA de cada condición. Las concentraciones de partida son las de vuestro correo del 13 de julio, con la corrección del 15 de julio (DOTAP al 1 % en las muestras 2 y 3).</w:t>
+        <w:t xml:space="preserve">Este documento desarrolla el apartado de tratamiento del informe que os enviamos el 6 de agosto: dosis y concentración por pocillo y ratios ME:pDNA, ME:DOTAP y DOTAP:pDNA de cada condición ensayada. Los resultados se resumen en una línea al final de cada muestra; el registro fotográfico está en aquel informe.</w:t>
+      </w:r>
+    </w:p>
+    <w:p>
+      <w:pPr>
+        <w:spacing w:after="100" w:before="0" w:line="264"/>
+      </w:pPr>
+      <w:r>
+        <w:rPr>
+          <w:rFonts w:ascii="Calibri" w:cs="Calibri" w:eastAsia="Calibri" w:hAnsi="Calibri"/>
+          <w:sz w:val="20"/>
+          <w:szCs w:val="20"/>
+        </w:rPr>
+        <w:t xml:space="preserve">Las concentraciones de partida son las de vuestro correo del 13 de julio, con la corrección del 15 de julio (DOTAP al 1 % en las muestras 2 y 3).</w:t>
       </w:r>
     </w:p>
     <w:p>
@@ -101,7 +114,7 @@
                 <w:sz w:val="19"/>
                 <w:szCs w:val="19"/>
               </w:rPr>
-              <w:t xml:space="preserve">las concentraciones deducidas de nuestras propias anotaciones coinciden con las vuestras (37 mg/mL de lípido total en la muestra 1; 10 mg/mL de liposomas en la muestra 5), y el DOTAP al 1 % de la muestra 2 reproduce exactamente vuestro ratio 1000:1.</w:t>
+              <w:t xml:space="preserve">las concentraciones deducidas de nuestras anotaciones de pipeteo coinciden con las vuestras (37 mg/mL de lípido total en la muestra 1; 10 mg/mL de liposomas en la muestra 5), y el DOTAP al 1 % de la muestra 2 reproduce exactamente vuestro ratio 1000:1.</w:t>
             </w:r>
           </w:p>
         </w:tc>
@@ -124,670 +137,180 @@
           <w:sz w:val="25"/>
           <w:szCs w:val="25"/>
         </w:rPr>
-        <w:t xml:space="preserve">1. Las muestras y el uso que se les ha dado</w:t>
+        <w:t xml:space="preserve">1. Condiciones generales del ensayo</w:t>
       </w:r>
     </w:p>
-    <w:tbl>
-      <w:tblPr>
-        <w:tblW w:type="dxa" w:w="9740"/>
-        <w:tblBorders>
-          <w:top w:val="single" w:color="1F4E79" w:sz="4"/>
-          <w:left w:val="single" w:color="BFBFBF" w:sz="2"/>
-          <w:bottom w:val="single" w:color="1F4E79" w:sz="4"/>
-          <w:right w:val="single" w:color="BFBFBF" w:sz="2"/>
-          <w:insideH w:val="single" w:color="BFBFBF" w:sz="2"/>
-          <w:insideV w:val="single" w:color="BFBFBF" w:sz="2"/>
-        </w:tblBorders>
-      </w:tblPr>
-      <w:tblGrid>
-        <w:gridCol w:w="850"/>
-        <w:gridCol w:w="2600"/>
-        <w:gridCol w:w="4090"/>
-        <w:gridCol w:w="2200"/>
-      </w:tblGrid>
-      <w:tr>
-        <w:trPr>
-          <w:tblHeader/>
-        </w:trPr>
-        <w:tc>
-          <w:tcPr>
-            <w:tcW w:type="dxa" w:w="850"/>
-            <w:shd w:fill="1F4E79" w:color="auto" w:val="clear"/>
-            <w:tcMar>
-              <w:top w:type="dxa" w:w="40"/>
-              <w:left w:type="dxa" w:w="70"/>
-              <w:bottom w:type="dxa" w:w="40"/>
-              <w:right w:type="dxa" w:w="70"/>
-            </w:tcMar>
-          </w:tcPr>
-          <w:p>
-            <w:pPr>
-              <w:spacing w:after="0" w:line="228"/>
-              <w:jc w:val="center"/>
-            </w:pPr>
-            <w:r>
-              <w:rPr>
-                <w:rFonts w:ascii="Calibri" w:cs="Calibri" w:eastAsia="Calibri" w:hAnsi="Calibri"/>
-                <w:b/>
-                <w:bCs/>
-                <w:color w:val="FFFFFF"/>
-                <w:sz w:val="17"/>
-                <w:szCs w:val="17"/>
-              </w:rPr>
-              <w:t xml:space="preserve">Muestra</w:t>
-            </w:r>
-          </w:p>
-        </w:tc>
-        <w:tc>
-          <w:tcPr>
-            <w:tcW w:type="dxa" w:w="2600"/>
-            <w:shd w:fill="1F4E79" w:color="auto" w:val="clear"/>
-            <w:tcMar>
-              <w:top w:type="dxa" w:w="40"/>
-              <w:left w:type="dxa" w:w="70"/>
-              <w:bottom w:type="dxa" w:w="40"/>
-              <w:right w:type="dxa" w:w="70"/>
-            </w:tcMar>
-          </w:tcPr>
-          <w:p>
-            <w:pPr>
-              <w:spacing w:after="0" w:line="228"/>
-              <w:jc w:val="center"/>
-            </w:pPr>
-            <w:r>
-              <w:rPr>
-                <w:rFonts w:ascii="Calibri" w:cs="Calibri" w:eastAsia="Calibri" w:hAnsi="Calibri"/>
-                <w:b/>
-                <w:bCs/>
-                <w:color w:val="FFFFFF"/>
-                <w:sz w:val="17"/>
-                <w:szCs w:val="17"/>
-              </w:rPr>
-              <w:t xml:space="preserve">Formulación</w:t>
-            </w:r>
-          </w:p>
-        </w:tc>
-        <w:tc>
-          <w:tcPr>
-            <w:tcW w:type="dxa" w:w="4090"/>
-            <w:shd w:fill="1F4E79" w:color="auto" w:val="clear"/>
-            <w:tcMar>
-              <w:top w:type="dxa" w:w="40"/>
-              <w:left w:type="dxa" w:w="70"/>
-              <w:bottom w:type="dxa" w:w="40"/>
-              <w:right w:type="dxa" w:w="70"/>
-            </w:tcMar>
-          </w:tcPr>
-          <w:p>
-            <w:pPr>
-              <w:spacing w:after="0" w:line="228"/>
-              <w:jc w:val="center"/>
-            </w:pPr>
-            <w:r>
-              <w:rPr>
-                <w:rFonts w:ascii="Calibri" w:cs="Calibri" w:eastAsia="Calibri" w:hAnsi="Calibri"/>
-                <w:b/>
-                <w:bCs/>
-                <w:color w:val="FFFFFF"/>
-                <w:sz w:val="17"/>
-                <w:szCs w:val="17"/>
-              </w:rPr>
-              <w:t xml:space="preserve">Datos empleados en los cálculos</w:t>
-            </w:r>
-          </w:p>
-        </w:tc>
-        <w:tc>
-          <w:tcPr>
-            <w:tcW w:type="dxa" w:w="2200"/>
-            <w:shd w:fill="1F4E79" w:color="auto" w:val="clear"/>
-            <w:tcMar>
-              <w:top w:type="dxa" w:w="40"/>
-              <w:left w:type="dxa" w:w="70"/>
-              <w:bottom w:type="dxa" w:w="40"/>
-              <w:right w:type="dxa" w:w="70"/>
-            </w:tcMar>
-          </w:tcPr>
-          <w:p>
-            <w:pPr>
-              <w:spacing w:after="0" w:line="228"/>
-              <w:jc w:val="center"/>
-            </w:pPr>
-            <w:r>
-              <w:rPr>
-                <w:rFonts w:ascii="Calibri" w:cs="Calibri" w:eastAsia="Calibri" w:hAnsi="Calibri"/>
-                <w:b/>
-                <w:bCs/>
-                <w:color w:val="FFFFFF"/>
-                <w:sz w:val="17"/>
-                <w:szCs w:val="17"/>
-              </w:rPr>
-              <w:t xml:space="preserve">Uso</w:t>
-            </w:r>
-          </w:p>
-        </w:tc>
-      </w:tr>
-      <w:tr>
-        <w:tc>
-          <w:tcPr>
-            <w:tcW w:type="dxa" w:w="850"/>
-            <w:tcMar>
-              <w:top w:type="dxa" w:w="40"/>
-              <w:left w:type="dxa" w:w="70"/>
-              <w:bottom w:type="dxa" w:w="40"/>
-              <w:right w:type="dxa" w:w="70"/>
-            </w:tcMar>
-          </w:tcPr>
-          <w:p>
-            <w:pPr>
-              <w:spacing w:after="0" w:line="228"/>
-              <w:jc w:val="center"/>
-            </w:pPr>
-            <w:r>
-              <w:rPr>
-                <w:rFonts w:ascii="Calibri" w:cs="Calibri" w:eastAsia="Calibri" w:hAnsi="Calibri"/>
-                <w:sz w:val="17"/>
-                <w:szCs w:val="17"/>
-              </w:rPr>
-              <w:t xml:space="preserve">1</w:t>
-            </w:r>
-          </w:p>
-        </w:tc>
-        <w:tc>
-          <w:tcPr>
-            <w:tcW w:type="dxa" w:w="2600"/>
-            <w:tcMar>
-              <w:top w:type="dxa" w:w="40"/>
-              <w:left w:type="dxa" w:w="70"/>
-              <w:bottom w:type="dxa" w:w="40"/>
-              <w:right w:type="dxa" w:w="70"/>
-            </w:tcMar>
-          </w:tcPr>
-          <w:p>
-            <w:pPr>
-              <w:spacing w:after="0" w:line="228"/>
-              <w:jc w:val="left"/>
-            </w:pPr>
-            <w:r>
-              <w:rPr>
-                <w:rFonts w:ascii="Calibri" w:cs="Calibri" w:eastAsia="Calibri" w:hAnsi="Calibri"/>
-                <w:sz w:val="17"/>
-                <w:szCs w:val="17"/>
-              </w:rPr>
-              <w:t xml:space="preserve">Microemulsión O/A, DOTAP + DOPE</w:t>
-            </w:r>
-          </w:p>
-        </w:tc>
-        <w:tc>
-          <w:tcPr>
-            <w:tcW w:type="dxa" w:w="4090"/>
-            <w:tcMar>
-              <w:top w:type="dxa" w:w="40"/>
-              <w:left w:type="dxa" w:w="70"/>
-              <w:bottom w:type="dxa" w:w="40"/>
-              <w:right w:type="dxa" w:w="70"/>
-            </w:tcMar>
-          </w:tcPr>
-          <w:p>
-            <w:pPr>
-              <w:spacing w:after="0" w:line="228"/>
-              <w:jc w:val="left"/>
-            </w:pPr>
-            <w:r>
-              <w:rPr>
-                <w:rFonts w:ascii="Calibri" w:cs="Calibri" w:eastAsia="Calibri" w:hAnsi="Calibri"/>
-                <w:sz w:val="17"/>
-                <w:szCs w:val="17"/>
-              </w:rPr>
-              <w:t xml:space="preserve">Lípido total 37 mg/mL · DOTAP 3,4 mg/mL · ζ +38 mV · 32 nm</w:t>
-            </w:r>
-          </w:p>
-        </w:tc>
-        <w:tc>
-          <w:tcPr>
-            <w:tcW w:type="dxa" w:w="2200"/>
-            <w:tcMar>
-              <w:top w:type="dxa" w:w="40"/>
-              <w:left w:type="dxa" w:w="70"/>
-              <w:bottom w:type="dxa" w:w="40"/>
-              <w:right w:type="dxa" w:w="70"/>
-            </w:tcMar>
-          </w:tcPr>
-          <w:p>
-            <w:pPr>
-              <w:spacing w:after="0" w:line="228"/>
-              <w:jc w:val="left"/>
-            </w:pPr>
-            <w:r>
-              <w:rPr>
-                <w:rFonts w:ascii="Calibri" w:cs="Calibri" w:eastAsia="Calibri" w:hAnsi="Calibri"/>
-                <w:sz w:val="17"/>
-                <w:szCs w:val="17"/>
-              </w:rPr>
-              <w:t xml:space="preserve">12 condiciones</w:t>
-            </w:r>
-          </w:p>
-        </w:tc>
-      </w:tr>
-      <w:tr>
-        <w:tc>
-          <w:tcPr>
-            <w:tcW w:type="dxa" w:w="850"/>
-            <w:shd w:fill="F2F2F2" w:color="auto" w:val="clear"/>
-            <w:tcMar>
-              <w:top w:type="dxa" w:w="40"/>
-              <w:left w:type="dxa" w:w="70"/>
-              <w:bottom w:type="dxa" w:w="40"/>
-              <w:right w:type="dxa" w:w="70"/>
-            </w:tcMar>
-          </w:tcPr>
-          <w:p>
-            <w:pPr>
-              <w:spacing w:after="0" w:line="228"/>
-              <w:jc w:val="center"/>
-            </w:pPr>
-            <w:r>
-              <w:rPr>
-                <w:rFonts w:ascii="Calibri" w:cs="Calibri" w:eastAsia="Calibri" w:hAnsi="Calibri"/>
-                <w:sz w:val="17"/>
-                <w:szCs w:val="17"/>
-              </w:rPr>
-              <w:t xml:space="preserve">2</w:t>
-            </w:r>
-          </w:p>
-        </w:tc>
-        <w:tc>
-          <w:tcPr>
-            <w:tcW w:type="dxa" w:w="2600"/>
-            <w:shd w:fill="F2F2F2" w:color="auto" w:val="clear"/>
-            <w:tcMar>
-              <w:top w:type="dxa" w:w="40"/>
-              <w:left w:type="dxa" w:w="70"/>
-              <w:bottom w:type="dxa" w:w="40"/>
-              <w:right w:type="dxa" w:w="70"/>
-            </w:tcMar>
-          </w:tcPr>
-          <w:p>
-            <w:pPr>
-              <w:spacing w:after="0" w:line="228"/>
-              <w:jc w:val="left"/>
-            </w:pPr>
-            <w:r>
-              <w:rPr>
-                <w:rFonts w:ascii="Calibri" w:cs="Calibri" w:eastAsia="Calibri" w:hAnsi="Calibri"/>
-                <w:sz w:val="17"/>
-                <w:szCs w:val="17"/>
-              </w:rPr>
-              <w:t xml:space="preserve">Microemulsión A/O con pDNA encapsulado</w:t>
-            </w:r>
-          </w:p>
-        </w:tc>
-        <w:tc>
-          <w:tcPr>
-            <w:tcW w:type="dxa" w:w="4090"/>
-            <w:shd w:fill="F2F2F2" w:color="auto" w:val="clear"/>
-            <w:tcMar>
-              <w:top w:type="dxa" w:w="40"/>
-              <w:left w:type="dxa" w:w="70"/>
-              <w:bottom w:type="dxa" w:w="40"/>
-              <w:right w:type="dxa" w:w="70"/>
-            </w:tcMar>
-          </w:tcPr>
-          <w:p>
-            <w:pPr>
-              <w:spacing w:after="0" w:line="228"/>
-              <w:jc w:val="left"/>
-            </w:pPr>
-            <w:r>
-              <w:rPr>
-                <w:rFonts w:ascii="Calibri" w:cs="Calibri" w:eastAsia="Calibri" w:hAnsi="Calibri"/>
-                <w:sz w:val="17"/>
-                <w:szCs w:val="17"/>
-              </w:rPr>
-              <w:t xml:space="preserve">pDNA 10 µg/mL · DOTAP 1 % (10 mg/mL) · ~20 nm</w:t>
-            </w:r>
-          </w:p>
-        </w:tc>
-        <w:tc>
-          <w:tcPr>
-            <w:tcW w:type="dxa" w:w="2200"/>
-            <w:shd w:fill="F2F2F2" w:color="auto" w:val="clear"/>
-            <w:tcMar>
-              <w:top w:type="dxa" w:w="40"/>
-              <w:left w:type="dxa" w:w="70"/>
-              <w:bottom w:type="dxa" w:w="40"/>
-              <w:right w:type="dxa" w:w="70"/>
-            </w:tcMar>
-          </w:tcPr>
-          <w:p>
-            <w:pPr>
-              <w:spacing w:after="0" w:line="228"/>
-              <w:jc w:val="left"/>
-            </w:pPr>
-            <w:r>
-              <w:rPr>
-                <w:rFonts w:ascii="Calibri" w:cs="Calibri" w:eastAsia="Calibri" w:hAnsi="Calibri"/>
-                <w:sz w:val="17"/>
-                <w:szCs w:val="17"/>
-              </w:rPr>
-              <w:t xml:space="preserve">4 condiciones</w:t>
-            </w:r>
-          </w:p>
-        </w:tc>
-      </w:tr>
-      <w:tr>
-        <w:tc>
-          <w:tcPr>
-            <w:tcW w:type="dxa" w:w="850"/>
-            <w:tcMar>
-              <w:top w:type="dxa" w:w="40"/>
-              <w:left w:type="dxa" w:w="70"/>
-              <w:bottom w:type="dxa" w:w="40"/>
-              <w:right w:type="dxa" w:w="70"/>
-            </w:tcMar>
-          </w:tcPr>
-          <w:p>
-            <w:pPr>
-              <w:spacing w:after="0" w:line="228"/>
-              <w:jc w:val="center"/>
-            </w:pPr>
-            <w:r>
-              <w:rPr>
-                <w:rFonts w:ascii="Calibri" w:cs="Calibri" w:eastAsia="Calibri" w:hAnsi="Calibri"/>
-                <w:sz w:val="17"/>
-                <w:szCs w:val="17"/>
-              </w:rPr>
-              <w:t xml:space="preserve">3</w:t>
-            </w:r>
-          </w:p>
-        </w:tc>
-        <w:tc>
-          <w:tcPr>
-            <w:tcW w:type="dxa" w:w="2600"/>
-            <w:tcMar>
-              <w:top w:type="dxa" w:w="40"/>
-              <w:left w:type="dxa" w:w="70"/>
-              <w:bottom w:type="dxa" w:w="40"/>
-              <w:right w:type="dxa" w:w="70"/>
-            </w:tcMar>
-          </w:tcPr>
-          <w:p>
-            <w:pPr>
-              <w:spacing w:after="0" w:line="228"/>
-              <w:jc w:val="left"/>
-            </w:pPr>
-            <w:r>
-              <w:rPr>
-                <w:rFonts w:ascii="Calibri" w:cs="Calibri" w:eastAsia="Calibri" w:hAnsi="Calibri"/>
-                <w:sz w:val="17"/>
-                <w:szCs w:val="17"/>
-              </w:rPr>
-              <w:t xml:space="preserve">Microemulsión A/O sin pDNA</w:t>
-            </w:r>
-          </w:p>
-        </w:tc>
-        <w:tc>
-          <w:tcPr>
-            <w:tcW w:type="dxa" w:w="4090"/>
-            <w:tcMar>
-              <w:top w:type="dxa" w:w="40"/>
-              <w:left w:type="dxa" w:w="70"/>
-              <w:bottom w:type="dxa" w:w="40"/>
-              <w:right w:type="dxa" w:w="70"/>
-            </w:tcMar>
-          </w:tcPr>
-          <w:p>
-            <w:pPr>
-              <w:spacing w:after="0" w:line="228"/>
-              <w:jc w:val="left"/>
-            </w:pPr>
-            <w:r>
-              <w:rPr>
-                <w:rFonts w:ascii="Calibri" w:cs="Calibri" w:eastAsia="Calibri" w:hAnsi="Calibri"/>
-                <w:sz w:val="17"/>
-                <w:szCs w:val="17"/>
-              </w:rPr>
-              <w:t xml:space="preserve">DOTAP 1 %, igual que la muestra 2</w:t>
-            </w:r>
-          </w:p>
-        </w:tc>
-        <w:tc>
-          <w:tcPr>
-            <w:tcW w:type="dxa" w:w="2200"/>
-            <w:tcMar>
-              <w:top w:type="dxa" w:w="40"/>
-              <w:left w:type="dxa" w:w="70"/>
-              <w:bottom w:type="dxa" w:w="40"/>
-              <w:right w:type="dxa" w:w="70"/>
-            </w:tcMar>
-          </w:tcPr>
-          <w:p>
-            <w:pPr>
-              <w:spacing w:after="0" w:line="228"/>
-              <w:jc w:val="left"/>
-            </w:pPr>
-            <w:r>
-              <w:rPr>
-                <w:rFonts w:ascii="Calibri" w:cs="Calibri" w:eastAsia="Calibri" w:hAnsi="Calibri"/>
-                <w:sz w:val="17"/>
-                <w:szCs w:val="17"/>
-              </w:rPr>
-              <w:t xml:space="preserve">No utilizada; se conserva íntegra</w:t>
-            </w:r>
-          </w:p>
-        </w:tc>
-      </w:tr>
-      <w:tr>
-        <w:tc>
-          <w:tcPr>
-            <w:tcW w:type="dxa" w:w="850"/>
-            <w:shd w:fill="F2F2F2" w:color="auto" w:val="clear"/>
-            <w:tcMar>
-              <w:top w:type="dxa" w:w="40"/>
-              <w:left w:type="dxa" w:w="70"/>
-              <w:bottom w:type="dxa" w:w="40"/>
-              <w:right w:type="dxa" w:w="70"/>
-            </w:tcMar>
-          </w:tcPr>
-          <w:p>
-            <w:pPr>
-              <w:spacing w:after="0" w:line="228"/>
-              <w:jc w:val="center"/>
-            </w:pPr>
-            <w:r>
-              <w:rPr>
-                <w:rFonts w:ascii="Calibri" w:cs="Calibri" w:eastAsia="Calibri" w:hAnsi="Calibri"/>
-                <w:sz w:val="17"/>
-                <w:szCs w:val="17"/>
-              </w:rPr>
-              <w:t xml:space="preserve">4</w:t>
-            </w:r>
-          </w:p>
-        </w:tc>
-        <w:tc>
-          <w:tcPr>
-            <w:tcW w:type="dxa" w:w="2600"/>
-            <w:shd w:fill="F2F2F2" w:color="auto" w:val="clear"/>
-            <w:tcMar>
-              <w:top w:type="dxa" w:w="40"/>
-              <w:left w:type="dxa" w:w="70"/>
-              <w:bottom w:type="dxa" w:w="40"/>
-              <w:right w:type="dxa" w:w="70"/>
-            </w:tcMar>
-          </w:tcPr>
-          <w:p>
-            <w:pPr>
-              <w:spacing w:after="0" w:line="228"/>
-              <w:jc w:val="left"/>
-            </w:pPr>
-            <w:r>
-              <w:rPr>
-                <w:rFonts w:ascii="Calibri" w:cs="Calibri" w:eastAsia="Calibri" w:hAnsi="Calibri"/>
-                <w:sz w:val="17"/>
-                <w:szCs w:val="17"/>
-              </w:rPr>
-              <w:t xml:space="preserve">Liposomas DOTAP + DOPE liofilizados, trehalosa 10 %</w:t>
-            </w:r>
-          </w:p>
-        </w:tc>
-        <w:tc>
-          <w:tcPr>
-            <w:tcW w:type="dxa" w:w="4090"/>
-            <w:shd w:fill="F2F2F2" w:color="auto" w:val="clear"/>
-            <w:tcMar>
-              <w:top w:type="dxa" w:w="40"/>
-              <w:left w:type="dxa" w:w="70"/>
-              <w:bottom w:type="dxa" w:w="40"/>
-              <w:right w:type="dxa" w:w="70"/>
-            </w:tcMar>
-          </w:tcPr>
-          <w:p>
-            <w:pPr>
-              <w:spacing w:after="0" w:line="228"/>
-              <w:jc w:val="left"/>
-            </w:pPr>
-            <w:r>
-              <w:rPr>
-                <w:rFonts w:ascii="Calibri" w:cs="Calibri" w:eastAsia="Calibri" w:hAnsi="Calibri"/>
-                <w:sz w:val="17"/>
-                <w:szCs w:val="17"/>
-              </w:rPr>
-              <w:t xml:space="preserve">10 µg de DOTAP por liofilizado · ~150 nm</w:t>
-            </w:r>
-          </w:p>
-        </w:tc>
-        <w:tc>
-          <w:tcPr>
-            <w:tcW w:type="dxa" w:w="2200"/>
-            <w:shd w:fill="F2F2F2" w:color="auto" w:val="clear"/>
-            <w:tcMar>
-              <w:top w:type="dxa" w:w="40"/>
-              <w:left w:type="dxa" w:w="70"/>
-              <w:bottom w:type="dxa" w:w="40"/>
-              <w:right w:type="dxa" w:w="70"/>
-            </w:tcMar>
-          </w:tcPr>
-          <w:p>
-            <w:pPr>
-              <w:spacing w:after="0" w:line="228"/>
-              <w:jc w:val="left"/>
-            </w:pPr>
-            <w:r>
-              <w:rPr>
-                <w:rFonts w:ascii="Calibri" w:cs="Calibri" w:eastAsia="Calibri" w:hAnsi="Calibri"/>
-                <w:sz w:val="17"/>
-                <w:szCs w:val="17"/>
-              </w:rPr>
-              <w:t xml:space="preserve">1 condición</w:t>
-            </w:r>
-          </w:p>
-        </w:tc>
-      </w:tr>
-      <w:tr>
-        <w:tc>
-          <w:tcPr>
-            <w:tcW w:type="dxa" w:w="850"/>
-            <w:tcMar>
-              <w:top w:type="dxa" w:w="40"/>
-              <w:left w:type="dxa" w:w="70"/>
-              <w:bottom w:type="dxa" w:w="40"/>
-              <w:right w:type="dxa" w:w="70"/>
-            </w:tcMar>
-          </w:tcPr>
-          <w:p>
-            <w:pPr>
-              <w:spacing w:after="0" w:line="228"/>
-              <w:jc w:val="center"/>
-            </w:pPr>
-            <w:r>
-              <w:rPr>
-                <w:rFonts w:ascii="Calibri" w:cs="Calibri" w:eastAsia="Calibri" w:hAnsi="Calibri"/>
-                <w:sz w:val="17"/>
-                <w:szCs w:val="17"/>
-              </w:rPr>
-              <w:t xml:space="preserve">5</w:t>
-            </w:r>
-          </w:p>
-        </w:tc>
-        <w:tc>
-          <w:tcPr>
-            <w:tcW w:type="dxa" w:w="2600"/>
-            <w:tcMar>
-              <w:top w:type="dxa" w:w="40"/>
-              <w:left w:type="dxa" w:w="70"/>
-              <w:bottom w:type="dxa" w:w="40"/>
-              <w:right w:type="dxa" w:w="70"/>
-            </w:tcMar>
-          </w:tcPr>
-          <w:p>
-            <w:pPr>
-              <w:spacing w:after="0" w:line="228"/>
-              <w:jc w:val="left"/>
-            </w:pPr>
-            <w:r>
-              <w:rPr>
-                <w:rFonts w:ascii="Calibri" w:cs="Calibri" w:eastAsia="Calibri" w:hAnsi="Calibri"/>
-                <w:sz w:val="17"/>
-                <w:szCs w:val="17"/>
-              </w:rPr>
-              <w:t xml:space="preserve">Liposomas DOTAP + DOPE sin liofilizar, trehalosa 10 %</w:t>
-            </w:r>
-          </w:p>
-        </w:tc>
-        <w:tc>
-          <w:tcPr>
-            <w:tcW w:type="dxa" w:w="4090"/>
-            <w:tcMar>
-              <w:top w:type="dxa" w:w="40"/>
-              <w:left w:type="dxa" w:w="70"/>
-              <w:bottom w:type="dxa" w:w="40"/>
-              <w:right w:type="dxa" w:w="70"/>
-            </w:tcMar>
-          </w:tcPr>
-          <w:p>
-            <w:pPr>
-              <w:spacing w:after="0" w:line="228"/>
-              <w:jc w:val="left"/>
-            </w:pPr>
-            <w:r>
-              <w:rPr>
-                <w:rFonts w:ascii="Calibri" w:cs="Calibri" w:eastAsia="Calibri" w:hAnsi="Calibri"/>
-                <w:sz w:val="17"/>
-                <w:szCs w:val="17"/>
-              </w:rPr>
-              <w:t xml:space="preserve">Liposomas 10 mg/mL · DOTAP 1 mg/mL</w:t>
-            </w:r>
-          </w:p>
-        </w:tc>
-        <w:tc>
-          <w:tcPr>
-            <w:tcW w:type="dxa" w:w="2200"/>
-            <w:tcMar>
-              <w:top w:type="dxa" w:w="40"/>
-              <w:left w:type="dxa" w:w="70"/>
-              <w:bottom w:type="dxa" w:w="40"/>
-              <w:right w:type="dxa" w:w="70"/>
-            </w:tcMar>
-          </w:tcPr>
-          <w:p>
-            <w:pPr>
-              <w:spacing w:after="0" w:line="228"/>
-              <w:jc w:val="left"/>
-            </w:pPr>
-            <w:r>
-              <w:rPr>
-                <w:rFonts w:ascii="Calibri" w:cs="Calibri" w:eastAsia="Calibri" w:hAnsi="Calibri"/>
-                <w:sz w:val="17"/>
-                <w:szCs w:val="17"/>
-              </w:rPr>
-              <w:t xml:space="preserve">6 condiciones</w:t>
-            </w:r>
-          </w:p>
-        </w:tc>
-      </w:tr>
-    </w:tbl>
     <w:p>
       <w:pPr>
-        <w:spacing w:after="100"/>
+        <w:pStyle w:val="ListParagraph"/>
+        <w:numPr>
+          <w:ilvl w:val="0"/>
+          <w:numId w:val="2"/>
+        </w:numPr>
+        <w:spacing w:after="60" w:line="264"/>
+      </w:pPr>
+      <w:r>
+        <w:rPr>
+          <w:rFonts w:ascii="Calibri" w:cs="Calibri" w:eastAsia="Calibri" w:hAnsi="Calibri"/>
+          <w:b/>
+          <w:bCs/>
+          <w:sz w:val="20"/>
+          <w:szCs w:val="20"/>
+        </w:rPr>
+        <w:t xml:space="preserve">Células. </w:t>
+      </w:r>
+      <w:r>
+        <w:rPr>
+          <w:rFonts w:ascii="Calibri" w:cs="Calibri" w:eastAsia="Calibri" w:hAnsi="Calibri"/>
+          <w:sz w:val="20"/>
+          <w:szCs w:val="20"/>
+        </w:rPr>
+        <w:t xml:space="preserve">Queratinocitos inmortalizados KerCT, placa de 96 pocillos, unas 8.000 células por pocillo.</w:t>
+      </w:r>
+    </w:p>
+    <w:p>
+      <w:pPr>
+        <w:pStyle w:val="ListParagraph"/>
+        <w:numPr>
+          <w:ilvl w:val="0"/>
+          <w:numId w:val="2"/>
+        </w:numPr>
+        <w:spacing w:after="60" w:line="264"/>
+      </w:pPr>
+      <w:r>
+        <w:rPr>
+          <w:rFonts w:ascii="Calibri" w:cs="Calibri" w:eastAsia="Calibri" w:hAnsi="Calibri"/>
+          <w:b/>
+          <w:bCs/>
+          <w:sz w:val="20"/>
+          <w:szCs w:val="20"/>
+        </w:rPr>
+        <w:t xml:space="preserve">Volumen del pocillo. </w:t>
+      </w:r>
+      <w:r>
+        <w:rPr>
+          <w:rFonts w:ascii="Calibri" w:cs="Calibri" w:eastAsia="Calibri" w:hAnsi="Calibri"/>
+          <w:sz w:val="20"/>
+          <w:szCs w:val="20"/>
+        </w:rPr>
+        <w:t xml:space="preserve">100 µl finales. Los 10 µl de complejo suponen el 10 % de ese volumen. Todas las concentraciones de este documento se calculan sobre esos 100 µl.</w:t>
+      </w:r>
+    </w:p>
+    <w:p>
+      <w:pPr>
+        <w:pStyle w:val="ListParagraph"/>
+        <w:numPr>
+          <w:ilvl w:val="0"/>
+          <w:numId w:val="2"/>
+        </w:numPr>
+        <w:spacing w:after="60" w:line="264"/>
+      </w:pPr>
+      <w:r>
+        <w:rPr>
+          <w:rFonts w:ascii="Calibri" w:cs="Calibri" w:eastAsia="Calibri" w:hAnsi="Calibri"/>
+          <w:b/>
+          <w:bCs/>
+          <w:sz w:val="20"/>
+          <w:szCs w:val="20"/>
+        </w:rPr>
+        <w:t xml:space="preserve">Plásmido. </w:t>
+      </w:r>
+      <w:r>
+        <w:rPr>
+          <w:rFonts w:ascii="Calibri" w:cs="Calibri" w:eastAsia="Calibri" w:hAnsi="Calibri"/>
+          <w:sz w:val="20"/>
+          <w:szCs w:val="20"/>
+        </w:rPr>
+        <w:t xml:space="preserve">pMAX-GFP, stock propio a 583 ng/µl. La muestra 2 es la excepción: ya incorpora pDNA y no se le añadió ninguno.</w:t>
+      </w:r>
+    </w:p>
+    <w:p>
+      <w:pPr>
+        <w:pStyle w:val="ListParagraph"/>
+        <w:numPr>
+          <w:ilvl w:val="0"/>
+          <w:numId w:val="2"/>
+        </w:numPr>
+        <w:spacing w:after="60" w:line="264"/>
+      </w:pPr>
+      <w:r>
+        <w:rPr>
+          <w:rFonts w:ascii="Calibri" w:cs="Calibri" w:eastAsia="Calibri" w:hAnsi="Calibri"/>
+          <w:b/>
+          <w:bCs/>
+          <w:sz w:val="20"/>
+          <w:szCs w:val="20"/>
+        </w:rPr>
+        <w:t xml:space="preserve">Complejación (muestras 1, 4 y 5). </w:t>
+      </w:r>
+      <w:r>
+        <w:rPr>
+          <w:rFonts w:ascii="Calibri" w:cs="Calibri" w:eastAsia="Calibri" w:hAnsi="Calibri"/>
+          <w:sz w:val="20"/>
+          <w:szCs w:val="20"/>
+        </w:rPr>
+        <w:t xml:space="preserve">Muestra y pDNA diluidos por separado en DMEM sin FBS a volúmenes iguales, mezclados y acomplejados 20 minutos con balanceo suave a temperatura ambiente. Después, 10 µl de complejo por pocillo.</w:t>
+      </w:r>
+    </w:p>
+    <w:p>
+      <w:pPr>
+        <w:pStyle w:val="ListParagraph"/>
+        <w:numPr>
+          <w:ilvl w:val="0"/>
+          <w:numId w:val="2"/>
+        </w:numPr>
+        <w:spacing w:after="60" w:line="264"/>
+      </w:pPr>
+      <w:r>
+        <w:rPr>
+          <w:rFonts w:ascii="Calibri" w:cs="Calibri" w:eastAsia="Calibri" w:hAnsi="Calibri"/>
+          <w:b/>
+          <w:bCs/>
+          <w:sz w:val="20"/>
+          <w:szCs w:val="20"/>
+        </w:rPr>
+        <w:t xml:space="preserve">Réplicas. </w:t>
+      </w:r>
+      <w:r>
+        <w:rPr>
+          <w:rFonts w:ascii="Calibri" w:cs="Calibri" w:eastAsia="Calibri" w:hAnsi="Calibri"/>
+          <w:sz w:val="20"/>
+          <w:szCs w:val="20"/>
+        </w:rPr>
+        <w:t xml:space="preserve">Condiciones por triplicado en las muestras 1 y 5. Cada mezcla de 40 µl se repartió en alícuotas de 10 µl.</w:t>
+      </w:r>
+    </w:p>
+    <w:p>
+      <w:pPr>
+        <w:pStyle w:val="ListParagraph"/>
+        <w:numPr>
+          <w:ilvl w:val="0"/>
+          <w:numId w:val="2"/>
+        </w:numPr>
+        <w:spacing w:after="60" w:line="264"/>
+      </w:pPr>
+      <w:r>
+        <w:rPr>
+          <w:rFonts w:ascii="Calibri" w:cs="Calibri" w:eastAsia="Calibri" w:hAnsi="Calibri"/>
+          <w:b/>
+          <w:bCs/>
+          <w:sz w:val="20"/>
+          <w:szCs w:val="20"/>
+        </w:rPr>
+        <w:t xml:space="preserve">Lectura. </w:t>
+      </w:r>
+      <w:r>
+        <w:rPr>
+          <w:rFonts w:ascii="Calibri" w:cs="Calibri" w:eastAsia="Calibri" w:hAnsi="Calibri"/>
+          <w:sz w:val="20"/>
+          <w:szCs w:val="20"/>
+        </w:rPr>
+        <w:t xml:space="preserve">Fluorescencia de toda la placa cada 12 h durante 48 h.</w:t>
+      </w:r>
+    </w:p>
+    <w:p>
+      <w:pPr>
+        <w:spacing w:after="60"/>
       </w:pPr>
     </w:p>
     <w:p>
@@ -810,7 +333,7 @@
           <w:sz w:val="19"/>
           <w:szCs w:val="19"/>
         </w:rPr>
-        <w:t xml:space="preserve">Nuestras notas internas usaban «ME» para todas las muestras. Aquí el ratio ME:pDNA se refiere al </w:t>
+        <w:t xml:space="preserve">El ratio ME:pDNA se refiere al </w:t>
       </w:r>
       <w:r>
         <w:rPr>
@@ -864,7 +387,7 @@
           <w:sz w:val="19"/>
           <w:szCs w:val="19"/>
         </w:rPr>
-        <w:t xml:space="preserve"> en la muestra 5. El ratio ME:DOTAP es constante en cada muestra porque lo fija la formulación.</w:t>
+        <w:t xml:space="preserve"> en las muestras 4 y 5. El ratio ME:DOTAP es constante dentro de cada muestra porque lo fija la formulación.</w:t>
       </w:r>
     </w:p>
     <w:p>
@@ -884,89 +407,662 @@
           <w:sz w:val="25"/>
           <w:szCs w:val="25"/>
         </w:rPr>
-        <w:t xml:space="preserve">2. Procedimiento (muestras 1 y 5)</w:t>
+        <w:t xml:space="preserve">2. Las muestras y el uso que se les ha dado</w:t>
       </w:r>
-    </w:p>
-    <w:p>
-      <w:pPr>
-        <w:spacing w:after="100" w:before="0" w:line="264"/>
-      </w:pPr>
-      <w:r>
-        <w:rPr>
-          <w:rFonts w:ascii="Calibri" w:cs="Calibri" w:eastAsia="Calibri" w:hAnsi="Calibri"/>
-          <w:sz w:val="20"/>
-          <w:szCs w:val="20"/>
-        </w:rPr>
-        <w:t xml:space="preserve">Muestra diluida en DMEM sin FBS hasta 20 µl en un eppendorf; pDNA (stock propio a 583 ng/µl) diluido en DMEM sin FBS hasta 20 µl en otro; se añade el primero sobre el segundo; 15 minutos de balanceo suave a temperatura ambiente; 10 µl del complejo a cada uno de los 4 pocillos. Cada mezcla de 40 µl cubre las 4 réplicas, de modo que cada pocillo recibe la cuarta parte de lo pipeteado.</w:t>
-      </w:r>
-    </w:p>
-    <w:p>
-      <w:pPr>
-        <w:spacing w:after="100" w:before="0" w:line="264"/>
-      </w:pPr>
-      <w:r>
-        <w:rPr>
-          <w:rFonts w:ascii="Calibri" w:cs="Calibri" w:eastAsia="Calibri" w:hAnsi="Calibri"/>
-          <w:sz w:val="20"/>
-          <w:szCs w:val="20"/>
-        </w:rPr>
-        <w:t xml:space="preserve">La muestra 2 no requiere complejación —ya lleva el pDNA— y se añadió directamente al medio; se comprobó antes que no quedaba flotando por su carácter oleoso.</w:t>
-      </w:r>
-    </w:p>
-    <w:p>
-      <w:pPr>
-        <w:spacing w:after="60"/>
-      </w:pPr>
     </w:p>
     <w:tbl>
       <w:tblPr>
         <w:tblW w:type="dxa" w:w="9740"/>
         <w:tblBorders>
-          <w:top w:val="single" w:color="9CC2E5" w:sz="2"/>
-          <w:left w:val="single" w:color="2E74B5" w:sz="18"/>
-          <w:bottom w:val="single" w:color="9CC2E5" w:sz="2"/>
-          <w:right w:val="single" w:color="9CC2E5" w:sz="2"/>
-          <w:insideH w:val="none"/>
-          <w:insideV w:val="none"/>
+          <w:top w:val="single" w:color="1F4E79" w:sz="4"/>
+          <w:left w:val="single" w:color="BFBFBF" w:sz="2"/>
+          <w:bottom w:val="single" w:color="1F4E79" w:sz="4"/>
+          <w:right w:val="single" w:color="BFBFBF" w:sz="2"/>
+          <w:insideH w:val="single" w:color="BFBFBF" w:sz="2"/>
+          <w:insideV w:val="single" w:color="BFBFBF" w:sz="2"/>
         </w:tblBorders>
       </w:tblPr>
       <w:tblGrid>
-        <w:gridCol w:w="9740"/>
+        <w:gridCol w:w="850"/>
+        <w:gridCol w:w="2600"/>
+        <w:gridCol w:w="4090"/>
+        <w:gridCol w:w="2200"/>
       </w:tblGrid>
       <w:tr>
-        <w:tc>
-          <w:tcPr>
-            <w:tcW w:type="dxa" w:w="9740"/>
-            <w:shd w:fill="EAF1F8" w:color="auto" w:val="clear"/>
-            <w:tcMar>
-              <w:top w:type="dxa" w:w="90"/>
-              <w:left w:type="dxa" w:w="150"/>
-              <w:bottom w:type="dxa" w:w="90"/>
-              <w:right w:type="dxa" w:w="130"/>
-            </w:tcMar>
-          </w:tcPr>
-          <w:p>
-            <w:pPr>
-              <w:spacing w:after="0" w:line="252"/>
+        <w:trPr>
+          <w:tblHeader/>
+        </w:trPr>
+        <w:tc>
+          <w:tcPr>
+            <w:tcW w:type="dxa" w:w="850"/>
+            <w:shd w:fill="1F4E79" w:color="auto" w:val="clear"/>
+            <w:tcMar>
+              <w:top w:type="dxa" w:w="40"/>
+              <w:left w:type="dxa" w:w="70"/>
+              <w:bottom w:type="dxa" w:w="40"/>
+              <w:right w:type="dxa" w:w="70"/>
+            </w:tcMar>
+          </w:tcPr>
+          <w:p>
+            <w:pPr>
+              <w:spacing w:after="0" w:line="228"/>
+              <w:jc w:val="center"/>
             </w:pPr>
             <w:r>
               <w:rPr>
                 <w:rFonts w:ascii="Calibri" w:cs="Calibri" w:eastAsia="Calibri" w:hAnsi="Calibri"/>
                 <w:b/>
                 <w:bCs/>
-                <w:color w:val="1F4E79"/>
-                <w:sz w:val="19"/>
-                <w:szCs w:val="19"/>
-              </w:rPr>
-              <w:t xml:space="preserve">Base de cálculo de las concentraciones: </w:t>
-            </w:r>
-            <w:r>
-              <w:rPr>
-                <w:rFonts w:ascii="Calibri" w:cs="Calibri" w:eastAsia="Calibri" w:hAnsi="Calibri"/>
-                <w:sz w:val="19"/>
-                <w:szCs w:val="19"/>
-              </w:rPr>
-              <w:t xml:space="preserve">en las muestras 1 y 5 se toma un volumen final de 110 µl por pocillo (100 µl de medio + 10 µl de complejo). En la muestra 2 los volúmenes finales son exactos y constan en su tabla.</w:t>
+                <w:color w:val="FFFFFF"/>
+                <w:sz w:val="17"/>
+                <w:szCs w:val="17"/>
+              </w:rPr>
+              <w:t xml:space="preserve">Muestra</w:t>
+            </w:r>
+          </w:p>
+        </w:tc>
+        <w:tc>
+          <w:tcPr>
+            <w:tcW w:type="dxa" w:w="2600"/>
+            <w:shd w:fill="1F4E79" w:color="auto" w:val="clear"/>
+            <w:tcMar>
+              <w:top w:type="dxa" w:w="40"/>
+              <w:left w:type="dxa" w:w="70"/>
+              <w:bottom w:type="dxa" w:w="40"/>
+              <w:right w:type="dxa" w:w="70"/>
+            </w:tcMar>
+          </w:tcPr>
+          <w:p>
+            <w:pPr>
+              <w:spacing w:after="0" w:line="228"/>
+              <w:jc w:val="center"/>
+            </w:pPr>
+            <w:r>
+              <w:rPr>
+                <w:rFonts w:ascii="Calibri" w:cs="Calibri" w:eastAsia="Calibri" w:hAnsi="Calibri"/>
+                <w:b/>
+                <w:bCs/>
+                <w:color w:val="FFFFFF"/>
+                <w:sz w:val="17"/>
+                <w:szCs w:val="17"/>
+              </w:rPr>
+              <w:t xml:space="preserve">Formulación</w:t>
+            </w:r>
+          </w:p>
+        </w:tc>
+        <w:tc>
+          <w:tcPr>
+            <w:tcW w:type="dxa" w:w="4090"/>
+            <w:shd w:fill="1F4E79" w:color="auto" w:val="clear"/>
+            <w:tcMar>
+              <w:top w:type="dxa" w:w="40"/>
+              <w:left w:type="dxa" w:w="70"/>
+              <w:bottom w:type="dxa" w:w="40"/>
+              <w:right w:type="dxa" w:w="70"/>
+            </w:tcMar>
+          </w:tcPr>
+          <w:p>
+            <w:pPr>
+              <w:spacing w:after="0" w:line="228"/>
+              <w:jc w:val="center"/>
+            </w:pPr>
+            <w:r>
+              <w:rPr>
+                <w:rFonts w:ascii="Calibri" w:cs="Calibri" w:eastAsia="Calibri" w:hAnsi="Calibri"/>
+                <w:b/>
+                <w:bCs/>
+                <w:color w:val="FFFFFF"/>
+                <w:sz w:val="17"/>
+                <w:szCs w:val="17"/>
+              </w:rPr>
+              <w:t xml:space="preserve">Datos empleados en los cálculos</w:t>
+            </w:r>
+          </w:p>
+        </w:tc>
+        <w:tc>
+          <w:tcPr>
+            <w:tcW w:type="dxa" w:w="2200"/>
+            <w:shd w:fill="1F4E79" w:color="auto" w:val="clear"/>
+            <w:tcMar>
+              <w:top w:type="dxa" w:w="40"/>
+              <w:left w:type="dxa" w:w="70"/>
+              <w:bottom w:type="dxa" w:w="40"/>
+              <w:right w:type="dxa" w:w="70"/>
+            </w:tcMar>
+          </w:tcPr>
+          <w:p>
+            <w:pPr>
+              <w:spacing w:after="0" w:line="228"/>
+              <w:jc w:val="center"/>
+            </w:pPr>
+            <w:r>
+              <w:rPr>
+                <w:rFonts w:ascii="Calibri" w:cs="Calibri" w:eastAsia="Calibri" w:hAnsi="Calibri"/>
+                <w:b/>
+                <w:bCs/>
+                <w:color w:val="FFFFFF"/>
+                <w:sz w:val="17"/>
+                <w:szCs w:val="17"/>
+              </w:rPr>
+              <w:t xml:space="preserve">Uso</w:t>
+            </w:r>
+          </w:p>
+        </w:tc>
+      </w:tr>
+      <w:tr>
+        <w:tc>
+          <w:tcPr>
+            <w:tcW w:type="dxa" w:w="850"/>
+            <w:tcMar>
+              <w:top w:type="dxa" w:w="40"/>
+              <w:left w:type="dxa" w:w="70"/>
+              <w:bottom w:type="dxa" w:w="40"/>
+              <w:right w:type="dxa" w:w="70"/>
+            </w:tcMar>
+          </w:tcPr>
+          <w:p>
+            <w:pPr>
+              <w:spacing w:after="0" w:line="228"/>
+              <w:jc w:val="center"/>
+            </w:pPr>
+            <w:r>
+              <w:rPr>
+                <w:rFonts w:ascii="Calibri" w:cs="Calibri" w:eastAsia="Calibri" w:hAnsi="Calibri"/>
+                <w:sz w:val="17"/>
+                <w:szCs w:val="17"/>
+              </w:rPr>
+              <w:t xml:space="preserve">1</w:t>
+            </w:r>
+          </w:p>
+        </w:tc>
+        <w:tc>
+          <w:tcPr>
+            <w:tcW w:type="dxa" w:w="2600"/>
+            <w:tcMar>
+              <w:top w:type="dxa" w:w="40"/>
+              <w:left w:type="dxa" w:w="70"/>
+              <w:bottom w:type="dxa" w:w="40"/>
+              <w:right w:type="dxa" w:w="70"/>
+            </w:tcMar>
+          </w:tcPr>
+          <w:p>
+            <w:pPr>
+              <w:spacing w:after="0" w:line="228"/>
+              <w:jc w:val="left"/>
+            </w:pPr>
+            <w:r>
+              <w:rPr>
+                <w:rFonts w:ascii="Calibri" w:cs="Calibri" w:eastAsia="Calibri" w:hAnsi="Calibri"/>
+                <w:sz w:val="17"/>
+                <w:szCs w:val="17"/>
+              </w:rPr>
+              <w:t xml:space="preserve">Microemulsión O/A, DOTAP + DOPE</w:t>
+            </w:r>
+          </w:p>
+        </w:tc>
+        <w:tc>
+          <w:tcPr>
+            <w:tcW w:type="dxa" w:w="4090"/>
+            <w:tcMar>
+              <w:top w:type="dxa" w:w="40"/>
+              <w:left w:type="dxa" w:w="70"/>
+              <w:bottom w:type="dxa" w:w="40"/>
+              <w:right w:type="dxa" w:w="70"/>
+            </w:tcMar>
+          </w:tcPr>
+          <w:p>
+            <w:pPr>
+              <w:spacing w:after="0" w:line="228"/>
+              <w:jc w:val="left"/>
+            </w:pPr>
+            <w:r>
+              <w:rPr>
+                <w:rFonts w:ascii="Calibri" w:cs="Calibri" w:eastAsia="Calibri" w:hAnsi="Calibri"/>
+                <w:sz w:val="17"/>
+                <w:szCs w:val="17"/>
+              </w:rPr>
+              <w:t xml:space="preserve">Lípido total 37 mg/mL · DOTAP 3,4 mg/mL · ζ +38 mV · 32 nm</w:t>
+            </w:r>
+          </w:p>
+        </w:tc>
+        <w:tc>
+          <w:tcPr>
+            <w:tcW w:type="dxa" w:w="2200"/>
+            <w:tcMar>
+              <w:top w:type="dxa" w:w="40"/>
+              <w:left w:type="dxa" w:w="70"/>
+              <w:bottom w:type="dxa" w:w="40"/>
+              <w:right w:type="dxa" w:w="70"/>
+            </w:tcMar>
+          </w:tcPr>
+          <w:p>
+            <w:pPr>
+              <w:spacing w:after="0" w:line="228"/>
+              <w:jc w:val="left"/>
+            </w:pPr>
+            <w:r>
+              <w:rPr>
+                <w:rFonts w:ascii="Calibri" w:cs="Calibri" w:eastAsia="Calibri" w:hAnsi="Calibri"/>
+                <w:sz w:val="17"/>
+                <w:szCs w:val="17"/>
+              </w:rPr>
+              <w:t xml:space="preserve">12 condiciones</w:t>
+            </w:r>
+          </w:p>
+        </w:tc>
+      </w:tr>
+      <w:tr>
+        <w:tc>
+          <w:tcPr>
+            <w:tcW w:type="dxa" w:w="850"/>
+            <w:shd w:fill="F2F2F2" w:color="auto" w:val="clear"/>
+            <w:tcMar>
+              <w:top w:type="dxa" w:w="40"/>
+              <w:left w:type="dxa" w:w="70"/>
+              <w:bottom w:type="dxa" w:w="40"/>
+              <w:right w:type="dxa" w:w="70"/>
+            </w:tcMar>
+          </w:tcPr>
+          <w:p>
+            <w:pPr>
+              <w:spacing w:after="0" w:line="228"/>
+              <w:jc w:val="center"/>
+            </w:pPr>
+            <w:r>
+              <w:rPr>
+                <w:rFonts w:ascii="Calibri" w:cs="Calibri" w:eastAsia="Calibri" w:hAnsi="Calibri"/>
+                <w:sz w:val="17"/>
+                <w:szCs w:val="17"/>
+              </w:rPr>
+              <w:t xml:space="preserve">2</w:t>
+            </w:r>
+          </w:p>
+        </w:tc>
+        <w:tc>
+          <w:tcPr>
+            <w:tcW w:type="dxa" w:w="2600"/>
+            <w:shd w:fill="F2F2F2" w:color="auto" w:val="clear"/>
+            <w:tcMar>
+              <w:top w:type="dxa" w:w="40"/>
+              <w:left w:type="dxa" w:w="70"/>
+              <w:bottom w:type="dxa" w:w="40"/>
+              <w:right w:type="dxa" w:w="70"/>
+            </w:tcMar>
+          </w:tcPr>
+          <w:p>
+            <w:pPr>
+              <w:spacing w:after="0" w:line="228"/>
+              <w:jc w:val="left"/>
+            </w:pPr>
+            <w:r>
+              <w:rPr>
+                <w:rFonts w:ascii="Calibri" w:cs="Calibri" w:eastAsia="Calibri" w:hAnsi="Calibri"/>
+                <w:sz w:val="17"/>
+                <w:szCs w:val="17"/>
+              </w:rPr>
+              <w:t xml:space="preserve">Microemulsión A/O con pDNA encapsulado</w:t>
+            </w:r>
+          </w:p>
+        </w:tc>
+        <w:tc>
+          <w:tcPr>
+            <w:tcW w:type="dxa" w:w="4090"/>
+            <w:shd w:fill="F2F2F2" w:color="auto" w:val="clear"/>
+            <w:tcMar>
+              <w:top w:type="dxa" w:w="40"/>
+              <w:left w:type="dxa" w:w="70"/>
+              <w:bottom w:type="dxa" w:w="40"/>
+              <w:right w:type="dxa" w:w="70"/>
+            </w:tcMar>
+          </w:tcPr>
+          <w:p>
+            <w:pPr>
+              <w:spacing w:after="0" w:line="228"/>
+              <w:jc w:val="left"/>
+            </w:pPr>
+            <w:r>
+              <w:rPr>
+                <w:rFonts w:ascii="Calibri" w:cs="Calibri" w:eastAsia="Calibri" w:hAnsi="Calibri"/>
+                <w:sz w:val="17"/>
+                <w:szCs w:val="17"/>
+              </w:rPr>
+              <w:t xml:space="preserve">pDNA 10 µg/mL · DOTAP 1 % (10 mg/mL) · ~20 nm</w:t>
+            </w:r>
+          </w:p>
+        </w:tc>
+        <w:tc>
+          <w:tcPr>
+            <w:tcW w:type="dxa" w:w="2200"/>
+            <w:shd w:fill="F2F2F2" w:color="auto" w:val="clear"/>
+            <w:tcMar>
+              <w:top w:type="dxa" w:w="40"/>
+              <w:left w:type="dxa" w:w="70"/>
+              <w:bottom w:type="dxa" w:w="40"/>
+              <w:right w:type="dxa" w:w="70"/>
+            </w:tcMar>
+          </w:tcPr>
+          <w:p>
+            <w:pPr>
+              <w:spacing w:after="0" w:line="228"/>
+              <w:jc w:val="left"/>
+            </w:pPr>
+            <w:r>
+              <w:rPr>
+                <w:rFonts w:ascii="Calibri" w:cs="Calibri" w:eastAsia="Calibri" w:hAnsi="Calibri"/>
+                <w:sz w:val="17"/>
+                <w:szCs w:val="17"/>
+              </w:rPr>
+              <w:t xml:space="preserve">2 condiciones (ver apartado 4)</w:t>
+            </w:r>
+          </w:p>
+        </w:tc>
+      </w:tr>
+      <w:tr>
+        <w:tc>
+          <w:tcPr>
+            <w:tcW w:type="dxa" w:w="850"/>
+            <w:tcMar>
+              <w:top w:type="dxa" w:w="40"/>
+              <w:left w:type="dxa" w:w="70"/>
+              <w:bottom w:type="dxa" w:w="40"/>
+              <w:right w:type="dxa" w:w="70"/>
+            </w:tcMar>
+          </w:tcPr>
+          <w:p>
+            <w:pPr>
+              <w:spacing w:after="0" w:line="228"/>
+              <w:jc w:val="center"/>
+            </w:pPr>
+            <w:r>
+              <w:rPr>
+                <w:rFonts w:ascii="Calibri" w:cs="Calibri" w:eastAsia="Calibri" w:hAnsi="Calibri"/>
+                <w:sz w:val="17"/>
+                <w:szCs w:val="17"/>
+              </w:rPr>
+              <w:t xml:space="preserve">3</w:t>
+            </w:r>
+          </w:p>
+        </w:tc>
+        <w:tc>
+          <w:tcPr>
+            <w:tcW w:type="dxa" w:w="2600"/>
+            <w:tcMar>
+              <w:top w:type="dxa" w:w="40"/>
+              <w:left w:type="dxa" w:w="70"/>
+              <w:bottom w:type="dxa" w:w="40"/>
+              <w:right w:type="dxa" w:w="70"/>
+            </w:tcMar>
+          </w:tcPr>
+          <w:p>
+            <w:pPr>
+              <w:spacing w:after="0" w:line="228"/>
+              <w:jc w:val="left"/>
+            </w:pPr>
+            <w:r>
+              <w:rPr>
+                <w:rFonts w:ascii="Calibri" w:cs="Calibri" w:eastAsia="Calibri" w:hAnsi="Calibri"/>
+                <w:sz w:val="17"/>
+                <w:szCs w:val="17"/>
+              </w:rPr>
+              <w:t xml:space="preserve">Microemulsión A/O sin pDNA</w:t>
+            </w:r>
+          </w:p>
+        </w:tc>
+        <w:tc>
+          <w:tcPr>
+            <w:tcW w:type="dxa" w:w="4090"/>
+            <w:tcMar>
+              <w:top w:type="dxa" w:w="40"/>
+              <w:left w:type="dxa" w:w="70"/>
+              <w:bottom w:type="dxa" w:w="40"/>
+              <w:right w:type="dxa" w:w="70"/>
+            </w:tcMar>
+          </w:tcPr>
+          <w:p>
+            <w:pPr>
+              <w:spacing w:after="0" w:line="228"/>
+              <w:jc w:val="left"/>
+            </w:pPr>
+            <w:r>
+              <w:rPr>
+                <w:rFonts w:ascii="Calibri" w:cs="Calibri" w:eastAsia="Calibri" w:hAnsi="Calibri"/>
+                <w:sz w:val="17"/>
+                <w:szCs w:val="17"/>
+              </w:rPr>
+              <w:t xml:space="preserve">DOTAP 1 %, igual que la muestra 2</w:t>
+            </w:r>
+          </w:p>
+        </w:tc>
+        <w:tc>
+          <w:tcPr>
+            <w:tcW w:type="dxa" w:w="2200"/>
+            <w:tcMar>
+              <w:top w:type="dxa" w:w="40"/>
+              <w:left w:type="dxa" w:w="70"/>
+              <w:bottom w:type="dxa" w:w="40"/>
+              <w:right w:type="dxa" w:w="70"/>
+            </w:tcMar>
+          </w:tcPr>
+          <w:p>
+            <w:pPr>
+              <w:spacing w:after="0" w:line="228"/>
+              <w:jc w:val="left"/>
+            </w:pPr>
+            <w:r>
+              <w:rPr>
+                <w:rFonts w:ascii="Calibri" w:cs="Calibri" w:eastAsia="Calibri" w:hAnsi="Calibri"/>
+                <w:sz w:val="17"/>
+                <w:szCs w:val="17"/>
+              </w:rPr>
+              <w:t xml:space="preserve">No ensayada</w:t>
+            </w:r>
+          </w:p>
+        </w:tc>
+      </w:tr>
+      <w:tr>
+        <w:tc>
+          <w:tcPr>
+            <w:tcW w:type="dxa" w:w="850"/>
+            <w:shd w:fill="F2F2F2" w:color="auto" w:val="clear"/>
+            <w:tcMar>
+              <w:top w:type="dxa" w:w="40"/>
+              <w:left w:type="dxa" w:w="70"/>
+              <w:bottom w:type="dxa" w:w="40"/>
+              <w:right w:type="dxa" w:w="70"/>
+            </w:tcMar>
+          </w:tcPr>
+          <w:p>
+            <w:pPr>
+              <w:spacing w:after="0" w:line="228"/>
+              <w:jc w:val="center"/>
+            </w:pPr>
+            <w:r>
+              <w:rPr>
+                <w:rFonts w:ascii="Calibri" w:cs="Calibri" w:eastAsia="Calibri" w:hAnsi="Calibri"/>
+                <w:sz w:val="17"/>
+                <w:szCs w:val="17"/>
+              </w:rPr>
+              <w:t xml:space="preserve">4</w:t>
+            </w:r>
+          </w:p>
+        </w:tc>
+        <w:tc>
+          <w:tcPr>
+            <w:tcW w:type="dxa" w:w="2600"/>
+            <w:shd w:fill="F2F2F2" w:color="auto" w:val="clear"/>
+            <w:tcMar>
+              <w:top w:type="dxa" w:w="40"/>
+              <w:left w:type="dxa" w:w="70"/>
+              <w:bottom w:type="dxa" w:w="40"/>
+              <w:right w:type="dxa" w:w="70"/>
+            </w:tcMar>
+          </w:tcPr>
+          <w:p>
+            <w:pPr>
+              <w:spacing w:after="0" w:line="228"/>
+              <w:jc w:val="left"/>
+            </w:pPr>
+            <w:r>
+              <w:rPr>
+                <w:rFonts w:ascii="Calibri" w:cs="Calibri" w:eastAsia="Calibri" w:hAnsi="Calibri"/>
+                <w:sz w:val="17"/>
+                <w:szCs w:val="17"/>
+              </w:rPr>
+              <w:t xml:space="preserve">Liposomas DOTAP + DOPE liofilizados, trehalosa 10 %</w:t>
+            </w:r>
+          </w:p>
+        </w:tc>
+        <w:tc>
+          <w:tcPr>
+            <w:tcW w:type="dxa" w:w="4090"/>
+            <w:shd w:fill="F2F2F2" w:color="auto" w:val="clear"/>
+            <w:tcMar>
+              <w:top w:type="dxa" w:w="40"/>
+              <w:left w:type="dxa" w:w="70"/>
+              <w:bottom w:type="dxa" w:w="40"/>
+              <w:right w:type="dxa" w:w="70"/>
+            </w:tcMar>
+          </w:tcPr>
+          <w:p>
+            <w:pPr>
+              <w:spacing w:after="0" w:line="228"/>
+              <w:jc w:val="left"/>
+            </w:pPr>
+            <w:r>
+              <w:rPr>
+                <w:rFonts w:ascii="Calibri" w:cs="Calibri" w:eastAsia="Calibri" w:hAnsi="Calibri"/>
+                <w:sz w:val="17"/>
+                <w:szCs w:val="17"/>
+              </w:rPr>
+              <w:t xml:space="preserve">Liofilizado de 10 µl: 100 µg de liposomas y 10 µg de DOTAP · ~150 nm</w:t>
+            </w:r>
+          </w:p>
+        </w:tc>
+        <w:tc>
+          <w:tcPr>
+            <w:tcW w:type="dxa" w:w="2200"/>
+            <w:shd w:fill="F2F2F2" w:color="auto" w:val="clear"/>
+            <w:tcMar>
+              <w:top w:type="dxa" w:w="40"/>
+              <w:left w:type="dxa" w:w="70"/>
+              <w:bottom w:type="dxa" w:w="40"/>
+              <w:right w:type="dxa" w:w="70"/>
+            </w:tcMar>
+          </w:tcPr>
+          <w:p>
+            <w:pPr>
+              <w:spacing w:after="0" w:line="228"/>
+              <w:jc w:val="left"/>
+            </w:pPr>
+            <w:r>
+              <w:rPr>
+                <w:rFonts w:ascii="Calibri" w:cs="Calibri" w:eastAsia="Calibri" w:hAnsi="Calibri"/>
+                <w:sz w:val="17"/>
+                <w:szCs w:val="17"/>
+              </w:rPr>
+              <w:t xml:space="preserve">1 condición</w:t>
+            </w:r>
+          </w:p>
+        </w:tc>
+      </w:tr>
+      <w:tr>
+        <w:tc>
+          <w:tcPr>
+            <w:tcW w:type="dxa" w:w="850"/>
+            <w:tcMar>
+              <w:top w:type="dxa" w:w="40"/>
+              <w:left w:type="dxa" w:w="70"/>
+              <w:bottom w:type="dxa" w:w="40"/>
+              <w:right w:type="dxa" w:w="70"/>
+            </w:tcMar>
+          </w:tcPr>
+          <w:p>
+            <w:pPr>
+              <w:spacing w:after="0" w:line="228"/>
+              <w:jc w:val="center"/>
+            </w:pPr>
+            <w:r>
+              <w:rPr>
+                <w:rFonts w:ascii="Calibri" w:cs="Calibri" w:eastAsia="Calibri" w:hAnsi="Calibri"/>
+                <w:sz w:val="17"/>
+                <w:szCs w:val="17"/>
+              </w:rPr>
+              <w:t xml:space="preserve">5</w:t>
+            </w:r>
+          </w:p>
+        </w:tc>
+        <w:tc>
+          <w:tcPr>
+            <w:tcW w:type="dxa" w:w="2600"/>
+            <w:tcMar>
+              <w:top w:type="dxa" w:w="40"/>
+              <w:left w:type="dxa" w:w="70"/>
+              <w:bottom w:type="dxa" w:w="40"/>
+              <w:right w:type="dxa" w:w="70"/>
+            </w:tcMar>
+          </w:tcPr>
+          <w:p>
+            <w:pPr>
+              <w:spacing w:after="0" w:line="228"/>
+              <w:jc w:val="left"/>
+            </w:pPr>
+            <w:r>
+              <w:rPr>
+                <w:rFonts w:ascii="Calibri" w:cs="Calibri" w:eastAsia="Calibri" w:hAnsi="Calibri"/>
+                <w:sz w:val="17"/>
+                <w:szCs w:val="17"/>
+              </w:rPr>
+              <w:t xml:space="preserve">Liposomas DOTAP + DOPE sin liofilizar, trehalosa 10 %</w:t>
+            </w:r>
+          </w:p>
+        </w:tc>
+        <w:tc>
+          <w:tcPr>
+            <w:tcW w:type="dxa" w:w="4090"/>
+            <w:tcMar>
+              <w:top w:type="dxa" w:w="40"/>
+              <w:left w:type="dxa" w:w="70"/>
+              <w:bottom w:type="dxa" w:w="40"/>
+              <w:right w:type="dxa" w:w="70"/>
+            </w:tcMar>
+          </w:tcPr>
+          <w:p>
+            <w:pPr>
+              <w:spacing w:after="0" w:line="228"/>
+              <w:jc w:val="left"/>
+            </w:pPr>
+            <w:r>
+              <w:rPr>
+                <w:rFonts w:ascii="Calibri" w:cs="Calibri" w:eastAsia="Calibri" w:hAnsi="Calibri"/>
+                <w:sz w:val="17"/>
+                <w:szCs w:val="17"/>
+              </w:rPr>
+              <w:t xml:space="preserve">Liposomas 10 mg/mL · DOTAP 1 mg/mL</w:t>
+            </w:r>
+          </w:p>
+        </w:tc>
+        <w:tc>
+          <w:tcPr>
+            <w:tcW w:type="dxa" w:w="2200"/>
+            <w:tcMar>
+              <w:top w:type="dxa" w:w="40"/>
+              <w:left w:type="dxa" w:w="70"/>
+              <w:bottom w:type="dxa" w:w="40"/>
+              <w:right w:type="dxa" w:w="70"/>
+            </w:tcMar>
+          </w:tcPr>
+          <w:p>
+            <w:pPr>
+              <w:spacing w:after="0" w:line="228"/>
+              <w:jc w:val="left"/>
+            </w:pPr>
+            <w:r>
+              <w:rPr>
+                <w:rFonts w:ascii="Calibri" w:cs="Calibri" w:eastAsia="Calibri" w:hAnsi="Calibri"/>
+                <w:sz w:val="17"/>
+                <w:szCs w:val="17"/>
+              </w:rPr>
+              <w:t xml:space="preserve">6 condiciones</w:t>
             </w:r>
           </w:p>
         </w:tc>
@@ -1005,15 +1101,15 @@
         </w:tblBorders>
       </w:tblPr>
       <w:tblGrid>
-        <w:gridCol w:w="1250"/>
-        <w:gridCol w:w="1500"/>
+        <w:gridCol w:w="1550"/>
+        <w:gridCol w:w="1450"/>
+        <w:gridCol w:w="900"/>
+        <w:gridCol w:w="1100"/>
         <w:gridCol w:w="950"/>
-        <w:gridCol w:w="1150"/>
+        <w:gridCol w:w="850"/>
         <w:gridCol w:w="1000"/>
-        <w:gridCol w:w="950"/>
         <w:gridCol w:w="1000"/>
-        <w:gridCol w:w="1050"/>
-        <w:gridCol w:w="890"/>
+        <w:gridCol w:w="940"/>
       </w:tblGrid>
       <w:tr>
         <w:trPr>
@@ -1021,7 +1117,7 @@
         </w:trPr>
         <w:tc>
           <w:tcPr>
-            <w:tcW w:type="dxa" w:w="1250"/>
+            <w:tcW w:type="dxa" w:w="1550"/>
             <w:shd w:fill="1F4E79" w:color="auto" w:val="clear"/>
             <w:tcMar>
               <w:top w:type="dxa" w:w="40"/>
@@ -1050,7 +1146,7 @@
         </w:tc>
         <w:tc>
           <w:tcPr>
-            <w:tcW w:type="dxa" w:w="1500"/>
+            <w:tcW w:type="dxa" w:w="1450"/>
             <w:shd w:fill="1F4E79" w:color="auto" w:val="clear"/>
             <w:tcMar>
               <w:top w:type="dxa" w:w="40"/>
@@ -1079,7 +1175,7 @@
         </w:tc>
         <w:tc>
           <w:tcPr>
-            <w:tcW w:type="dxa" w:w="950"/>
+            <w:tcW w:type="dxa" w:w="900"/>
             <w:shd w:fill="1F4E79" w:color="auto" w:val="clear"/>
             <w:tcMar>
               <w:top w:type="dxa" w:w="40"/>
@@ -1108,7 +1204,7 @@
         </w:tc>
         <w:tc>
           <w:tcPr>
-            <w:tcW w:type="dxa" w:w="1150"/>
+            <w:tcW w:type="dxa" w:w="1100"/>
             <w:shd w:fill="1F4E79" w:color="auto" w:val="clear"/>
             <w:tcMar>
               <w:top w:type="dxa" w:w="40"/>
@@ -1137,7 +1233,7 @@
         </w:tc>
         <w:tc>
           <w:tcPr>
-            <w:tcW w:type="dxa" w:w="1000"/>
+            <w:tcW w:type="dxa" w:w="950"/>
             <w:shd w:fill="1F4E79" w:color="auto" w:val="clear"/>
             <w:tcMar>
               <w:top w:type="dxa" w:w="40"/>
@@ -1166,7 +1262,7 @@
         </w:tc>
         <w:tc>
           <w:tcPr>
-            <w:tcW w:type="dxa" w:w="950"/>
+            <w:tcW w:type="dxa" w:w="850"/>
             <w:shd w:fill="1F4E79" w:color="auto" w:val="clear"/>
             <w:tcMar>
               <w:top w:type="dxa" w:w="40"/>
@@ -1189,7 +1285,7 @@
                 <w:sz w:val="16"/>
                 <w:szCs w:val="16"/>
               </w:rPr>
-              <w:t xml:space="preserve">pDNA (ng)</w:t>
+              <w:t xml:space="preserve">pDNA (µg)</w:t>
             </w:r>
           </w:p>
         </w:tc>
@@ -1224,7 +1320,7 @@
         </w:tc>
         <w:tc>
           <w:tcPr>
-            <w:tcW w:type="dxa" w:w="1050"/>
+            <w:tcW w:type="dxa" w:w="1000"/>
             <w:shd w:fill="1F4E79" w:color="auto" w:val="clear"/>
             <w:tcMar>
               <w:top w:type="dxa" w:w="40"/>
@@ -1253,7 +1349,7 @@
         </w:tc>
         <w:tc>
           <w:tcPr>
-            <w:tcW w:type="dxa" w:w="890"/>
+            <w:tcW w:type="dxa" w:w="940"/>
             <w:shd w:fill="1F4E79" w:color="auto" w:val="clear"/>
             <w:tcMar>
               <w:top w:type="dxa" w:w="40"/>
@@ -1284,7 +1380,7 @@
       <w:tr>
         <w:tc>
           <w:tcPr>
-            <w:tcW w:type="dxa" w:w="1250"/>
+            <w:tcW w:type="dxa" w:w="1550"/>
             <w:tcMar>
               <w:top w:type="dxa" w:w="40"/>
               <w:left w:type="dxa" w:w="70"/>
@@ -1303,13 +1399,13 @@
                 <w:sz w:val="16"/>
                 <w:szCs w:val="16"/>
               </w:rPr>
-              <w:t xml:space="preserve">0,25 µl + 0,3 µg</w:t>
-            </w:r>
-          </w:p>
-        </w:tc>
-        <w:tc>
-          <w:tcPr>
-            <w:tcW w:type="dxa" w:w="1500"/>
+              <w:t xml:space="preserve">9,25 µg ME + 0,3 µg</w:t>
+            </w:r>
+          </w:p>
+        </w:tc>
+        <w:tc>
+          <w:tcPr>
+            <w:tcW w:type="dxa" w:w="1450"/>
             <w:tcMar>
               <w:top w:type="dxa" w:w="40"/>
               <w:left w:type="dxa" w:w="70"/>
@@ -1334,6 +1430,56 @@
         </w:tc>
         <w:tc>
           <w:tcPr>
+            <w:tcW w:type="dxa" w:w="900"/>
+            <w:tcMar>
+              <w:top w:type="dxa" w:w="40"/>
+              <w:left w:type="dxa" w:w="70"/>
+              <w:bottom w:type="dxa" w:w="40"/>
+              <w:right w:type="dxa" w:w="70"/>
+            </w:tcMar>
+          </w:tcPr>
+          <w:p>
+            <w:pPr>
+              <w:spacing w:after="0" w:line="228"/>
+              <w:jc w:val="center"/>
+            </w:pPr>
+            <w:r>
+              <w:rPr>
+                <w:rFonts w:ascii="Calibri" w:cs="Calibri" w:eastAsia="Calibri" w:hAnsi="Calibri"/>
+                <w:sz w:val="16"/>
+                <w:szCs w:val="16"/>
+              </w:rPr>
+              <w:t xml:space="preserve">9,25</w:t>
+            </w:r>
+          </w:p>
+        </w:tc>
+        <w:tc>
+          <w:tcPr>
+            <w:tcW w:type="dxa" w:w="1100"/>
+            <w:tcMar>
+              <w:top w:type="dxa" w:w="40"/>
+              <w:left w:type="dxa" w:w="70"/>
+              <w:bottom w:type="dxa" w:w="40"/>
+              <w:right w:type="dxa" w:w="70"/>
+            </w:tcMar>
+          </w:tcPr>
+          <w:p>
+            <w:pPr>
+              <w:spacing w:after="0" w:line="228"/>
+              <w:jc w:val="center"/>
+            </w:pPr>
+            <w:r>
+              <w:rPr>
+                <w:rFonts w:ascii="Calibri" w:cs="Calibri" w:eastAsia="Calibri" w:hAnsi="Calibri"/>
+                <w:sz w:val="16"/>
+                <w:szCs w:val="16"/>
+              </w:rPr>
+              <w:t xml:space="preserve">92,5</w:t>
+            </w:r>
+          </w:p>
+        </w:tc>
+        <w:tc>
+          <w:tcPr>
             <w:tcW w:type="dxa" w:w="950"/>
             <w:tcMar>
               <w:top w:type="dxa" w:w="40"/>
@@ -1353,32 +1499,32 @@
                 <w:sz w:val="16"/>
                 <w:szCs w:val="16"/>
               </w:rPr>
-              <w:t xml:space="preserve">9,25</w:t>
-            </w:r>
-          </w:p>
-        </w:tc>
-        <w:tc>
-          <w:tcPr>
-            <w:tcW w:type="dxa" w:w="1150"/>
-            <w:tcMar>
-              <w:top w:type="dxa" w:w="40"/>
-              <w:left w:type="dxa" w:w="70"/>
-              <w:bottom w:type="dxa" w:w="40"/>
-              <w:right w:type="dxa" w:w="70"/>
-            </w:tcMar>
-          </w:tcPr>
-          <w:p>
-            <w:pPr>
-              <w:spacing w:after="0" w:line="228"/>
-              <w:jc w:val="center"/>
-            </w:pPr>
-            <w:r>
-              <w:rPr>
-                <w:rFonts w:ascii="Calibri" w:cs="Calibri" w:eastAsia="Calibri" w:hAnsi="Calibri"/>
-                <w:sz w:val="16"/>
-                <w:szCs w:val="16"/>
-              </w:rPr>
-              <w:t xml:space="preserve">84</w:t>
+              <w:t xml:space="preserve">0,85</w:t>
+            </w:r>
+          </w:p>
+        </w:tc>
+        <w:tc>
+          <w:tcPr>
+            <w:tcW w:type="dxa" w:w="850"/>
+            <w:tcMar>
+              <w:top w:type="dxa" w:w="40"/>
+              <w:left w:type="dxa" w:w="70"/>
+              <w:bottom w:type="dxa" w:w="40"/>
+              <w:right w:type="dxa" w:w="70"/>
+            </w:tcMar>
+          </w:tcPr>
+          <w:p>
+            <w:pPr>
+              <w:spacing w:after="0" w:line="228"/>
+              <w:jc w:val="center"/>
+            </w:pPr>
+            <w:r>
+              <w:rPr>
+                <w:rFonts w:ascii="Calibri" w:cs="Calibri" w:eastAsia="Calibri" w:hAnsi="Calibri"/>
+                <w:sz w:val="16"/>
+                <w:szCs w:val="16"/>
+              </w:rPr>
+              <w:t xml:space="preserve">0,3</w:t>
             </w:r>
           </w:p>
         </w:tc>
@@ -1403,32 +1549,7 @@
                 <w:sz w:val="16"/>
                 <w:szCs w:val="16"/>
               </w:rPr>
-              <w:t xml:space="preserve">0,85</w:t>
-            </w:r>
-          </w:p>
-        </w:tc>
-        <w:tc>
-          <w:tcPr>
-            <w:tcW w:type="dxa" w:w="950"/>
-            <w:tcMar>
-              <w:top w:type="dxa" w:w="40"/>
-              <w:left w:type="dxa" w:w="70"/>
-              <w:bottom w:type="dxa" w:w="40"/>
-              <w:right w:type="dxa" w:w="70"/>
-            </w:tcMar>
-          </w:tcPr>
-          <w:p>
-            <w:pPr>
-              <w:spacing w:after="0" w:line="228"/>
-              <w:jc w:val="center"/>
-            </w:pPr>
-            <w:r>
-              <w:rPr>
-                <w:rFonts w:ascii="Calibri" w:cs="Calibri" w:eastAsia="Calibri" w:hAnsi="Calibri"/>
-                <w:sz w:val="16"/>
-                <w:szCs w:val="16"/>
-              </w:rPr>
-              <w:t xml:space="preserve">291,5</w:t>
+              <w:t xml:space="preserve">30,8:1</w:t>
             </w:r>
           </w:p>
         </w:tc>
@@ -1453,57 +1574,32 @@
                 <w:sz w:val="16"/>
                 <w:szCs w:val="16"/>
               </w:rPr>
-              <w:t xml:space="preserve">32:1</w:t>
-            </w:r>
-          </w:p>
-        </w:tc>
-        <w:tc>
-          <w:tcPr>
-            <w:tcW w:type="dxa" w:w="1050"/>
-            <w:tcMar>
-              <w:top w:type="dxa" w:w="40"/>
-              <w:left w:type="dxa" w:w="70"/>
-              <w:bottom w:type="dxa" w:w="40"/>
-              <w:right w:type="dxa" w:w="70"/>
-            </w:tcMar>
-          </w:tcPr>
-          <w:p>
-            <w:pPr>
-              <w:spacing w:after="0" w:line="228"/>
-              <w:jc w:val="center"/>
-            </w:pPr>
-            <w:r>
-              <w:rPr>
-                <w:rFonts w:ascii="Calibri" w:cs="Calibri" w:eastAsia="Calibri" w:hAnsi="Calibri"/>
-                <w:sz w:val="16"/>
-                <w:szCs w:val="16"/>
-              </w:rPr>
               <w:t xml:space="preserve">10,9:1</w:t>
             </w:r>
           </w:p>
         </w:tc>
         <w:tc>
           <w:tcPr>
-            <w:tcW w:type="dxa" w:w="890"/>
-            <w:tcMar>
-              <w:top w:type="dxa" w:w="40"/>
-              <w:left w:type="dxa" w:w="70"/>
-              <w:bottom w:type="dxa" w:w="40"/>
-              <w:right w:type="dxa" w:w="70"/>
-            </w:tcMar>
-          </w:tcPr>
-          <w:p>
-            <w:pPr>
-              <w:spacing w:after="0" w:line="228"/>
-              <w:jc w:val="center"/>
-            </w:pPr>
-            <w:r>
-              <w:rPr>
-                <w:rFonts w:ascii="Calibri" w:cs="Calibri" w:eastAsia="Calibri" w:hAnsi="Calibri"/>
-                <w:sz w:val="16"/>
-                <w:szCs w:val="16"/>
-              </w:rPr>
-              <w:t xml:space="preserve">2,9:1</w:t>
+            <w:tcW w:type="dxa" w:w="940"/>
+            <w:tcMar>
+              <w:top w:type="dxa" w:w="40"/>
+              <w:left w:type="dxa" w:w="70"/>
+              <w:bottom w:type="dxa" w:w="40"/>
+              <w:right w:type="dxa" w:w="70"/>
+            </w:tcMar>
+          </w:tcPr>
+          <w:p>
+            <w:pPr>
+              <w:spacing w:after="0" w:line="228"/>
+              <w:jc w:val="center"/>
+            </w:pPr>
+            <w:r>
+              <w:rPr>
+                <w:rFonts w:ascii="Calibri" w:cs="Calibri" w:eastAsia="Calibri" w:hAnsi="Calibri"/>
+                <w:sz w:val="16"/>
+                <w:szCs w:val="16"/>
+              </w:rPr>
+              <w:t xml:space="preserve">2,8:1</w:t>
             </w:r>
           </w:p>
         </w:tc>
@@ -1511,7 +1607,7 @@
       <w:tr>
         <w:tc>
           <w:tcPr>
-            <w:tcW w:type="dxa" w:w="1250"/>
+            <w:tcW w:type="dxa" w:w="1550"/>
             <w:shd w:fill="F2F2F2" w:color="auto" w:val="clear"/>
             <w:tcMar>
               <w:top w:type="dxa" w:w="40"/>
@@ -1531,13 +1627,13 @@
                 <w:sz w:val="16"/>
                 <w:szCs w:val="16"/>
               </w:rPr>
-              <w:t xml:space="preserve">0,5 µl + 0,3 µg</w:t>
-            </w:r>
-          </w:p>
-        </w:tc>
-        <w:tc>
-          <w:tcPr>
-            <w:tcW w:type="dxa" w:w="1500"/>
+              <w:t xml:space="preserve">18,5 µg ME + 0,3 µg</w:t>
+            </w:r>
+          </w:p>
+        </w:tc>
+        <w:tc>
+          <w:tcPr>
+            <w:tcW w:type="dxa" w:w="1450"/>
             <w:shd w:fill="F2F2F2" w:color="auto" w:val="clear"/>
             <w:tcMar>
               <w:top w:type="dxa" w:w="40"/>
@@ -1563,6 +1659,58 @@
         </w:tc>
         <w:tc>
           <w:tcPr>
+            <w:tcW w:type="dxa" w:w="900"/>
+            <w:shd w:fill="F2F2F2" w:color="auto" w:val="clear"/>
+            <w:tcMar>
+              <w:top w:type="dxa" w:w="40"/>
+              <w:left w:type="dxa" w:w="70"/>
+              <w:bottom w:type="dxa" w:w="40"/>
+              <w:right w:type="dxa" w:w="70"/>
+            </w:tcMar>
+          </w:tcPr>
+          <w:p>
+            <w:pPr>
+              <w:spacing w:after="0" w:line="228"/>
+              <w:jc w:val="center"/>
+            </w:pPr>
+            <w:r>
+              <w:rPr>
+                <w:rFonts w:ascii="Calibri" w:cs="Calibri" w:eastAsia="Calibri" w:hAnsi="Calibri"/>
+                <w:sz w:val="16"/>
+                <w:szCs w:val="16"/>
+              </w:rPr>
+              <w:t xml:space="preserve">18,5</w:t>
+            </w:r>
+          </w:p>
+        </w:tc>
+        <w:tc>
+          <w:tcPr>
+            <w:tcW w:type="dxa" w:w="1100"/>
+            <w:shd w:fill="F2F2F2" w:color="auto" w:val="clear"/>
+            <w:tcMar>
+              <w:top w:type="dxa" w:w="40"/>
+              <w:left w:type="dxa" w:w="70"/>
+              <w:bottom w:type="dxa" w:w="40"/>
+              <w:right w:type="dxa" w:w="70"/>
+            </w:tcMar>
+          </w:tcPr>
+          <w:p>
+            <w:pPr>
+              <w:spacing w:after="0" w:line="228"/>
+              <w:jc w:val="center"/>
+            </w:pPr>
+            <w:r>
+              <w:rPr>
+                <w:rFonts w:ascii="Calibri" w:cs="Calibri" w:eastAsia="Calibri" w:hAnsi="Calibri"/>
+                <w:sz w:val="16"/>
+                <w:szCs w:val="16"/>
+              </w:rPr>
+              <w:t xml:space="preserve">185</w:t>
+            </w:r>
+          </w:p>
+        </w:tc>
+        <w:tc>
+          <w:tcPr>
             <w:tcW w:type="dxa" w:w="950"/>
             <w:shd w:fill="F2F2F2" w:color="auto" w:val="clear"/>
             <w:tcMar>
@@ -1583,33 +1731,33 @@
                 <w:sz w:val="16"/>
                 <w:szCs w:val="16"/>
               </w:rPr>
-              <w:t xml:space="preserve">18,5</w:t>
-            </w:r>
-          </w:p>
-        </w:tc>
-        <w:tc>
-          <w:tcPr>
-            <w:tcW w:type="dxa" w:w="1150"/>
-            <w:shd w:fill="F2F2F2" w:color="auto" w:val="clear"/>
-            <w:tcMar>
-              <w:top w:type="dxa" w:w="40"/>
-              <w:left w:type="dxa" w:w="70"/>
-              <w:bottom w:type="dxa" w:w="40"/>
-              <w:right w:type="dxa" w:w="70"/>
-            </w:tcMar>
-          </w:tcPr>
-          <w:p>
-            <w:pPr>
-              <w:spacing w:after="0" w:line="228"/>
-              <w:jc w:val="center"/>
-            </w:pPr>
-            <w:r>
-              <w:rPr>
-                <w:rFonts w:ascii="Calibri" w:cs="Calibri" w:eastAsia="Calibri" w:hAnsi="Calibri"/>
-                <w:sz w:val="16"/>
-                <w:szCs w:val="16"/>
-              </w:rPr>
-              <w:t xml:space="preserve">168</w:t>
+              <w:t xml:space="preserve">1,70</w:t>
+            </w:r>
+          </w:p>
+        </w:tc>
+        <w:tc>
+          <w:tcPr>
+            <w:tcW w:type="dxa" w:w="850"/>
+            <w:shd w:fill="F2F2F2" w:color="auto" w:val="clear"/>
+            <w:tcMar>
+              <w:top w:type="dxa" w:w="40"/>
+              <w:left w:type="dxa" w:w="70"/>
+              <w:bottom w:type="dxa" w:w="40"/>
+              <w:right w:type="dxa" w:w="70"/>
+            </w:tcMar>
+          </w:tcPr>
+          <w:p>
+            <w:pPr>
+              <w:spacing w:after="0" w:line="228"/>
+              <w:jc w:val="center"/>
+            </w:pPr>
+            <w:r>
+              <w:rPr>
+                <w:rFonts w:ascii="Calibri" w:cs="Calibri" w:eastAsia="Calibri" w:hAnsi="Calibri"/>
+                <w:sz w:val="16"/>
+                <w:szCs w:val="16"/>
+              </w:rPr>
+              <w:t xml:space="preserve">0,3</w:t>
             </w:r>
           </w:p>
         </w:tc>
@@ -1635,33 +1783,7 @@
                 <w:sz w:val="16"/>
                 <w:szCs w:val="16"/>
               </w:rPr>
-              <w:t xml:space="preserve">1,70</w:t>
-            </w:r>
-          </w:p>
-        </w:tc>
-        <w:tc>
-          <w:tcPr>
-            <w:tcW w:type="dxa" w:w="950"/>
-            <w:shd w:fill="F2F2F2" w:color="auto" w:val="clear"/>
-            <w:tcMar>
-              <w:top w:type="dxa" w:w="40"/>
-              <w:left w:type="dxa" w:w="70"/>
-              <w:bottom w:type="dxa" w:w="40"/>
-              <w:right w:type="dxa" w:w="70"/>
-            </w:tcMar>
-          </w:tcPr>
-          <w:p>
-            <w:pPr>
-              <w:spacing w:after="0" w:line="228"/>
-              <w:jc w:val="center"/>
-            </w:pPr>
-            <w:r>
-              <w:rPr>
-                <w:rFonts w:ascii="Calibri" w:cs="Calibri" w:eastAsia="Calibri" w:hAnsi="Calibri"/>
-                <w:sz w:val="16"/>
-                <w:szCs w:val="16"/>
-              </w:rPr>
-              <w:t xml:space="preserve">291,5</w:t>
+              <w:t xml:space="preserve">61,7:1</w:t>
             </w:r>
           </w:p>
         </w:tc>
@@ -1687,59 +1809,33 @@
                 <w:sz w:val="16"/>
                 <w:szCs w:val="16"/>
               </w:rPr>
-              <w:t xml:space="preserve">63:1</w:t>
-            </w:r>
-          </w:p>
-        </w:tc>
-        <w:tc>
-          <w:tcPr>
-            <w:tcW w:type="dxa" w:w="1050"/>
-            <w:shd w:fill="F2F2F2" w:color="auto" w:val="clear"/>
-            <w:tcMar>
-              <w:top w:type="dxa" w:w="40"/>
-              <w:left w:type="dxa" w:w="70"/>
-              <w:bottom w:type="dxa" w:w="40"/>
-              <w:right w:type="dxa" w:w="70"/>
-            </w:tcMar>
-          </w:tcPr>
-          <w:p>
-            <w:pPr>
-              <w:spacing w:after="0" w:line="228"/>
-              <w:jc w:val="center"/>
-            </w:pPr>
-            <w:r>
-              <w:rPr>
-                <w:rFonts w:ascii="Calibri" w:cs="Calibri" w:eastAsia="Calibri" w:hAnsi="Calibri"/>
-                <w:sz w:val="16"/>
-                <w:szCs w:val="16"/>
-              </w:rPr>
               <w:t xml:space="preserve">10,9:1</w:t>
             </w:r>
           </w:p>
         </w:tc>
         <w:tc>
           <w:tcPr>
-            <w:tcW w:type="dxa" w:w="890"/>
-            <w:shd w:fill="F2F2F2" w:color="auto" w:val="clear"/>
-            <w:tcMar>
-              <w:top w:type="dxa" w:w="40"/>
-              <w:left w:type="dxa" w:w="70"/>
-              <w:bottom w:type="dxa" w:w="40"/>
-              <w:right w:type="dxa" w:w="70"/>
-            </w:tcMar>
-          </w:tcPr>
-          <w:p>
-            <w:pPr>
-              <w:spacing w:after="0" w:line="228"/>
-              <w:jc w:val="center"/>
-            </w:pPr>
-            <w:r>
-              <w:rPr>
-                <w:rFonts w:ascii="Calibri" w:cs="Calibri" w:eastAsia="Calibri" w:hAnsi="Calibri"/>
-                <w:sz w:val="16"/>
-                <w:szCs w:val="16"/>
-              </w:rPr>
-              <w:t xml:space="preserve">5,8:1</w:t>
+            <w:tcW w:type="dxa" w:w="940"/>
+            <w:shd w:fill="F2F2F2" w:color="auto" w:val="clear"/>
+            <w:tcMar>
+              <w:top w:type="dxa" w:w="40"/>
+              <w:left w:type="dxa" w:w="70"/>
+              <w:bottom w:type="dxa" w:w="40"/>
+              <w:right w:type="dxa" w:w="70"/>
+            </w:tcMar>
+          </w:tcPr>
+          <w:p>
+            <w:pPr>
+              <w:spacing w:after="0" w:line="228"/>
+              <w:jc w:val="center"/>
+            </w:pPr>
+            <w:r>
+              <w:rPr>
+                <w:rFonts w:ascii="Calibri" w:cs="Calibri" w:eastAsia="Calibri" w:hAnsi="Calibri"/>
+                <w:sz w:val="16"/>
+                <w:szCs w:val="16"/>
+              </w:rPr>
+              <w:t xml:space="preserve">5,7:1</w:t>
             </w:r>
           </w:p>
         </w:tc>
@@ -1747,7 +1843,7 @@
       <w:tr>
         <w:tc>
           <w:tcPr>
-            <w:tcW w:type="dxa" w:w="1250"/>
+            <w:tcW w:type="dxa" w:w="1550"/>
             <w:tcMar>
               <w:top w:type="dxa" w:w="40"/>
               <w:left w:type="dxa" w:w="70"/>
@@ -1766,13 +1862,13 @@
                 <w:sz w:val="16"/>
                 <w:szCs w:val="16"/>
               </w:rPr>
-              <w:t xml:space="preserve">0,75 µl + 0,3 µg</w:t>
-            </w:r>
-          </w:p>
-        </w:tc>
-        <w:tc>
-          <w:tcPr>
-            <w:tcW w:type="dxa" w:w="1500"/>
+              <w:t xml:space="preserve">27,75 µg ME + 0,3 µg</w:t>
+            </w:r>
+          </w:p>
+        </w:tc>
+        <w:tc>
+          <w:tcPr>
+            <w:tcW w:type="dxa" w:w="1450"/>
             <w:tcMar>
               <w:top w:type="dxa" w:w="40"/>
               <w:left w:type="dxa" w:w="70"/>
@@ -1797,6 +1893,56 @@
         </w:tc>
         <w:tc>
           <w:tcPr>
+            <w:tcW w:type="dxa" w:w="900"/>
+            <w:tcMar>
+              <w:top w:type="dxa" w:w="40"/>
+              <w:left w:type="dxa" w:w="70"/>
+              <w:bottom w:type="dxa" w:w="40"/>
+              <w:right w:type="dxa" w:w="70"/>
+            </w:tcMar>
+          </w:tcPr>
+          <w:p>
+            <w:pPr>
+              <w:spacing w:after="0" w:line="228"/>
+              <w:jc w:val="center"/>
+            </w:pPr>
+            <w:r>
+              <w:rPr>
+                <w:rFonts w:ascii="Calibri" w:cs="Calibri" w:eastAsia="Calibri" w:hAnsi="Calibri"/>
+                <w:sz w:val="16"/>
+                <w:szCs w:val="16"/>
+              </w:rPr>
+              <w:t xml:space="preserve">27,75</w:t>
+            </w:r>
+          </w:p>
+        </w:tc>
+        <w:tc>
+          <w:tcPr>
+            <w:tcW w:type="dxa" w:w="1100"/>
+            <w:tcMar>
+              <w:top w:type="dxa" w:w="40"/>
+              <w:left w:type="dxa" w:w="70"/>
+              <w:bottom w:type="dxa" w:w="40"/>
+              <w:right w:type="dxa" w:w="70"/>
+            </w:tcMar>
+          </w:tcPr>
+          <w:p>
+            <w:pPr>
+              <w:spacing w:after="0" w:line="228"/>
+              <w:jc w:val="center"/>
+            </w:pPr>
+            <w:r>
+              <w:rPr>
+                <w:rFonts w:ascii="Calibri" w:cs="Calibri" w:eastAsia="Calibri" w:hAnsi="Calibri"/>
+                <w:sz w:val="16"/>
+                <w:szCs w:val="16"/>
+              </w:rPr>
+              <w:t xml:space="preserve">277,5</w:t>
+            </w:r>
+          </w:p>
+        </w:tc>
+        <w:tc>
+          <w:tcPr>
             <w:tcW w:type="dxa" w:w="950"/>
             <w:tcMar>
               <w:top w:type="dxa" w:w="40"/>
@@ -1816,32 +1962,32 @@
                 <w:sz w:val="16"/>
                 <w:szCs w:val="16"/>
               </w:rPr>
-              <w:t xml:space="preserve">27,75</w:t>
-            </w:r>
-          </w:p>
-        </w:tc>
-        <w:tc>
-          <w:tcPr>
-            <w:tcW w:type="dxa" w:w="1150"/>
-            <w:tcMar>
-              <w:top w:type="dxa" w:w="40"/>
-              <w:left w:type="dxa" w:w="70"/>
-              <w:bottom w:type="dxa" w:w="40"/>
-              <w:right w:type="dxa" w:w="70"/>
-            </w:tcMar>
-          </w:tcPr>
-          <w:p>
-            <w:pPr>
-              <w:spacing w:after="0" w:line="228"/>
-              <w:jc w:val="center"/>
-            </w:pPr>
-            <w:r>
-              <w:rPr>
-                <w:rFonts w:ascii="Calibri" w:cs="Calibri" w:eastAsia="Calibri" w:hAnsi="Calibri"/>
-                <w:sz w:val="16"/>
-                <w:szCs w:val="16"/>
-              </w:rPr>
-              <w:t xml:space="preserve">252</w:t>
+              <w:t xml:space="preserve">2,55</w:t>
+            </w:r>
+          </w:p>
+        </w:tc>
+        <w:tc>
+          <w:tcPr>
+            <w:tcW w:type="dxa" w:w="850"/>
+            <w:tcMar>
+              <w:top w:type="dxa" w:w="40"/>
+              <w:left w:type="dxa" w:w="70"/>
+              <w:bottom w:type="dxa" w:w="40"/>
+              <w:right w:type="dxa" w:w="70"/>
+            </w:tcMar>
+          </w:tcPr>
+          <w:p>
+            <w:pPr>
+              <w:spacing w:after="0" w:line="228"/>
+              <w:jc w:val="center"/>
+            </w:pPr>
+            <w:r>
+              <w:rPr>
+                <w:rFonts w:ascii="Calibri" w:cs="Calibri" w:eastAsia="Calibri" w:hAnsi="Calibri"/>
+                <w:sz w:val="16"/>
+                <w:szCs w:val="16"/>
+              </w:rPr>
+              <w:t xml:space="preserve">0,3</w:t>
             </w:r>
           </w:p>
         </w:tc>
@@ -1866,32 +2012,7 @@
                 <w:sz w:val="16"/>
                 <w:szCs w:val="16"/>
               </w:rPr>
-              <w:t xml:space="preserve">2,55</w:t>
-            </w:r>
-          </w:p>
-        </w:tc>
-        <w:tc>
-          <w:tcPr>
-            <w:tcW w:type="dxa" w:w="950"/>
-            <w:tcMar>
-              <w:top w:type="dxa" w:w="40"/>
-              <w:left w:type="dxa" w:w="70"/>
-              <w:bottom w:type="dxa" w:w="40"/>
-              <w:right w:type="dxa" w:w="70"/>
-            </w:tcMar>
-          </w:tcPr>
-          <w:p>
-            <w:pPr>
-              <w:spacing w:after="0" w:line="228"/>
-              <w:jc w:val="center"/>
-            </w:pPr>
-            <w:r>
-              <w:rPr>
-                <w:rFonts w:ascii="Calibri" w:cs="Calibri" w:eastAsia="Calibri" w:hAnsi="Calibri"/>
-                <w:sz w:val="16"/>
-                <w:szCs w:val="16"/>
-              </w:rPr>
-              <w:t xml:space="preserve">291,5</w:t>
+              <w:t xml:space="preserve">92,5:1</w:t>
             </w:r>
           </w:p>
         </w:tc>
@@ -1916,57 +2037,32 @@
                 <w:sz w:val="16"/>
                 <w:szCs w:val="16"/>
               </w:rPr>
-              <w:t xml:space="preserve">95:1</w:t>
-            </w:r>
-          </w:p>
-        </w:tc>
-        <w:tc>
-          <w:tcPr>
-            <w:tcW w:type="dxa" w:w="1050"/>
-            <w:tcMar>
-              <w:top w:type="dxa" w:w="40"/>
-              <w:left w:type="dxa" w:w="70"/>
-              <w:bottom w:type="dxa" w:w="40"/>
-              <w:right w:type="dxa" w:w="70"/>
-            </w:tcMar>
-          </w:tcPr>
-          <w:p>
-            <w:pPr>
-              <w:spacing w:after="0" w:line="228"/>
-              <w:jc w:val="center"/>
-            </w:pPr>
-            <w:r>
-              <w:rPr>
-                <w:rFonts w:ascii="Calibri" w:cs="Calibri" w:eastAsia="Calibri" w:hAnsi="Calibri"/>
-                <w:sz w:val="16"/>
-                <w:szCs w:val="16"/>
-              </w:rPr>
               <w:t xml:space="preserve">10,9:1</w:t>
             </w:r>
           </w:p>
         </w:tc>
         <w:tc>
           <w:tcPr>
-            <w:tcW w:type="dxa" w:w="890"/>
-            <w:tcMar>
-              <w:top w:type="dxa" w:w="40"/>
-              <w:left w:type="dxa" w:w="70"/>
-              <w:bottom w:type="dxa" w:w="40"/>
-              <w:right w:type="dxa" w:w="70"/>
-            </w:tcMar>
-          </w:tcPr>
-          <w:p>
-            <w:pPr>
-              <w:spacing w:after="0" w:line="228"/>
-              <w:jc w:val="center"/>
-            </w:pPr>
-            <w:r>
-              <w:rPr>
-                <w:rFonts w:ascii="Calibri" w:cs="Calibri" w:eastAsia="Calibri" w:hAnsi="Calibri"/>
-                <w:sz w:val="16"/>
-                <w:szCs w:val="16"/>
-              </w:rPr>
-              <w:t xml:space="preserve">8,7:1</w:t>
+            <w:tcW w:type="dxa" w:w="940"/>
+            <w:tcMar>
+              <w:top w:type="dxa" w:w="40"/>
+              <w:left w:type="dxa" w:w="70"/>
+              <w:bottom w:type="dxa" w:w="40"/>
+              <w:right w:type="dxa" w:w="70"/>
+            </w:tcMar>
+          </w:tcPr>
+          <w:p>
+            <w:pPr>
+              <w:spacing w:after="0" w:line="228"/>
+              <w:jc w:val="center"/>
+            </w:pPr>
+            <w:r>
+              <w:rPr>
+                <w:rFonts w:ascii="Calibri" w:cs="Calibri" w:eastAsia="Calibri" w:hAnsi="Calibri"/>
+                <w:sz w:val="16"/>
+                <w:szCs w:val="16"/>
+              </w:rPr>
+              <w:t xml:space="preserve">8,5:1</w:t>
             </w:r>
           </w:p>
         </w:tc>
@@ -1974,7 +2070,7 @@
       <w:tr>
         <w:tc>
           <w:tcPr>
-            <w:tcW w:type="dxa" w:w="1250"/>
+            <w:tcW w:type="dxa" w:w="1550"/>
             <w:shd w:fill="F2F2F2" w:color="auto" w:val="clear"/>
             <w:tcMar>
               <w:top w:type="dxa" w:w="40"/>
@@ -1994,13 +2090,13 @@
                 <w:sz w:val="16"/>
                 <w:szCs w:val="16"/>
               </w:rPr>
-              <w:t xml:space="preserve">1,5 µl + 0,3 µg</w:t>
-            </w:r>
-          </w:p>
-        </w:tc>
-        <w:tc>
-          <w:tcPr>
-            <w:tcW w:type="dxa" w:w="1500"/>
+              <w:t xml:space="preserve">55,5 µg ME + 0,3 µg</w:t>
+            </w:r>
+          </w:p>
+        </w:tc>
+        <w:tc>
+          <w:tcPr>
+            <w:tcW w:type="dxa" w:w="1450"/>
             <w:shd w:fill="F2F2F2" w:color="auto" w:val="clear"/>
             <w:tcMar>
               <w:top w:type="dxa" w:w="40"/>
@@ -2026,6 +2122,58 @@
         </w:tc>
         <w:tc>
           <w:tcPr>
+            <w:tcW w:type="dxa" w:w="900"/>
+            <w:shd w:fill="F2F2F2" w:color="auto" w:val="clear"/>
+            <w:tcMar>
+              <w:top w:type="dxa" w:w="40"/>
+              <w:left w:type="dxa" w:w="70"/>
+              <w:bottom w:type="dxa" w:w="40"/>
+              <w:right w:type="dxa" w:w="70"/>
+            </w:tcMar>
+          </w:tcPr>
+          <w:p>
+            <w:pPr>
+              <w:spacing w:after="0" w:line="228"/>
+              <w:jc w:val="center"/>
+            </w:pPr>
+            <w:r>
+              <w:rPr>
+                <w:rFonts w:ascii="Calibri" w:cs="Calibri" w:eastAsia="Calibri" w:hAnsi="Calibri"/>
+                <w:sz w:val="16"/>
+                <w:szCs w:val="16"/>
+              </w:rPr>
+              <w:t xml:space="preserve">55,5</w:t>
+            </w:r>
+          </w:p>
+        </w:tc>
+        <w:tc>
+          <w:tcPr>
+            <w:tcW w:type="dxa" w:w="1100"/>
+            <w:shd w:fill="F2F2F2" w:color="auto" w:val="clear"/>
+            <w:tcMar>
+              <w:top w:type="dxa" w:w="40"/>
+              <w:left w:type="dxa" w:w="70"/>
+              <w:bottom w:type="dxa" w:w="40"/>
+              <w:right w:type="dxa" w:w="70"/>
+            </w:tcMar>
+          </w:tcPr>
+          <w:p>
+            <w:pPr>
+              <w:spacing w:after="0" w:line="228"/>
+              <w:jc w:val="center"/>
+            </w:pPr>
+            <w:r>
+              <w:rPr>
+                <w:rFonts w:ascii="Calibri" w:cs="Calibri" w:eastAsia="Calibri" w:hAnsi="Calibri"/>
+                <w:sz w:val="16"/>
+                <w:szCs w:val="16"/>
+              </w:rPr>
+              <w:t xml:space="preserve">555</w:t>
+            </w:r>
+          </w:p>
+        </w:tc>
+        <w:tc>
+          <w:tcPr>
             <w:tcW w:type="dxa" w:w="950"/>
             <w:shd w:fill="F2F2F2" w:color="auto" w:val="clear"/>
             <w:tcMar>
@@ -2046,33 +2194,33 @@
                 <w:sz w:val="16"/>
                 <w:szCs w:val="16"/>
               </w:rPr>
-              <w:t xml:space="preserve">55,5</w:t>
-            </w:r>
-          </w:p>
-        </w:tc>
-        <w:tc>
-          <w:tcPr>
-            <w:tcW w:type="dxa" w:w="1150"/>
-            <w:shd w:fill="F2F2F2" w:color="auto" w:val="clear"/>
-            <w:tcMar>
-              <w:top w:type="dxa" w:w="40"/>
-              <w:left w:type="dxa" w:w="70"/>
-              <w:bottom w:type="dxa" w:w="40"/>
-              <w:right w:type="dxa" w:w="70"/>
-            </w:tcMar>
-          </w:tcPr>
-          <w:p>
-            <w:pPr>
-              <w:spacing w:after="0" w:line="228"/>
-              <w:jc w:val="center"/>
-            </w:pPr>
-            <w:r>
-              <w:rPr>
-                <w:rFonts w:ascii="Calibri" w:cs="Calibri" w:eastAsia="Calibri" w:hAnsi="Calibri"/>
-                <w:sz w:val="16"/>
-                <w:szCs w:val="16"/>
-              </w:rPr>
-              <w:t xml:space="preserve">505</w:t>
+              <w:t xml:space="preserve">5,10</w:t>
+            </w:r>
+          </w:p>
+        </w:tc>
+        <w:tc>
+          <w:tcPr>
+            <w:tcW w:type="dxa" w:w="850"/>
+            <w:shd w:fill="F2F2F2" w:color="auto" w:val="clear"/>
+            <w:tcMar>
+              <w:top w:type="dxa" w:w="40"/>
+              <w:left w:type="dxa" w:w="70"/>
+              <w:bottom w:type="dxa" w:w="40"/>
+              <w:right w:type="dxa" w:w="70"/>
+            </w:tcMar>
+          </w:tcPr>
+          <w:p>
+            <w:pPr>
+              <w:spacing w:after="0" w:line="228"/>
+              <w:jc w:val="center"/>
+            </w:pPr>
+            <w:r>
+              <w:rPr>
+                <w:rFonts w:ascii="Calibri" w:cs="Calibri" w:eastAsia="Calibri" w:hAnsi="Calibri"/>
+                <w:sz w:val="16"/>
+                <w:szCs w:val="16"/>
+              </w:rPr>
+              <w:t xml:space="preserve">0,3</w:t>
             </w:r>
           </w:p>
         </w:tc>
@@ -2098,33 +2246,7 @@
                 <w:sz w:val="16"/>
                 <w:szCs w:val="16"/>
               </w:rPr>
-              <w:t xml:space="preserve">5,10</w:t>
-            </w:r>
-          </w:p>
-        </w:tc>
-        <w:tc>
-          <w:tcPr>
-            <w:tcW w:type="dxa" w:w="950"/>
-            <w:shd w:fill="F2F2F2" w:color="auto" w:val="clear"/>
-            <w:tcMar>
-              <w:top w:type="dxa" w:w="40"/>
-              <w:left w:type="dxa" w:w="70"/>
-              <w:bottom w:type="dxa" w:w="40"/>
-              <w:right w:type="dxa" w:w="70"/>
-            </w:tcMar>
-          </w:tcPr>
-          <w:p>
-            <w:pPr>
-              <w:spacing w:after="0" w:line="228"/>
-              <w:jc w:val="center"/>
-            </w:pPr>
-            <w:r>
-              <w:rPr>
-                <w:rFonts w:ascii="Calibri" w:cs="Calibri" w:eastAsia="Calibri" w:hAnsi="Calibri"/>
-                <w:sz w:val="16"/>
-                <w:szCs w:val="16"/>
-              </w:rPr>
-              <w:t xml:space="preserve">291,5</w:t>
+              <w:t xml:space="preserve">185:1</w:t>
             </w:r>
           </w:p>
         </w:tc>
@@ -2150,59 +2272,33 @@
                 <w:sz w:val="16"/>
                 <w:szCs w:val="16"/>
               </w:rPr>
-              <w:t xml:space="preserve">190:1</w:t>
-            </w:r>
-          </w:p>
-        </w:tc>
-        <w:tc>
-          <w:tcPr>
-            <w:tcW w:type="dxa" w:w="1050"/>
-            <w:shd w:fill="F2F2F2" w:color="auto" w:val="clear"/>
-            <w:tcMar>
-              <w:top w:type="dxa" w:w="40"/>
-              <w:left w:type="dxa" w:w="70"/>
-              <w:bottom w:type="dxa" w:w="40"/>
-              <w:right w:type="dxa" w:w="70"/>
-            </w:tcMar>
-          </w:tcPr>
-          <w:p>
-            <w:pPr>
-              <w:spacing w:after="0" w:line="228"/>
-              <w:jc w:val="center"/>
-            </w:pPr>
-            <w:r>
-              <w:rPr>
-                <w:rFonts w:ascii="Calibri" w:cs="Calibri" w:eastAsia="Calibri" w:hAnsi="Calibri"/>
-                <w:sz w:val="16"/>
-                <w:szCs w:val="16"/>
-              </w:rPr>
               <w:t xml:space="preserve">10,9:1</w:t>
             </w:r>
           </w:p>
         </w:tc>
         <w:tc>
           <w:tcPr>
-            <w:tcW w:type="dxa" w:w="890"/>
-            <w:shd w:fill="F2F2F2" w:color="auto" w:val="clear"/>
-            <w:tcMar>
-              <w:top w:type="dxa" w:w="40"/>
-              <w:left w:type="dxa" w:w="70"/>
-              <w:bottom w:type="dxa" w:w="40"/>
-              <w:right w:type="dxa" w:w="70"/>
-            </w:tcMar>
-          </w:tcPr>
-          <w:p>
-            <w:pPr>
-              <w:spacing w:after="0" w:line="228"/>
-              <w:jc w:val="center"/>
-            </w:pPr>
-            <w:r>
-              <w:rPr>
-                <w:rFonts w:ascii="Calibri" w:cs="Calibri" w:eastAsia="Calibri" w:hAnsi="Calibri"/>
-                <w:sz w:val="16"/>
-                <w:szCs w:val="16"/>
-              </w:rPr>
-              <w:t xml:space="preserve">17,5:1</w:t>
+            <w:tcW w:type="dxa" w:w="940"/>
+            <w:shd w:fill="F2F2F2" w:color="auto" w:val="clear"/>
+            <w:tcMar>
+              <w:top w:type="dxa" w:w="40"/>
+              <w:left w:type="dxa" w:w="70"/>
+              <w:bottom w:type="dxa" w:w="40"/>
+              <w:right w:type="dxa" w:w="70"/>
+            </w:tcMar>
+          </w:tcPr>
+          <w:p>
+            <w:pPr>
+              <w:spacing w:after="0" w:line="228"/>
+              <w:jc w:val="center"/>
+            </w:pPr>
+            <w:r>
+              <w:rPr>
+                <w:rFonts w:ascii="Calibri" w:cs="Calibri" w:eastAsia="Calibri" w:hAnsi="Calibri"/>
+                <w:sz w:val="16"/>
+                <w:szCs w:val="16"/>
+              </w:rPr>
+              <w:t xml:space="preserve">17:1</w:t>
             </w:r>
           </w:p>
         </w:tc>
@@ -2210,7 +2306,7 @@
       <w:tr>
         <w:tc>
           <w:tcPr>
-            <w:tcW w:type="dxa" w:w="1250"/>
+            <w:tcW w:type="dxa" w:w="1550"/>
             <w:tcMar>
               <w:top w:type="dxa" w:w="40"/>
               <w:left w:type="dxa" w:w="70"/>
@@ -2229,13 +2325,13 @@
                 <w:sz w:val="16"/>
                 <w:szCs w:val="16"/>
               </w:rPr>
-              <w:t xml:space="preserve">2 µl + 0,3 µg</w:t>
-            </w:r>
-          </w:p>
-        </w:tc>
-        <w:tc>
-          <w:tcPr>
-            <w:tcW w:type="dxa" w:w="1500"/>
+              <w:t xml:space="preserve">74 µg ME + 0,3 µg</w:t>
+            </w:r>
+          </w:p>
+        </w:tc>
+        <w:tc>
+          <w:tcPr>
+            <w:tcW w:type="dxa" w:w="1450"/>
             <w:tcMar>
               <w:top w:type="dxa" w:w="40"/>
               <w:left w:type="dxa" w:w="70"/>
@@ -2260,6 +2356,56 @@
         </w:tc>
         <w:tc>
           <w:tcPr>
+            <w:tcW w:type="dxa" w:w="900"/>
+            <w:tcMar>
+              <w:top w:type="dxa" w:w="40"/>
+              <w:left w:type="dxa" w:w="70"/>
+              <w:bottom w:type="dxa" w:w="40"/>
+              <w:right w:type="dxa" w:w="70"/>
+            </w:tcMar>
+          </w:tcPr>
+          <w:p>
+            <w:pPr>
+              <w:spacing w:after="0" w:line="228"/>
+              <w:jc w:val="center"/>
+            </w:pPr>
+            <w:r>
+              <w:rPr>
+                <w:rFonts w:ascii="Calibri" w:cs="Calibri" w:eastAsia="Calibri" w:hAnsi="Calibri"/>
+                <w:sz w:val="16"/>
+                <w:szCs w:val="16"/>
+              </w:rPr>
+              <w:t xml:space="preserve">74</w:t>
+            </w:r>
+          </w:p>
+        </w:tc>
+        <w:tc>
+          <w:tcPr>
+            <w:tcW w:type="dxa" w:w="1100"/>
+            <w:tcMar>
+              <w:top w:type="dxa" w:w="40"/>
+              <w:left w:type="dxa" w:w="70"/>
+              <w:bottom w:type="dxa" w:w="40"/>
+              <w:right w:type="dxa" w:w="70"/>
+            </w:tcMar>
+          </w:tcPr>
+          <w:p>
+            <w:pPr>
+              <w:spacing w:after="0" w:line="228"/>
+              <w:jc w:val="center"/>
+            </w:pPr>
+            <w:r>
+              <w:rPr>
+                <w:rFonts w:ascii="Calibri" w:cs="Calibri" w:eastAsia="Calibri" w:hAnsi="Calibri"/>
+                <w:sz w:val="16"/>
+                <w:szCs w:val="16"/>
+              </w:rPr>
+              <w:t xml:space="preserve">740</w:t>
+            </w:r>
+          </w:p>
+        </w:tc>
+        <w:tc>
+          <w:tcPr>
             <w:tcW w:type="dxa" w:w="950"/>
             <w:tcMar>
               <w:top w:type="dxa" w:w="40"/>
@@ -2279,32 +2425,32 @@
                 <w:sz w:val="16"/>
                 <w:szCs w:val="16"/>
               </w:rPr>
-              <w:t xml:space="preserve">74</w:t>
-            </w:r>
-          </w:p>
-        </w:tc>
-        <w:tc>
-          <w:tcPr>
-            <w:tcW w:type="dxa" w:w="1150"/>
-            <w:tcMar>
-              <w:top w:type="dxa" w:w="40"/>
-              <w:left w:type="dxa" w:w="70"/>
-              <w:bottom w:type="dxa" w:w="40"/>
-              <w:right w:type="dxa" w:w="70"/>
-            </w:tcMar>
-          </w:tcPr>
-          <w:p>
-            <w:pPr>
-              <w:spacing w:after="0" w:line="228"/>
-              <w:jc w:val="center"/>
-            </w:pPr>
-            <w:r>
-              <w:rPr>
-                <w:rFonts w:ascii="Calibri" w:cs="Calibri" w:eastAsia="Calibri" w:hAnsi="Calibri"/>
-                <w:sz w:val="16"/>
-                <w:szCs w:val="16"/>
-              </w:rPr>
-              <w:t xml:space="preserve">673</w:t>
+              <w:t xml:space="preserve">6,80</w:t>
+            </w:r>
+          </w:p>
+        </w:tc>
+        <w:tc>
+          <w:tcPr>
+            <w:tcW w:type="dxa" w:w="850"/>
+            <w:tcMar>
+              <w:top w:type="dxa" w:w="40"/>
+              <w:left w:type="dxa" w:w="70"/>
+              <w:bottom w:type="dxa" w:w="40"/>
+              <w:right w:type="dxa" w:w="70"/>
+            </w:tcMar>
+          </w:tcPr>
+          <w:p>
+            <w:pPr>
+              <w:spacing w:after="0" w:line="228"/>
+              <w:jc w:val="center"/>
+            </w:pPr>
+            <w:r>
+              <w:rPr>
+                <w:rFonts w:ascii="Calibri" w:cs="Calibri" w:eastAsia="Calibri" w:hAnsi="Calibri"/>
+                <w:sz w:val="16"/>
+                <w:szCs w:val="16"/>
+              </w:rPr>
+              <w:t xml:space="preserve">0,3</w:t>
             </w:r>
           </w:p>
         </w:tc>
@@ -2329,32 +2475,7 @@
                 <w:sz w:val="16"/>
                 <w:szCs w:val="16"/>
               </w:rPr>
-              <w:t xml:space="preserve">6,80</w:t>
-            </w:r>
-          </w:p>
-        </w:tc>
-        <w:tc>
-          <w:tcPr>
-            <w:tcW w:type="dxa" w:w="950"/>
-            <w:tcMar>
-              <w:top w:type="dxa" w:w="40"/>
-              <w:left w:type="dxa" w:w="70"/>
-              <w:bottom w:type="dxa" w:w="40"/>
-              <w:right w:type="dxa" w:w="70"/>
-            </w:tcMar>
-          </w:tcPr>
-          <w:p>
-            <w:pPr>
-              <w:spacing w:after="0" w:line="228"/>
-              <w:jc w:val="center"/>
-            </w:pPr>
-            <w:r>
-              <w:rPr>
-                <w:rFonts w:ascii="Calibri" w:cs="Calibri" w:eastAsia="Calibri" w:hAnsi="Calibri"/>
-                <w:sz w:val="16"/>
-                <w:szCs w:val="16"/>
-              </w:rPr>
-              <w:t xml:space="preserve">291,5</w:t>
+              <w:t xml:space="preserve">246,7:1</w:t>
             </w:r>
           </w:p>
         </w:tc>
@@ -2379,57 +2500,32 @@
                 <w:sz w:val="16"/>
                 <w:szCs w:val="16"/>
               </w:rPr>
-              <w:t xml:space="preserve">254:1</w:t>
-            </w:r>
-          </w:p>
-        </w:tc>
-        <w:tc>
-          <w:tcPr>
-            <w:tcW w:type="dxa" w:w="1050"/>
-            <w:tcMar>
-              <w:top w:type="dxa" w:w="40"/>
-              <w:left w:type="dxa" w:w="70"/>
-              <w:bottom w:type="dxa" w:w="40"/>
-              <w:right w:type="dxa" w:w="70"/>
-            </w:tcMar>
-          </w:tcPr>
-          <w:p>
-            <w:pPr>
-              <w:spacing w:after="0" w:line="228"/>
-              <w:jc w:val="center"/>
-            </w:pPr>
-            <w:r>
-              <w:rPr>
-                <w:rFonts w:ascii="Calibri" w:cs="Calibri" w:eastAsia="Calibri" w:hAnsi="Calibri"/>
-                <w:sz w:val="16"/>
-                <w:szCs w:val="16"/>
-              </w:rPr>
               <w:t xml:space="preserve">10,9:1</w:t>
             </w:r>
           </w:p>
         </w:tc>
         <w:tc>
           <w:tcPr>
-            <w:tcW w:type="dxa" w:w="890"/>
-            <w:tcMar>
-              <w:top w:type="dxa" w:w="40"/>
-              <w:left w:type="dxa" w:w="70"/>
-              <w:bottom w:type="dxa" w:w="40"/>
-              <w:right w:type="dxa" w:w="70"/>
-            </w:tcMar>
-          </w:tcPr>
-          <w:p>
-            <w:pPr>
-              <w:spacing w:after="0" w:line="228"/>
-              <w:jc w:val="center"/>
-            </w:pPr>
-            <w:r>
-              <w:rPr>
-                <w:rFonts w:ascii="Calibri" w:cs="Calibri" w:eastAsia="Calibri" w:hAnsi="Calibri"/>
-                <w:sz w:val="16"/>
-                <w:szCs w:val="16"/>
-              </w:rPr>
-              <w:t xml:space="preserve">23,3:1</w:t>
+            <w:tcW w:type="dxa" w:w="940"/>
+            <w:tcMar>
+              <w:top w:type="dxa" w:w="40"/>
+              <w:left w:type="dxa" w:w="70"/>
+              <w:bottom w:type="dxa" w:w="40"/>
+              <w:right w:type="dxa" w:w="70"/>
+            </w:tcMar>
+          </w:tcPr>
+          <w:p>
+            <w:pPr>
+              <w:spacing w:after="0" w:line="228"/>
+              <w:jc w:val="center"/>
+            </w:pPr>
+            <w:r>
+              <w:rPr>
+                <w:rFonts w:ascii="Calibri" w:cs="Calibri" w:eastAsia="Calibri" w:hAnsi="Calibri"/>
+                <w:sz w:val="16"/>
+                <w:szCs w:val="16"/>
+              </w:rPr>
+              <w:t xml:space="preserve">22,7:1</w:t>
             </w:r>
           </w:p>
         </w:tc>
@@ -2437,7 +2533,7 @@
       <w:tr>
         <w:tc>
           <w:tcPr>
-            <w:tcW w:type="dxa" w:w="1250"/>
+            <w:tcW w:type="dxa" w:w="1550"/>
             <w:shd w:fill="F2F2F2" w:color="auto" w:val="clear"/>
             <w:tcMar>
               <w:top w:type="dxa" w:w="40"/>
@@ -2457,13 +2553,13 @@
                 <w:sz w:val="16"/>
                 <w:szCs w:val="16"/>
               </w:rPr>
-              <w:t xml:space="preserve">2,5 µl + 0,3 µg</w:t>
-            </w:r>
-          </w:p>
-        </w:tc>
-        <w:tc>
-          <w:tcPr>
-            <w:tcW w:type="dxa" w:w="1500"/>
+              <w:t xml:space="preserve">92,5 µg ME + 0,3 µg</w:t>
+            </w:r>
+          </w:p>
+        </w:tc>
+        <w:tc>
+          <w:tcPr>
+            <w:tcW w:type="dxa" w:w="1450"/>
             <w:shd w:fill="F2F2F2" w:color="auto" w:val="clear"/>
             <w:tcMar>
               <w:top w:type="dxa" w:w="40"/>
@@ -2489,6 +2585,58 @@
         </w:tc>
         <w:tc>
           <w:tcPr>
+            <w:tcW w:type="dxa" w:w="900"/>
+            <w:shd w:fill="F2F2F2" w:color="auto" w:val="clear"/>
+            <w:tcMar>
+              <w:top w:type="dxa" w:w="40"/>
+              <w:left w:type="dxa" w:w="70"/>
+              <w:bottom w:type="dxa" w:w="40"/>
+              <w:right w:type="dxa" w:w="70"/>
+            </w:tcMar>
+          </w:tcPr>
+          <w:p>
+            <w:pPr>
+              <w:spacing w:after="0" w:line="228"/>
+              <w:jc w:val="center"/>
+            </w:pPr>
+            <w:r>
+              <w:rPr>
+                <w:rFonts w:ascii="Calibri" w:cs="Calibri" w:eastAsia="Calibri" w:hAnsi="Calibri"/>
+                <w:sz w:val="16"/>
+                <w:szCs w:val="16"/>
+              </w:rPr>
+              <w:t xml:space="preserve">92,5</w:t>
+            </w:r>
+          </w:p>
+        </w:tc>
+        <w:tc>
+          <w:tcPr>
+            <w:tcW w:type="dxa" w:w="1100"/>
+            <w:shd w:fill="F2F2F2" w:color="auto" w:val="clear"/>
+            <w:tcMar>
+              <w:top w:type="dxa" w:w="40"/>
+              <w:left w:type="dxa" w:w="70"/>
+              <w:bottom w:type="dxa" w:w="40"/>
+              <w:right w:type="dxa" w:w="70"/>
+            </w:tcMar>
+          </w:tcPr>
+          <w:p>
+            <w:pPr>
+              <w:spacing w:after="0" w:line="228"/>
+              <w:jc w:val="center"/>
+            </w:pPr>
+            <w:r>
+              <w:rPr>
+                <w:rFonts w:ascii="Calibri" w:cs="Calibri" w:eastAsia="Calibri" w:hAnsi="Calibri"/>
+                <w:sz w:val="16"/>
+                <w:szCs w:val="16"/>
+              </w:rPr>
+              <w:t xml:space="preserve">925</w:t>
+            </w:r>
+          </w:p>
+        </w:tc>
+        <w:tc>
+          <w:tcPr>
             <w:tcW w:type="dxa" w:w="950"/>
             <w:shd w:fill="F2F2F2" w:color="auto" w:val="clear"/>
             <w:tcMar>
@@ -2509,33 +2657,33 @@
                 <w:sz w:val="16"/>
                 <w:szCs w:val="16"/>
               </w:rPr>
-              <w:t xml:space="preserve">92,5</w:t>
-            </w:r>
-          </w:p>
-        </w:tc>
-        <w:tc>
-          <w:tcPr>
-            <w:tcW w:type="dxa" w:w="1150"/>
-            <w:shd w:fill="F2F2F2" w:color="auto" w:val="clear"/>
-            <w:tcMar>
-              <w:top w:type="dxa" w:w="40"/>
-              <w:left w:type="dxa" w:w="70"/>
-              <w:bottom w:type="dxa" w:w="40"/>
-              <w:right w:type="dxa" w:w="70"/>
-            </w:tcMar>
-          </w:tcPr>
-          <w:p>
-            <w:pPr>
-              <w:spacing w:after="0" w:line="228"/>
-              <w:jc w:val="center"/>
-            </w:pPr>
-            <w:r>
-              <w:rPr>
-                <w:rFonts w:ascii="Calibri" w:cs="Calibri" w:eastAsia="Calibri" w:hAnsi="Calibri"/>
-                <w:sz w:val="16"/>
-                <w:szCs w:val="16"/>
-              </w:rPr>
-              <w:t xml:space="preserve">841</w:t>
+              <w:t xml:space="preserve">8,50</w:t>
+            </w:r>
+          </w:p>
+        </w:tc>
+        <w:tc>
+          <w:tcPr>
+            <w:tcW w:type="dxa" w:w="850"/>
+            <w:shd w:fill="F2F2F2" w:color="auto" w:val="clear"/>
+            <w:tcMar>
+              <w:top w:type="dxa" w:w="40"/>
+              <w:left w:type="dxa" w:w="70"/>
+              <w:bottom w:type="dxa" w:w="40"/>
+              <w:right w:type="dxa" w:w="70"/>
+            </w:tcMar>
+          </w:tcPr>
+          <w:p>
+            <w:pPr>
+              <w:spacing w:after="0" w:line="228"/>
+              <w:jc w:val="center"/>
+            </w:pPr>
+            <w:r>
+              <w:rPr>
+                <w:rFonts w:ascii="Calibri" w:cs="Calibri" w:eastAsia="Calibri" w:hAnsi="Calibri"/>
+                <w:sz w:val="16"/>
+                <w:szCs w:val="16"/>
+              </w:rPr>
+              <w:t xml:space="preserve">0,3</w:t>
             </w:r>
           </w:p>
         </w:tc>
@@ -2561,33 +2709,7 @@
                 <w:sz w:val="16"/>
                 <w:szCs w:val="16"/>
               </w:rPr>
-              <w:t xml:space="preserve">8,50</w:t>
-            </w:r>
-          </w:p>
-        </w:tc>
-        <w:tc>
-          <w:tcPr>
-            <w:tcW w:type="dxa" w:w="950"/>
-            <w:shd w:fill="F2F2F2" w:color="auto" w:val="clear"/>
-            <w:tcMar>
-              <w:top w:type="dxa" w:w="40"/>
-              <w:left w:type="dxa" w:w="70"/>
-              <w:bottom w:type="dxa" w:w="40"/>
-              <w:right w:type="dxa" w:w="70"/>
-            </w:tcMar>
-          </w:tcPr>
-          <w:p>
-            <w:pPr>
-              <w:spacing w:after="0" w:line="228"/>
-              <w:jc w:val="center"/>
-            </w:pPr>
-            <w:r>
-              <w:rPr>
-                <w:rFonts w:ascii="Calibri" w:cs="Calibri" w:eastAsia="Calibri" w:hAnsi="Calibri"/>
-                <w:sz w:val="16"/>
-                <w:szCs w:val="16"/>
-              </w:rPr>
-              <w:t xml:space="preserve">291,5</w:t>
+              <w:t xml:space="preserve">308,3:1</w:t>
             </w:r>
           </w:p>
         </w:tc>
@@ -2613,59 +2735,33 @@
                 <w:sz w:val="16"/>
                 <w:szCs w:val="16"/>
               </w:rPr>
-              <w:t xml:space="preserve">317:1</w:t>
-            </w:r>
-          </w:p>
-        </w:tc>
-        <w:tc>
-          <w:tcPr>
-            <w:tcW w:type="dxa" w:w="1050"/>
-            <w:shd w:fill="F2F2F2" w:color="auto" w:val="clear"/>
-            <w:tcMar>
-              <w:top w:type="dxa" w:w="40"/>
-              <w:left w:type="dxa" w:w="70"/>
-              <w:bottom w:type="dxa" w:w="40"/>
-              <w:right w:type="dxa" w:w="70"/>
-            </w:tcMar>
-          </w:tcPr>
-          <w:p>
-            <w:pPr>
-              <w:spacing w:after="0" w:line="228"/>
-              <w:jc w:val="center"/>
-            </w:pPr>
-            <w:r>
-              <w:rPr>
-                <w:rFonts w:ascii="Calibri" w:cs="Calibri" w:eastAsia="Calibri" w:hAnsi="Calibri"/>
-                <w:sz w:val="16"/>
-                <w:szCs w:val="16"/>
-              </w:rPr>
               <w:t xml:space="preserve">10,9:1</w:t>
             </w:r>
           </w:p>
         </w:tc>
         <w:tc>
           <w:tcPr>
-            <w:tcW w:type="dxa" w:w="890"/>
-            <w:shd w:fill="F2F2F2" w:color="auto" w:val="clear"/>
-            <w:tcMar>
-              <w:top w:type="dxa" w:w="40"/>
-              <w:left w:type="dxa" w:w="70"/>
-              <w:bottom w:type="dxa" w:w="40"/>
-              <w:right w:type="dxa" w:w="70"/>
-            </w:tcMar>
-          </w:tcPr>
-          <w:p>
-            <w:pPr>
-              <w:spacing w:after="0" w:line="228"/>
-              <w:jc w:val="center"/>
-            </w:pPr>
-            <w:r>
-              <w:rPr>
-                <w:rFonts w:ascii="Calibri" w:cs="Calibri" w:eastAsia="Calibri" w:hAnsi="Calibri"/>
-                <w:sz w:val="16"/>
-                <w:szCs w:val="16"/>
-              </w:rPr>
-              <w:t xml:space="preserve">29,2:1</w:t>
+            <w:tcW w:type="dxa" w:w="940"/>
+            <w:shd w:fill="F2F2F2" w:color="auto" w:val="clear"/>
+            <w:tcMar>
+              <w:top w:type="dxa" w:w="40"/>
+              <w:left w:type="dxa" w:w="70"/>
+              <w:bottom w:type="dxa" w:w="40"/>
+              <w:right w:type="dxa" w:w="70"/>
+            </w:tcMar>
+          </w:tcPr>
+          <w:p>
+            <w:pPr>
+              <w:spacing w:after="0" w:line="228"/>
+              <w:jc w:val="center"/>
+            </w:pPr>
+            <w:r>
+              <w:rPr>
+                <w:rFonts w:ascii="Calibri" w:cs="Calibri" w:eastAsia="Calibri" w:hAnsi="Calibri"/>
+                <w:sz w:val="16"/>
+                <w:szCs w:val="16"/>
+              </w:rPr>
+              <w:t xml:space="preserve">28,3:1</w:t>
             </w:r>
           </w:p>
         </w:tc>
@@ -2673,7 +2769,7 @@
       <w:tr>
         <w:tc>
           <w:tcPr>
-            <w:tcW w:type="dxa" w:w="1250"/>
+            <w:tcW w:type="dxa" w:w="1550"/>
             <w:tcMar>
               <w:top w:type="dxa" w:w="40"/>
               <w:left w:type="dxa" w:w="70"/>
@@ -2692,13 +2788,13 @@
                 <w:sz w:val="16"/>
                 <w:szCs w:val="16"/>
               </w:rPr>
-              <w:t xml:space="preserve">0,25 µl + 0,6 µg</w:t>
-            </w:r>
-          </w:p>
-        </w:tc>
-        <w:tc>
-          <w:tcPr>
-            <w:tcW w:type="dxa" w:w="1500"/>
+              <w:t xml:space="preserve">9,25 µg ME + 0,6 µg</w:t>
+            </w:r>
+          </w:p>
+        </w:tc>
+        <w:tc>
+          <w:tcPr>
+            <w:tcW w:type="dxa" w:w="1450"/>
             <w:tcMar>
               <w:top w:type="dxa" w:w="40"/>
               <w:left w:type="dxa" w:w="70"/>
@@ -2723,6 +2819,56 @@
         </w:tc>
         <w:tc>
           <w:tcPr>
+            <w:tcW w:type="dxa" w:w="900"/>
+            <w:tcMar>
+              <w:top w:type="dxa" w:w="40"/>
+              <w:left w:type="dxa" w:w="70"/>
+              <w:bottom w:type="dxa" w:w="40"/>
+              <w:right w:type="dxa" w:w="70"/>
+            </w:tcMar>
+          </w:tcPr>
+          <w:p>
+            <w:pPr>
+              <w:spacing w:after="0" w:line="228"/>
+              <w:jc w:val="center"/>
+            </w:pPr>
+            <w:r>
+              <w:rPr>
+                <w:rFonts w:ascii="Calibri" w:cs="Calibri" w:eastAsia="Calibri" w:hAnsi="Calibri"/>
+                <w:sz w:val="16"/>
+                <w:szCs w:val="16"/>
+              </w:rPr>
+              <w:t xml:space="preserve">9,25</w:t>
+            </w:r>
+          </w:p>
+        </w:tc>
+        <w:tc>
+          <w:tcPr>
+            <w:tcW w:type="dxa" w:w="1100"/>
+            <w:tcMar>
+              <w:top w:type="dxa" w:w="40"/>
+              <w:left w:type="dxa" w:w="70"/>
+              <w:bottom w:type="dxa" w:w="40"/>
+              <w:right w:type="dxa" w:w="70"/>
+            </w:tcMar>
+          </w:tcPr>
+          <w:p>
+            <w:pPr>
+              <w:spacing w:after="0" w:line="228"/>
+              <w:jc w:val="center"/>
+            </w:pPr>
+            <w:r>
+              <w:rPr>
+                <w:rFonts w:ascii="Calibri" w:cs="Calibri" w:eastAsia="Calibri" w:hAnsi="Calibri"/>
+                <w:sz w:val="16"/>
+                <w:szCs w:val="16"/>
+              </w:rPr>
+              <w:t xml:space="preserve">92,5</w:t>
+            </w:r>
+          </w:p>
+        </w:tc>
+        <w:tc>
+          <w:tcPr>
             <w:tcW w:type="dxa" w:w="950"/>
             <w:tcMar>
               <w:top w:type="dxa" w:w="40"/>
@@ -2742,32 +2888,32 @@
                 <w:sz w:val="16"/>
                 <w:szCs w:val="16"/>
               </w:rPr>
-              <w:t xml:space="preserve">9,25</w:t>
-            </w:r>
-          </w:p>
-        </w:tc>
-        <w:tc>
-          <w:tcPr>
-            <w:tcW w:type="dxa" w:w="1150"/>
-            <w:tcMar>
-              <w:top w:type="dxa" w:w="40"/>
-              <w:left w:type="dxa" w:w="70"/>
-              <w:bottom w:type="dxa" w:w="40"/>
-              <w:right w:type="dxa" w:w="70"/>
-            </w:tcMar>
-          </w:tcPr>
-          <w:p>
-            <w:pPr>
-              <w:spacing w:after="0" w:line="228"/>
-              <w:jc w:val="center"/>
-            </w:pPr>
-            <w:r>
-              <w:rPr>
-                <w:rFonts w:ascii="Calibri" w:cs="Calibri" w:eastAsia="Calibri" w:hAnsi="Calibri"/>
-                <w:sz w:val="16"/>
-                <w:szCs w:val="16"/>
-              </w:rPr>
-              <w:t xml:space="preserve">84</w:t>
+              <w:t xml:space="preserve">0,85</w:t>
+            </w:r>
+          </w:p>
+        </w:tc>
+        <w:tc>
+          <w:tcPr>
+            <w:tcW w:type="dxa" w:w="850"/>
+            <w:tcMar>
+              <w:top w:type="dxa" w:w="40"/>
+              <w:left w:type="dxa" w:w="70"/>
+              <w:bottom w:type="dxa" w:w="40"/>
+              <w:right w:type="dxa" w:w="70"/>
+            </w:tcMar>
+          </w:tcPr>
+          <w:p>
+            <w:pPr>
+              <w:spacing w:after="0" w:line="228"/>
+              <w:jc w:val="center"/>
+            </w:pPr>
+            <w:r>
+              <w:rPr>
+                <w:rFonts w:ascii="Calibri" w:cs="Calibri" w:eastAsia="Calibri" w:hAnsi="Calibri"/>
+                <w:sz w:val="16"/>
+                <w:szCs w:val="16"/>
+              </w:rPr>
+              <w:t xml:space="preserve">0,6</w:t>
             </w:r>
           </w:p>
         </w:tc>
@@ -2792,32 +2938,7 @@
                 <w:sz w:val="16"/>
                 <w:szCs w:val="16"/>
               </w:rPr>
-              <w:t xml:space="preserve">0,85</w:t>
-            </w:r>
-          </w:p>
-        </w:tc>
-        <w:tc>
-          <w:tcPr>
-            <w:tcW w:type="dxa" w:w="950"/>
-            <w:tcMar>
-              <w:top w:type="dxa" w:w="40"/>
-              <w:left w:type="dxa" w:w="70"/>
-              <w:bottom w:type="dxa" w:w="40"/>
-              <w:right w:type="dxa" w:w="70"/>
-            </w:tcMar>
-          </w:tcPr>
-          <w:p>
-            <w:pPr>
-              <w:spacing w:after="0" w:line="228"/>
-              <w:jc w:val="center"/>
-            </w:pPr>
-            <w:r>
-              <w:rPr>
-                <w:rFonts w:ascii="Calibri" w:cs="Calibri" w:eastAsia="Calibri" w:hAnsi="Calibri"/>
-                <w:sz w:val="16"/>
-                <w:szCs w:val="16"/>
-              </w:rPr>
-              <w:t xml:space="preserve">583</w:t>
+              <w:t xml:space="preserve">15,4:1</w:t>
             </w:r>
           </w:p>
         </w:tc>
@@ -2842,57 +2963,32 @@
                 <w:sz w:val="16"/>
                 <w:szCs w:val="16"/>
               </w:rPr>
-              <w:t xml:space="preserve">16:1</w:t>
-            </w:r>
-          </w:p>
-        </w:tc>
-        <w:tc>
-          <w:tcPr>
-            <w:tcW w:type="dxa" w:w="1050"/>
-            <w:tcMar>
-              <w:top w:type="dxa" w:w="40"/>
-              <w:left w:type="dxa" w:w="70"/>
-              <w:bottom w:type="dxa" w:w="40"/>
-              <w:right w:type="dxa" w:w="70"/>
-            </w:tcMar>
-          </w:tcPr>
-          <w:p>
-            <w:pPr>
-              <w:spacing w:after="0" w:line="228"/>
-              <w:jc w:val="center"/>
-            </w:pPr>
-            <w:r>
-              <w:rPr>
-                <w:rFonts w:ascii="Calibri" w:cs="Calibri" w:eastAsia="Calibri" w:hAnsi="Calibri"/>
-                <w:sz w:val="16"/>
-                <w:szCs w:val="16"/>
-              </w:rPr>
               <w:t xml:space="preserve">10,9:1</w:t>
             </w:r>
           </w:p>
         </w:tc>
         <w:tc>
           <w:tcPr>
-            <w:tcW w:type="dxa" w:w="890"/>
-            <w:tcMar>
-              <w:top w:type="dxa" w:w="40"/>
-              <w:left w:type="dxa" w:w="70"/>
-              <w:bottom w:type="dxa" w:w="40"/>
-              <w:right w:type="dxa" w:w="70"/>
-            </w:tcMar>
-          </w:tcPr>
-          <w:p>
-            <w:pPr>
-              <w:spacing w:after="0" w:line="228"/>
-              <w:jc w:val="center"/>
-            </w:pPr>
-            <w:r>
-              <w:rPr>
-                <w:rFonts w:ascii="Calibri" w:cs="Calibri" w:eastAsia="Calibri" w:hAnsi="Calibri"/>
-                <w:sz w:val="16"/>
-                <w:szCs w:val="16"/>
-              </w:rPr>
-              <w:t xml:space="preserve">1,5:1</w:t>
+            <w:tcW w:type="dxa" w:w="940"/>
+            <w:tcMar>
+              <w:top w:type="dxa" w:w="40"/>
+              <w:left w:type="dxa" w:w="70"/>
+              <w:bottom w:type="dxa" w:w="40"/>
+              <w:right w:type="dxa" w:w="70"/>
+            </w:tcMar>
+          </w:tcPr>
+          <w:p>
+            <w:pPr>
+              <w:spacing w:after="0" w:line="228"/>
+              <w:jc w:val="center"/>
+            </w:pPr>
+            <w:r>
+              <w:rPr>
+                <w:rFonts w:ascii="Calibri" w:cs="Calibri" w:eastAsia="Calibri" w:hAnsi="Calibri"/>
+                <w:sz w:val="16"/>
+                <w:szCs w:val="16"/>
+              </w:rPr>
+              <w:t xml:space="preserve">1,4:1</w:t>
             </w:r>
           </w:p>
         </w:tc>
@@ -2900,7 +2996,7 @@
       <w:tr>
         <w:tc>
           <w:tcPr>
-            <w:tcW w:type="dxa" w:w="1250"/>
+            <w:tcW w:type="dxa" w:w="1550"/>
             <w:shd w:fill="F2F2F2" w:color="auto" w:val="clear"/>
             <w:tcMar>
               <w:top w:type="dxa" w:w="40"/>
@@ -2920,13 +3016,13 @@
                 <w:sz w:val="16"/>
                 <w:szCs w:val="16"/>
               </w:rPr>
-              <w:t xml:space="preserve">0,5 µl + 0,6 µg</w:t>
-            </w:r>
-          </w:p>
-        </w:tc>
-        <w:tc>
-          <w:tcPr>
-            <w:tcW w:type="dxa" w:w="1500"/>
+              <w:t xml:space="preserve">18,5 µg ME + 0,6 µg</w:t>
+            </w:r>
+          </w:p>
+        </w:tc>
+        <w:tc>
+          <w:tcPr>
+            <w:tcW w:type="dxa" w:w="1450"/>
             <w:shd w:fill="F2F2F2" w:color="auto" w:val="clear"/>
             <w:tcMar>
               <w:top w:type="dxa" w:w="40"/>
@@ -2952,6 +3048,58 @@
         </w:tc>
         <w:tc>
           <w:tcPr>
+            <w:tcW w:type="dxa" w:w="900"/>
+            <w:shd w:fill="F2F2F2" w:color="auto" w:val="clear"/>
+            <w:tcMar>
+              <w:top w:type="dxa" w:w="40"/>
+              <w:left w:type="dxa" w:w="70"/>
+              <w:bottom w:type="dxa" w:w="40"/>
+              <w:right w:type="dxa" w:w="70"/>
+            </w:tcMar>
+          </w:tcPr>
+          <w:p>
+            <w:pPr>
+              <w:spacing w:after="0" w:line="228"/>
+              <w:jc w:val="center"/>
+            </w:pPr>
+            <w:r>
+              <w:rPr>
+                <w:rFonts w:ascii="Calibri" w:cs="Calibri" w:eastAsia="Calibri" w:hAnsi="Calibri"/>
+                <w:sz w:val="16"/>
+                <w:szCs w:val="16"/>
+              </w:rPr>
+              <w:t xml:space="preserve">18,5</w:t>
+            </w:r>
+          </w:p>
+        </w:tc>
+        <w:tc>
+          <w:tcPr>
+            <w:tcW w:type="dxa" w:w="1100"/>
+            <w:shd w:fill="F2F2F2" w:color="auto" w:val="clear"/>
+            <w:tcMar>
+              <w:top w:type="dxa" w:w="40"/>
+              <w:left w:type="dxa" w:w="70"/>
+              <w:bottom w:type="dxa" w:w="40"/>
+              <w:right w:type="dxa" w:w="70"/>
+            </w:tcMar>
+          </w:tcPr>
+          <w:p>
+            <w:pPr>
+              <w:spacing w:after="0" w:line="228"/>
+              <w:jc w:val="center"/>
+            </w:pPr>
+            <w:r>
+              <w:rPr>
+                <w:rFonts w:ascii="Calibri" w:cs="Calibri" w:eastAsia="Calibri" w:hAnsi="Calibri"/>
+                <w:sz w:val="16"/>
+                <w:szCs w:val="16"/>
+              </w:rPr>
+              <w:t xml:space="preserve">185</w:t>
+            </w:r>
+          </w:p>
+        </w:tc>
+        <w:tc>
+          <w:tcPr>
             <w:tcW w:type="dxa" w:w="950"/>
             <w:shd w:fill="F2F2F2" w:color="auto" w:val="clear"/>
             <w:tcMar>
@@ -2972,33 +3120,33 @@
                 <w:sz w:val="16"/>
                 <w:szCs w:val="16"/>
               </w:rPr>
-              <w:t xml:space="preserve">18,5</w:t>
-            </w:r>
-          </w:p>
-        </w:tc>
-        <w:tc>
-          <w:tcPr>
-            <w:tcW w:type="dxa" w:w="1150"/>
-            <w:shd w:fill="F2F2F2" w:color="auto" w:val="clear"/>
-            <w:tcMar>
-              <w:top w:type="dxa" w:w="40"/>
-              <w:left w:type="dxa" w:w="70"/>
-              <w:bottom w:type="dxa" w:w="40"/>
-              <w:right w:type="dxa" w:w="70"/>
-            </w:tcMar>
-          </w:tcPr>
-          <w:p>
-            <w:pPr>
-              <w:spacing w:after="0" w:line="228"/>
-              <w:jc w:val="center"/>
-            </w:pPr>
-            <w:r>
-              <w:rPr>
-                <w:rFonts w:ascii="Calibri" w:cs="Calibri" w:eastAsia="Calibri" w:hAnsi="Calibri"/>
-                <w:sz w:val="16"/>
-                <w:szCs w:val="16"/>
-              </w:rPr>
-              <w:t xml:space="preserve">168</w:t>
+              <w:t xml:space="preserve">1,70</w:t>
+            </w:r>
+          </w:p>
+        </w:tc>
+        <w:tc>
+          <w:tcPr>
+            <w:tcW w:type="dxa" w:w="850"/>
+            <w:shd w:fill="F2F2F2" w:color="auto" w:val="clear"/>
+            <w:tcMar>
+              <w:top w:type="dxa" w:w="40"/>
+              <w:left w:type="dxa" w:w="70"/>
+              <w:bottom w:type="dxa" w:w="40"/>
+              <w:right w:type="dxa" w:w="70"/>
+            </w:tcMar>
+          </w:tcPr>
+          <w:p>
+            <w:pPr>
+              <w:spacing w:after="0" w:line="228"/>
+              <w:jc w:val="center"/>
+            </w:pPr>
+            <w:r>
+              <w:rPr>
+                <w:rFonts w:ascii="Calibri" w:cs="Calibri" w:eastAsia="Calibri" w:hAnsi="Calibri"/>
+                <w:sz w:val="16"/>
+                <w:szCs w:val="16"/>
+              </w:rPr>
+              <w:t xml:space="preserve">0,6</w:t>
             </w:r>
           </w:p>
         </w:tc>
@@ -3024,33 +3172,7 @@
                 <w:sz w:val="16"/>
                 <w:szCs w:val="16"/>
               </w:rPr>
-              <w:t xml:space="preserve">1,70</w:t>
-            </w:r>
-          </w:p>
-        </w:tc>
-        <w:tc>
-          <w:tcPr>
-            <w:tcW w:type="dxa" w:w="950"/>
-            <w:shd w:fill="F2F2F2" w:color="auto" w:val="clear"/>
-            <w:tcMar>
-              <w:top w:type="dxa" w:w="40"/>
-              <w:left w:type="dxa" w:w="70"/>
-              <w:bottom w:type="dxa" w:w="40"/>
-              <w:right w:type="dxa" w:w="70"/>
-            </w:tcMar>
-          </w:tcPr>
-          <w:p>
-            <w:pPr>
-              <w:spacing w:after="0" w:line="228"/>
-              <w:jc w:val="center"/>
-            </w:pPr>
-            <w:r>
-              <w:rPr>
-                <w:rFonts w:ascii="Calibri" w:cs="Calibri" w:eastAsia="Calibri" w:hAnsi="Calibri"/>
-                <w:sz w:val="16"/>
-                <w:szCs w:val="16"/>
-              </w:rPr>
-              <w:t xml:space="preserve">583</w:t>
+              <w:t xml:space="preserve">30,8:1</w:t>
             </w:r>
           </w:p>
         </w:tc>
@@ -3076,59 +3198,33 @@
                 <w:sz w:val="16"/>
                 <w:szCs w:val="16"/>
               </w:rPr>
-              <w:t xml:space="preserve">32:1</w:t>
-            </w:r>
-          </w:p>
-        </w:tc>
-        <w:tc>
-          <w:tcPr>
-            <w:tcW w:type="dxa" w:w="1050"/>
-            <w:shd w:fill="F2F2F2" w:color="auto" w:val="clear"/>
-            <w:tcMar>
-              <w:top w:type="dxa" w:w="40"/>
-              <w:left w:type="dxa" w:w="70"/>
-              <w:bottom w:type="dxa" w:w="40"/>
-              <w:right w:type="dxa" w:w="70"/>
-            </w:tcMar>
-          </w:tcPr>
-          <w:p>
-            <w:pPr>
-              <w:spacing w:after="0" w:line="228"/>
-              <w:jc w:val="center"/>
-            </w:pPr>
-            <w:r>
-              <w:rPr>
-                <w:rFonts w:ascii="Calibri" w:cs="Calibri" w:eastAsia="Calibri" w:hAnsi="Calibri"/>
-                <w:sz w:val="16"/>
-                <w:szCs w:val="16"/>
-              </w:rPr>
               <w:t xml:space="preserve">10,9:1</w:t>
             </w:r>
           </w:p>
         </w:tc>
         <w:tc>
           <w:tcPr>
-            <w:tcW w:type="dxa" w:w="890"/>
-            <w:shd w:fill="F2F2F2" w:color="auto" w:val="clear"/>
-            <w:tcMar>
-              <w:top w:type="dxa" w:w="40"/>
-              <w:left w:type="dxa" w:w="70"/>
-              <w:bottom w:type="dxa" w:w="40"/>
-              <w:right w:type="dxa" w:w="70"/>
-            </w:tcMar>
-          </w:tcPr>
-          <w:p>
-            <w:pPr>
-              <w:spacing w:after="0" w:line="228"/>
-              <w:jc w:val="center"/>
-            </w:pPr>
-            <w:r>
-              <w:rPr>
-                <w:rFonts w:ascii="Calibri" w:cs="Calibri" w:eastAsia="Calibri" w:hAnsi="Calibri"/>
-                <w:sz w:val="16"/>
-                <w:szCs w:val="16"/>
-              </w:rPr>
-              <w:t xml:space="preserve">2,9:1</w:t>
+            <w:tcW w:type="dxa" w:w="940"/>
+            <w:shd w:fill="F2F2F2" w:color="auto" w:val="clear"/>
+            <w:tcMar>
+              <w:top w:type="dxa" w:w="40"/>
+              <w:left w:type="dxa" w:w="70"/>
+              <w:bottom w:type="dxa" w:w="40"/>
+              <w:right w:type="dxa" w:w="70"/>
+            </w:tcMar>
+          </w:tcPr>
+          <w:p>
+            <w:pPr>
+              <w:spacing w:after="0" w:line="228"/>
+              <w:jc w:val="center"/>
+            </w:pPr>
+            <w:r>
+              <w:rPr>
+                <w:rFonts w:ascii="Calibri" w:cs="Calibri" w:eastAsia="Calibri" w:hAnsi="Calibri"/>
+                <w:sz w:val="16"/>
+                <w:szCs w:val="16"/>
+              </w:rPr>
+              <w:t xml:space="preserve">2,8:1</w:t>
             </w:r>
           </w:p>
         </w:tc>
@@ -3136,7 +3232,7 @@
       <w:tr>
         <w:tc>
           <w:tcPr>
-            <w:tcW w:type="dxa" w:w="1250"/>
+            <w:tcW w:type="dxa" w:w="1550"/>
             <w:tcMar>
               <w:top w:type="dxa" w:w="40"/>
               <w:left w:type="dxa" w:w="70"/>
@@ -3155,13 +3251,13 @@
                 <w:sz w:val="16"/>
                 <w:szCs w:val="16"/>
               </w:rPr>
-              <w:t xml:space="preserve">0,75 µl + 0,6 µg</w:t>
-            </w:r>
-          </w:p>
-        </w:tc>
-        <w:tc>
-          <w:tcPr>
-            <w:tcW w:type="dxa" w:w="1500"/>
+              <w:t xml:space="preserve">27,75 µg ME + 0,6 µg</w:t>
+            </w:r>
+          </w:p>
+        </w:tc>
+        <w:tc>
+          <w:tcPr>
+            <w:tcW w:type="dxa" w:w="1450"/>
             <w:tcMar>
               <w:top w:type="dxa" w:w="40"/>
               <w:left w:type="dxa" w:w="70"/>
@@ -3186,6 +3282,56 @@
         </w:tc>
         <w:tc>
           <w:tcPr>
+            <w:tcW w:type="dxa" w:w="900"/>
+            <w:tcMar>
+              <w:top w:type="dxa" w:w="40"/>
+              <w:left w:type="dxa" w:w="70"/>
+              <w:bottom w:type="dxa" w:w="40"/>
+              <w:right w:type="dxa" w:w="70"/>
+            </w:tcMar>
+          </w:tcPr>
+          <w:p>
+            <w:pPr>
+              <w:spacing w:after="0" w:line="228"/>
+              <w:jc w:val="center"/>
+            </w:pPr>
+            <w:r>
+              <w:rPr>
+                <w:rFonts w:ascii="Calibri" w:cs="Calibri" w:eastAsia="Calibri" w:hAnsi="Calibri"/>
+                <w:sz w:val="16"/>
+                <w:szCs w:val="16"/>
+              </w:rPr>
+              <w:t xml:space="preserve">27,75</w:t>
+            </w:r>
+          </w:p>
+        </w:tc>
+        <w:tc>
+          <w:tcPr>
+            <w:tcW w:type="dxa" w:w="1100"/>
+            <w:tcMar>
+              <w:top w:type="dxa" w:w="40"/>
+              <w:left w:type="dxa" w:w="70"/>
+              <w:bottom w:type="dxa" w:w="40"/>
+              <w:right w:type="dxa" w:w="70"/>
+            </w:tcMar>
+          </w:tcPr>
+          <w:p>
+            <w:pPr>
+              <w:spacing w:after="0" w:line="228"/>
+              <w:jc w:val="center"/>
+            </w:pPr>
+            <w:r>
+              <w:rPr>
+                <w:rFonts w:ascii="Calibri" w:cs="Calibri" w:eastAsia="Calibri" w:hAnsi="Calibri"/>
+                <w:sz w:val="16"/>
+                <w:szCs w:val="16"/>
+              </w:rPr>
+              <w:t xml:space="preserve">277,5</w:t>
+            </w:r>
+          </w:p>
+        </w:tc>
+        <w:tc>
+          <w:tcPr>
             <w:tcW w:type="dxa" w:w="950"/>
             <w:tcMar>
               <w:top w:type="dxa" w:w="40"/>
@@ -3205,32 +3351,32 @@
                 <w:sz w:val="16"/>
                 <w:szCs w:val="16"/>
               </w:rPr>
-              <w:t xml:space="preserve">27,75</w:t>
-            </w:r>
-          </w:p>
-        </w:tc>
-        <w:tc>
-          <w:tcPr>
-            <w:tcW w:type="dxa" w:w="1150"/>
-            <w:tcMar>
-              <w:top w:type="dxa" w:w="40"/>
-              <w:left w:type="dxa" w:w="70"/>
-              <w:bottom w:type="dxa" w:w="40"/>
-              <w:right w:type="dxa" w:w="70"/>
-            </w:tcMar>
-          </w:tcPr>
-          <w:p>
-            <w:pPr>
-              <w:spacing w:after="0" w:line="228"/>
-              <w:jc w:val="center"/>
-            </w:pPr>
-            <w:r>
-              <w:rPr>
-                <w:rFonts w:ascii="Calibri" w:cs="Calibri" w:eastAsia="Calibri" w:hAnsi="Calibri"/>
-                <w:sz w:val="16"/>
-                <w:szCs w:val="16"/>
-              </w:rPr>
-              <w:t xml:space="preserve">252</w:t>
+              <w:t xml:space="preserve">2,55</w:t>
+            </w:r>
+          </w:p>
+        </w:tc>
+        <w:tc>
+          <w:tcPr>
+            <w:tcW w:type="dxa" w:w="850"/>
+            <w:tcMar>
+              <w:top w:type="dxa" w:w="40"/>
+              <w:left w:type="dxa" w:w="70"/>
+              <w:bottom w:type="dxa" w:w="40"/>
+              <w:right w:type="dxa" w:w="70"/>
+            </w:tcMar>
+          </w:tcPr>
+          <w:p>
+            <w:pPr>
+              <w:spacing w:after="0" w:line="228"/>
+              <w:jc w:val="center"/>
+            </w:pPr>
+            <w:r>
+              <w:rPr>
+                <w:rFonts w:ascii="Calibri" w:cs="Calibri" w:eastAsia="Calibri" w:hAnsi="Calibri"/>
+                <w:sz w:val="16"/>
+                <w:szCs w:val="16"/>
+              </w:rPr>
+              <w:t xml:space="preserve">0,6</w:t>
             </w:r>
           </w:p>
         </w:tc>
@@ -3255,32 +3401,7 @@
                 <w:sz w:val="16"/>
                 <w:szCs w:val="16"/>
               </w:rPr>
-              <w:t xml:space="preserve">2,55</w:t>
-            </w:r>
-          </w:p>
-        </w:tc>
-        <w:tc>
-          <w:tcPr>
-            <w:tcW w:type="dxa" w:w="950"/>
-            <w:tcMar>
-              <w:top w:type="dxa" w:w="40"/>
-              <w:left w:type="dxa" w:w="70"/>
-              <w:bottom w:type="dxa" w:w="40"/>
-              <w:right w:type="dxa" w:w="70"/>
-            </w:tcMar>
-          </w:tcPr>
-          <w:p>
-            <w:pPr>
-              <w:spacing w:after="0" w:line="228"/>
-              <w:jc w:val="center"/>
-            </w:pPr>
-            <w:r>
-              <w:rPr>
-                <w:rFonts w:ascii="Calibri" w:cs="Calibri" w:eastAsia="Calibri" w:hAnsi="Calibri"/>
-                <w:sz w:val="16"/>
-                <w:szCs w:val="16"/>
-              </w:rPr>
-              <w:t xml:space="preserve">583</w:t>
+              <w:t xml:space="preserve">46,3:1</w:t>
             </w:r>
           </w:p>
         </w:tc>
@@ -3305,57 +3426,32 @@
                 <w:sz w:val="16"/>
                 <w:szCs w:val="16"/>
               </w:rPr>
-              <w:t xml:space="preserve">48:1</w:t>
-            </w:r>
-          </w:p>
-        </w:tc>
-        <w:tc>
-          <w:tcPr>
-            <w:tcW w:type="dxa" w:w="1050"/>
-            <w:tcMar>
-              <w:top w:type="dxa" w:w="40"/>
-              <w:left w:type="dxa" w:w="70"/>
-              <w:bottom w:type="dxa" w:w="40"/>
-              <w:right w:type="dxa" w:w="70"/>
-            </w:tcMar>
-          </w:tcPr>
-          <w:p>
-            <w:pPr>
-              <w:spacing w:after="0" w:line="228"/>
-              <w:jc w:val="center"/>
-            </w:pPr>
-            <w:r>
-              <w:rPr>
-                <w:rFonts w:ascii="Calibri" w:cs="Calibri" w:eastAsia="Calibri" w:hAnsi="Calibri"/>
-                <w:sz w:val="16"/>
-                <w:szCs w:val="16"/>
-              </w:rPr>
               <w:t xml:space="preserve">10,9:1</w:t>
             </w:r>
           </w:p>
         </w:tc>
         <w:tc>
           <w:tcPr>
-            <w:tcW w:type="dxa" w:w="890"/>
-            <w:tcMar>
-              <w:top w:type="dxa" w:w="40"/>
-              <w:left w:type="dxa" w:w="70"/>
-              <w:bottom w:type="dxa" w:w="40"/>
-              <w:right w:type="dxa" w:w="70"/>
-            </w:tcMar>
-          </w:tcPr>
-          <w:p>
-            <w:pPr>
-              <w:spacing w:after="0" w:line="228"/>
-              <w:jc w:val="center"/>
-            </w:pPr>
-            <w:r>
-              <w:rPr>
-                <w:rFonts w:ascii="Calibri" w:cs="Calibri" w:eastAsia="Calibri" w:hAnsi="Calibri"/>
-                <w:sz w:val="16"/>
-                <w:szCs w:val="16"/>
-              </w:rPr>
-              <w:t xml:space="preserve">4,4:1</w:t>
+            <w:tcW w:type="dxa" w:w="940"/>
+            <w:tcMar>
+              <w:top w:type="dxa" w:w="40"/>
+              <w:left w:type="dxa" w:w="70"/>
+              <w:bottom w:type="dxa" w:w="40"/>
+              <w:right w:type="dxa" w:w="70"/>
+            </w:tcMar>
+          </w:tcPr>
+          <w:p>
+            <w:pPr>
+              <w:spacing w:after="0" w:line="228"/>
+              <w:jc w:val="center"/>
+            </w:pPr>
+            <w:r>
+              <w:rPr>
+                <w:rFonts w:ascii="Calibri" w:cs="Calibri" w:eastAsia="Calibri" w:hAnsi="Calibri"/>
+                <w:sz w:val="16"/>
+                <w:szCs w:val="16"/>
+              </w:rPr>
+              <w:t xml:space="preserve">4,3:1</w:t>
             </w:r>
           </w:p>
         </w:tc>
@@ -3363,7 +3459,7 @@
       <w:tr>
         <w:tc>
           <w:tcPr>
-            <w:tcW w:type="dxa" w:w="1250"/>
+            <w:tcW w:type="dxa" w:w="1550"/>
             <w:shd w:fill="F2F2F2" w:color="auto" w:val="clear"/>
             <w:tcMar>
               <w:top w:type="dxa" w:w="40"/>
@@ -3383,13 +3479,13 @@
                 <w:sz w:val="16"/>
                 <w:szCs w:val="16"/>
               </w:rPr>
-              <w:t xml:space="preserve">1,5 µl + 0,6 µg</w:t>
-            </w:r>
-          </w:p>
-        </w:tc>
-        <w:tc>
-          <w:tcPr>
-            <w:tcW w:type="dxa" w:w="1500"/>
+              <w:t xml:space="preserve">55,5 µg ME + 0,6 µg</w:t>
+            </w:r>
+          </w:p>
+        </w:tc>
+        <w:tc>
+          <w:tcPr>
+            <w:tcW w:type="dxa" w:w="1450"/>
             <w:shd w:fill="F2F2F2" w:color="auto" w:val="clear"/>
             <w:tcMar>
               <w:top w:type="dxa" w:w="40"/>
@@ -3415,6 +3511,58 @@
         </w:tc>
         <w:tc>
           <w:tcPr>
+            <w:tcW w:type="dxa" w:w="900"/>
+            <w:shd w:fill="F2F2F2" w:color="auto" w:val="clear"/>
+            <w:tcMar>
+              <w:top w:type="dxa" w:w="40"/>
+              <w:left w:type="dxa" w:w="70"/>
+              <w:bottom w:type="dxa" w:w="40"/>
+              <w:right w:type="dxa" w:w="70"/>
+            </w:tcMar>
+          </w:tcPr>
+          <w:p>
+            <w:pPr>
+              <w:spacing w:after="0" w:line="228"/>
+              <w:jc w:val="center"/>
+            </w:pPr>
+            <w:r>
+              <w:rPr>
+                <w:rFonts w:ascii="Calibri" w:cs="Calibri" w:eastAsia="Calibri" w:hAnsi="Calibri"/>
+                <w:sz w:val="16"/>
+                <w:szCs w:val="16"/>
+              </w:rPr>
+              <w:t xml:space="preserve">55,5</w:t>
+            </w:r>
+          </w:p>
+        </w:tc>
+        <w:tc>
+          <w:tcPr>
+            <w:tcW w:type="dxa" w:w="1100"/>
+            <w:shd w:fill="F2F2F2" w:color="auto" w:val="clear"/>
+            <w:tcMar>
+              <w:top w:type="dxa" w:w="40"/>
+              <w:left w:type="dxa" w:w="70"/>
+              <w:bottom w:type="dxa" w:w="40"/>
+              <w:right w:type="dxa" w:w="70"/>
+            </w:tcMar>
+          </w:tcPr>
+          <w:p>
+            <w:pPr>
+              <w:spacing w:after="0" w:line="228"/>
+              <w:jc w:val="center"/>
+            </w:pPr>
+            <w:r>
+              <w:rPr>
+                <w:rFonts w:ascii="Calibri" w:cs="Calibri" w:eastAsia="Calibri" w:hAnsi="Calibri"/>
+                <w:sz w:val="16"/>
+                <w:szCs w:val="16"/>
+              </w:rPr>
+              <w:t xml:space="preserve">555</w:t>
+            </w:r>
+          </w:p>
+        </w:tc>
+        <w:tc>
+          <w:tcPr>
             <w:tcW w:type="dxa" w:w="950"/>
             <w:shd w:fill="F2F2F2" w:color="auto" w:val="clear"/>
             <w:tcMar>
@@ -3435,33 +3583,33 @@
                 <w:sz w:val="16"/>
                 <w:szCs w:val="16"/>
               </w:rPr>
-              <w:t xml:space="preserve">55,5</w:t>
-            </w:r>
-          </w:p>
-        </w:tc>
-        <w:tc>
-          <w:tcPr>
-            <w:tcW w:type="dxa" w:w="1150"/>
-            <w:shd w:fill="F2F2F2" w:color="auto" w:val="clear"/>
-            <w:tcMar>
-              <w:top w:type="dxa" w:w="40"/>
-              <w:left w:type="dxa" w:w="70"/>
-              <w:bottom w:type="dxa" w:w="40"/>
-              <w:right w:type="dxa" w:w="70"/>
-            </w:tcMar>
-          </w:tcPr>
-          <w:p>
-            <w:pPr>
-              <w:spacing w:after="0" w:line="228"/>
-              <w:jc w:val="center"/>
-            </w:pPr>
-            <w:r>
-              <w:rPr>
-                <w:rFonts w:ascii="Calibri" w:cs="Calibri" w:eastAsia="Calibri" w:hAnsi="Calibri"/>
-                <w:sz w:val="16"/>
-                <w:szCs w:val="16"/>
-              </w:rPr>
-              <w:t xml:space="preserve">505</w:t>
+              <w:t xml:space="preserve">5,10</w:t>
+            </w:r>
+          </w:p>
+        </w:tc>
+        <w:tc>
+          <w:tcPr>
+            <w:tcW w:type="dxa" w:w="850"/>
+            <w:shd w:fill="F2F2F2" w:color="auto" w:val="clear"/>
+            <w:tcMar>
+              <w:top w:type="dxa" w:w="40"/>
+              <w:left w:type="dxa" w:w="70"/>
+              <w:bottom w:type="dxa" w:w="40"/>
+              <w:right w:type="dxa" w:w="70"/>
+            </w:tcMar>
+          </w:tcPr>
+          <w:p>
+            <w:pPr>
+              <w:spacing w:after="0" w:line="228"/>
+              <w:jc w:val="center"/>
+            </w:pPr>
+            <w:r>
+              <w:rPr>
+                <w:rFonts w:ascii="Calibri" w:cs="Calibri" w:eastAsia="Calibri" w:hAnsi="Calibri"/>
+                <w:sz w:val="16"/>
+                <w:szCs w:val="16"/>
+              </w:rPr>
+              <w:t xml:space="preserve">0,6</w:t>
             </w:r>
           </w:p>
         </w:tc>
@@ -3487,33 +3635,7 @@
                 <w:sz w:val="16"/>
                 <w:szCs w:val="16"/>
               </w:rPr>
-              <w:t xml:space="preserve">5,10</w:t>
-            </w:r>
-          </w:p>
-        </w:tc>
-        <w:tc>
-          <w:tcPr>
-            <w:tcW w:type="dxa" w:w="950"/>
-            <w:shd w:fill="F2F2F2" w:color="auto" w:val="clear"/>
-            <w:tcMar>
-              <w:top w:type="dxa" w:w="40"/>
-              <w:left w:type="dxa" w:w="70"/>
-              <w:bottom w:type="dxa" w:w="40"/>
-              <w:right w:type="dxa" w:w="70"/>
-            </w:tcMar>
-          </w:tcPr>
-          <w:p>
-            <w:pPr>
-              <w:spacing w:after="0" w:line="228"/>
-              <w:jc w:val="center"/>
-            </w:pPr>
-            <w:r>
-              <w:rPr>
-                <w:rFonts w:ascii="Calibri" w:cs="Calibri" w:eastAsia="Calibri" w:hAnsi="Calibri"/>
-                <w:sz w:val="16"/>
-                <w:szCs w:val="16"/>
-              </w:rPr>
-              <w:t xml:space="preserve">583</w:t>
+              <w:t xml:space="preserve">92,5:1</w:t>
             </w:r>
           </w:p>
         </w:tc>
@@ -3539,59 +3661,33 @@
                 <w:sz w:val="16"/>
                 <w:szCs w:val="16"/>
               </w:rPr>
-              <w:t xml:space="preserve">95:1</w:t>
-            </w:r>
-          </w:p>
-        </w:tc>
-        <w:tc>
-          <w:tcPr>
-            <w:tcW w:type="dxa" w:w="1050"/>
-            <w:shd w:fill="F2F2F2" w:color="auto" w:val="clear"/>
-            <w:tcMar>
-              <w:top w:type="dxa" w:w="40"/>
-              <w:left w:type="dxa" w:w="70"/>
-              <w:bottom w:type="dxa" w:w="40"/>
-              <w:right w:type="dxa" w:w="70"/>
-            </w:tcMar>
-          </w:tcPr>
-          <w:p>
-            <w:pPr>
-              <w:spacing w:after="0" w:line="228"/>
-              <w:jc w:val="center"/>
-            </w:pPr>
-            <w:r>
-              <w:rPr>
-                <w:rFonts w:ascii="Calibri" w:cs="Calibri" w:eastAsia="Calibri" w:hAnsi="Calibri"/>
-                <w:sz w:val="16"/>
-                <w:szCs w:val="16"/>
-              </w:rPr>
               <w:t xml:space="preserve">10,9:1</w:t>
             </w:r>
           </w:p>
         </w:tc>
         <w:tc>
           <w:tcPr>
-            <w:tcW w:type="dxa" w:w="890"/>
-            <w:shd w:fill="F2F2F2" w:color="auto" w:val="clear"/>
-            <w:tcMar>
-              <w:top w:type="dxa" w:w="40"/>
-              <w:left w:type="dxa" w:w="70"/>
-              <w:bottom w:type="dxa" w:w="40"/>
-              <w:right w:type="dxa" w:w="70"/>
-            </w:tcMar>
-          </w:tcPr>
-          <w:p>
-            <w:pPr>
-              <w:spacing w:after="0" w:line="228"/>
-              <w:jc w:val="center"/>
-            </w:pPr>
-            <w:r>
-              <w:rPr>
-                <w:rFonts w:ascii="Calibri" w:cs="Calibri" w:eastAsia="Calibri" w:hAnsi="Calibri"/>
-                <w:sz w:val="16"/>
-                <w:szCs w:val="16"/>
-              </w:rPr>
-              <w:t xml:space="preserve">8,7:1</w:t>
+            <w:tcW w:type="dxa" w:w="940"/>
+            <w:shd w:fill="F2F2F2" w:color="auto" w:val="clear"/>
+            <w:tcMar>
+              <w:top w:type="dxa" w:w="40"/>
+              <w:left w:type="dxa" w:w="70"/>
+              <w:bottom w:type="dxa" w:w="40"/>
+              <w:right w:type="dxa" w:w="70"/>
+            </w:tcMar>
+          </w:tcPr>
+          <w:p>
+            <w:pPr>
+              <w:spacing w:after="0" w:line="228"/>
+              <w:jc w:val="center"/>
+            </w:pPr>
+            <w:r>
+              <w:rPr>
+                <w:rFonts w:ascii="Calibri" w:cs="Calibri" w:eastAsia="Calibri" w:hAnsi="Calibri"/>
+                <w:sz w:val="16"/>
+                <w:szCs w:val="16"/>
+              </w:rPr>
+              <w:t xml:space="preserve">8,5:1</w:t>
             </w:r>
           </w:p>
         </w:tc>
@@ -3599,7 +3695,7 @@
       <w:tr>
         <w:tc>
           <w:tcPr>
-            <w:tcW w:type="dxa" w:w="1250"/>
+            <w:tcW w:type="dxa" w:w="1550"/>
             <w:tcMar>
               <w:top w:type="dxa" w:w="40"/>
               <w:left w:type="dxa" w:w="70"/>
@@ -3618,13 +3714,13 @@
                 <w:sz w:val="16"/>
                 <w:szCs w:val="16"/>
               </w:rPr>
-              <w:t xml:space="preserve">2 µl + 0,6 µg</w:t>
-            </w:r>
-          </w:p>
-        </w:tc>
-        <w:tc>
-          <w:tcPr>
-            <w:tcW w:type="dxa" w:w="1500"/>
+              <w:t xml:space="preserve">74 µg ME + 0,6 µg</w:t>
+            </w:r>
+          </w:p>
+        </w:tc>
+        <w:tc>
+          <w:tcPr>
+            <w:tcW w:type="dxa" w:w="1450"/>
             <w:tcMar>
               <w:top w:type="dxa" w:w="40"/>
               <w:left w:type="dxa" w:w="70"/>
@@ -3649,6 +3745,56 @@
         </w:tc>
         <w:tc>
           <w:tcPr>
+            <w:tcW w:type="dxa" w:w="900"/>
+            <w:tcMar>
+              <w:top w:type="dxa" w:w="40"/>
+              <w:left w:type="dxa" w:w="70"/>
+              <w:bottom w:type="dxa" w:w="40"/>
+              <w:right w:type="dxa" w:w="70"/>
+            </w:tcMar>
+          </w:tcPr>
+          <w:p>
+            <w:pPr>
+              <w:spacing w:after="0" w:line="228"/>
+              <w:jc w:val="center"/>
+            </w:pPr>
+            <w:r>
+              <w:rPr>
+                <w:rFonts w:ascii="Calibri" w:cs="Calibri" w:eastAsia="Calibri" w:hAnsi="Calibri"/>
+                <w:sz w:val="16"/>
+                <w:szCs w:val="16"/>
+              </w:rPr>
+              <w:t xml:space="preserve">74</w:t>
+            </w:r>
+          </w:p>
+        </w:tc>
+        <w:tc>
+          <w:tcPr>
+            <w:tcW w:type="dxa" w:w="1100"/>
+            <w:tcMar>
+              <w:top w:type="dxa" w:w="40"/>
+              <w:left w:type="dxa" w:w="70"/>
+              <w:bottom w:type="dxa" w:w="40"/>
+              <w:right w:type="dxa" w:w="70"/>
+            </w:tcMar>
+          </w:tcPr>
+          <w:p>
+            <w:pPr>
+              <w:spacing w:after="0" w:line="228"/>
+              <w:jc w:val="center"/>
+            </w:pPr>
+            <w:r>
+              <w:rPr>
+                <w:rFonts w:ascii="Calibri" w:cs="Calibri" w:eastAsia="Calibri" w:hAnsi="Calibri"/>
+                <w:sz w:val="16"/>
+                <w:szCs w:val="16"/>
+              </w:rPr>
+              <w:t xml:space="preserve">740</w:t>
+            </w:r>
+          </w:p>
+        </w:tc>
+        <w:tc>
+          <w:tcPr>
             <w:tcW w:type="dxa" w:w="950"/>
             <w:tcMar>
               <w:top w:type="dxa" w:w="40"/>
@@ -3668,32 +3814,32 @@
                 <w:sz w:val="16"/>
                 <w:szCs w:val="16"/>
               </w:rPr>
-              <w:t xml:space="preserve">74</w:t>
-            </w:r>
-          </w:p>
-        </w:tc>
-        <w:tc>
-          <w:tcPr>
-            <w:tcW w:type="dxa" w:w="1150"/>
-            <w:tcMar>
-              <w:top w:type="dxa" w:w="40"/>
-              <w:left w:type="dxa" w:w="70"/>
-              <w:bottom w:type="dxa" w:w="40"/>
-              <w:right w:type="dxa" w:w="70"/>
-            </w:tcMar>
-          </w:tcPr>
-          <w:p>
-            <w:pPr>
-              <w:spacing w:after="0" w:line="228"/>
-              <w:jc w:val="center"/>
-            </w:pPr>
-            <w:r>
-              <w:rPr>
-                <w:rFonts w:ascii="Calibri" w:cs="Calibri" w:eastAsia="Calibri" w:hAnsi="Calibri"/>
-                <w:sz w:val="16"/>
-                <w:szCs w:val="16"/>
-              </w:rPr>
-              <w:t xml:space="preserve">673</w:t>
+              <w:t xml:space="preserve">6,80</w:t>
+            </w:r>
+          </w:p>
+        </w:tc>
+        <w:tc>
+          <w:tcPr>
+            <w:tcW w:type="dxa" w:w="850"/>
+            <w:tcMar>
+              <w:top w:type="dxa" w:w="40"/>
+              <w:left w:type="dxa" w:w="70"/>
+              <w:bottom w:type="dxa" w:w="40"/>
+              <w:right w:type="dxa" w:w="70"/>
+            </w:tcMar>
+          </w:tcPr>
+          <w:p>
+            <w:pPr>
+              <w:spacing w:after="0" w:line="228"/>
+              <w:jc w:val="center"/>
+            </w:pPr>
+            <w:r>
+              <w:rPr>
+                <w:rFonts w:ascii="Calibri" w:cs="Calibri" w:eastAsia="Calibri" w:hAnsi="Calibri"/>
+                <w:sz w:val="16"/>
+                <w:szCs w:val="16"/>
+              </w:rPr>
+              <w:t xml:space="preserve">0,6</w:t>
             </w:r>
           </w:p>
         </w:tc>
@@ -3718,32 +3864,7 @@
                 <w:sz w:val="16"/>
                 <w:szCs w:val="16"/>
               </w:rPr>
-              <w:t xml:space="preserve">6,80</w:t>
-            </w:r>
-          </w:p>
-        </w:tc>
-        <w:tc>
-          <w:tcPr>
-            <w:tcW w:type="dxa" w:w="950"/>
-            <w:tcMar>
-              <w:top w:type="dxa" w:w="40"/>
-              <w:left w:type="dxa" w:w="70"/>
-              <w:bottom w:type="dxa" w:w="40"/>
-              <w:right w:type="dxa" w:w="70"/>
-            </w:tcMar>
-          </w:tcPr>
-          <w:p>
-            <w:pPr>
-              <w:spacing w:after="0" w:line="228"/>
-              <w:jc w:val="center"/>
-            </w:pPr>
-            <w:r>
-              <w:rPr>
-                <w:rFonts w:ascii="Calibri" w:cs="Calibri" w:eastAsia="Calibri" w:hAnsi="Calibri"/>
-                <w:sz w:val="16"/>
-                <w:szCs w:val="16"/>
-              </w:rPr>
-              <w:t xml:space="preserve">583</w:t>
+              <w:t xml:space="preserve">123,3:1</w:t>
             </w:r>
           </w:p>
         </w:tc>
@@ -3768,57 +3889,32 @@
                 <w:sz w:val="16"/>
                 <w:szCs w:val="16"/>
               </w:rPr>
-              <w:t xml:space="preserve">127:1</w:t>
-            </w:r>
-          </w:p>
-        </w:tc>
-        <w:tc>
-          <w:tcPr>
-            <w:tcW w:type="dxa" w:w="1050"/>
-            <w:tcMar>
-              <w:top w:type="dxa" w:w="40"/>
-              <w:left w:type="dxa" w:w="70"/>
-              <w:bottom w:type="dxa" w:w="40"/>
-              <w:right w:type="dxa" w:w="70"/>
-            </w:tcMar>
-          </w:tcPr>
-          <w:p>
-            <w:pPr>
-              <w:spacing w:after="0" w:line="228"/>
-              <w:jc w:val="center"/>
-            </w:pPr>
-            <w:r>
-              <w:rPr>
-                <w:rFonts w:ascii="Calibri" w:cs="Calibri" w:eastAsia="Calibri" w:hAnsi="Calibri"/>
-                <w:sz w:val="16"/>
-                <w:szCs w:val="16"/>
-              </w:rPr>
               <w:t xml:space="preserve">10,9:1</w:t>
             </w:r>
           </w:p>
         </w:tc>
         <w:tc>
           <w:tcPr>
-            <w:tcW w:type="dxa" w:w="890"/>
-            <w:tcMar>
-              <w:top w:type="dxa" w:w="40"/>
-              <w:left w:type="dxa" w:w="70"/>
-              <w:bottom w:type="dxa" w:w="40"/>
-              <w:right w:type="dxa" w:w="70"/>
-            </w:tcMar>
-          </w:tcPr>
-          <w:p>
-            <w:pPr>
-              <w:spacing w:after="0" w:line="228"/>
-              <w:jc w:val="center"/>
-            </w:pPr>
-            <w:r>
-              <w:rPr>
-                <w:rFonts w:ascii="Calibri" w:cs="Calibri" w:eastAsia="Calibri" w:hAnsi="Calibri"/>
-                <w:sz w:val="16"/>
-                <w:szCs w:val="16"/>
-              </w:rPr>
-              <w:t xml:space="preserve">11,7:1</w:t>
+            <w:tcW w:type="dxa" w:w="940"/>
+            <w:tcMar>
+              <w:top w:type="dxa" w:w="40"/>
+              <w:left w:type="dxa" w:w="70"/>
+              <w:bottom w:type="dxa" w:w="40"/>
+              <w:right w:type="dxa" w:w="70"/>
+            </w:tcMar>
+          </w:tcPr>
+          <w:p>
+            <w:pPr>
+              <w:spacing w:after="0" w:line="228"/>
+              <w:jc w:val="center"/>
+            </w:pPr>
+            <w:r>
+              <w:rPr>
+                <w:rFonts w:ascii="Calibri" w:cs="Calibri" w:eastAsia="Calibri" w:hAnsi="Calibri"/>
+                <w:sz w:val="16"/>
+                <w:szCs w:val="16"/>
+              </w:rPr>
+              <w:t xml:space="preserve">11,3:1</w:t>
             </w:r>
           </w:p>
         </w:tc>
@@ -3826,7 +3922,7 @@
       <w:tr>
         <w:tc>
           <w:tcPr>
-            <w:tcW w:type="dxa" w:w="1250"/>
+            <w:tcW w:type="dxa" w:w="1550"/>
             <w:shd w:fill="F2F2F2" w:color="auto" w:val="clear"/>
             <w:tcMar>
               <w:top w:type="dxa" w:w="40"/>
@@ -3846,13 +3942,13 @@
                 <w:sz w:val="16"/>
                 <w:szCs w:val="16"/>
               </w:rPr>
-              <w:t xml:space="preserve">2,5 µl + 0,6 µg</w:t>
-            </w:r>
-          </w:p>
-        </w:tc>
-        <w:tc>
-          <w:tcPr>
-            <w:tcW w:type="dxa" w:w="1500"/>
+              <w:t xml:space="preserve">92,5 µg ME + 0,6 µg</w:t>
+            </w:r>
+          </w:p>
+        </w:tc>
+        <w:tc>
+          <w:tcPr>
+            <w:tcW w:type="dxa" w:w="1450"/>
             <w:shd w:fill="F2F2F2" w:color="auto" w:val="clear"/>
             <w:tcMar>
               <w:top w:type="dxa" w:w="40"/>
@@ -3878,6 +3974,58 @@
         </w:tc>
         <w:tc>
           <w:tcPr>
+            <w:tcW w:type="dxa" w:w="900"/>
+            <w:shd w:fill="F2F2F2" w:color="auto" w:val="clear"/>
+            <w:tcMar>
+              <w:top w:type="dxa" w:w="40"/>
+              <w:left w:type="dxa" w:w="70"/>
+              <w:bottom w:type="dxa" w:w="40"/>
+              <w:right w:type="dxa" w:w="70"/>
+            </w:tcMar>
+          </w:tcPr>
+          <w:p>
+            <w:pPr>
+              <w:spacing w:after="0" w:line="228"/>
+              <w:jc w:val="center"/>
+            </w:pPr>
+            <w:r>
+              <w:rPr>
+                <w:rFonts w:ascii="Calibri" w:cs="Calibri" w:eastAsia="Calibri" w:hAnsi="Calibri"/>
+                <w:sz w:val="16"/>
+                <w:szCs w:val="16"/>
+              </w:rPr>
+              <w:t xml:space="preserve">92,5</w:t>
+            </w:r>
+          </w:p>
+        </w:tc>
+        <w:tc>
+          <w:tcPr>
+            <w:tcW w:type="dxa" w:w="1100"/>
+            <w:shd w:fill="F2F2F2" w:color="auto" w:val="clear"/>
+            <w:tcMar>
+              <w:top w:type="dxa" w:w="40"/>
+              <w:left w:type="dxa" w:w="70"/>
+              <w:bottom w:type="dxa" w:w="40"/>
+              <w:right w:type="dxa" w:w="70"/>
+            </w:tcMar>
+          </w:tcPr>
+          <w:p>
+            <w:pPr>
+              <w:spacing w:after="0" w:line="228"/>
+              <w:jc w:val="center"/>
+            </w:pPr>
+            <w:r>
+              <w:rPr>
+                <w:rFonts w:ascii="Calibri" w:cs="Calibri" w:eastAsia="Calibri" w:hAnsi="Calibri"/>
+                <w:sz w:val="16"/>
+                <w:szCs w:val="16"/>
+              </w:rPr>
+              <w:t xml:space="preserve">925</w:t>
+            </w:r>
+          </w:p>
+        </w:tc>
+        <w:tc>
+          <w:tcPr>
             <w:tcW w:type="dxa" w:w="950"/>
             <w:shd w:fill="F2F2F2" w:color="auto" w:val="clear"/>
             <w:tcMar>
@@ -3898,33 +4046,33 @@
                 <w:sz w:val="16"/>
                 <w:szCs w:val="16"/>
               </w:rPr>
-              <w:t xml:space="preserve">92,5</w:t>
-            </w:r>
-          </w:p>
-        </w:tc>
-        <w:tc>
-          <w:tcPr>
-            <w:tcW w:type="dxa" w:w="1150"/>
-            <w:shd w:fill="F2F2F2" w:color="auto" w:val="clear"/>
-            <w:tcMar>
-              <w:top w:type="dxa" w:w="40"/>
-              <w:left w:type="dxa" w:w="70"/>
-              <w:bottom w:type="dxa" w:w="40"/>
-              <w:right w:type="dxa" w:w="70"/>
-            </w:tcMar>
-          </w:tcPr>
-          <w:p>
-            <w:pPr>
-              <w:spacing w:after="0" w:line="228"/>
-              <w:jc w:val="center"/>
-            </w:pPr>
-            <w:r>
-              <w:rPr>
-                <w:rFonts w:ascii="Calibri" w:cs="Calibri" w:eastAsia="Calibri" w:hAnsi="Calibri"/>
-                <w:sz w:val="16"/>
-                <w:szCs w:val="16"/>
-              </w:rPr>
-              <w:t xml:space="preserve">841</w:t>
+              <w:t xml:space="preserve">8,50</w:t>
+            </w:r>
+          </w:p>
+        </w:tc>
+        <w:tc>
+          <w:tcPr>
+            <w:tcW w:type="dxa" w:w="850"/>
+            <w:shd w:fill="F2F2F2" w:color="auto" w:val="clear"/>
+            <w:tcMar>
+              <w:top w:type="dxa" w:w="40"/>
+              <w:left w:type="dxa" w:w="70"/>
+              <w:bottom w:type="dxa" w:w="40"/>
+              <w:right w:type="dxa" w:w="70"/>
+            </w:tcMar>
+          </w:tcPr>
+          <w:p>
+            <w:pPr>
+              <w:spacing w:after="0" w:line="228"/>
+              <w:jc w:val="center"/>
+            </w:pPr>
+            <w:r>
+              <w:rPr>
+                <w:rFonts w:ascii="Calibri" w:cs="Calibri" w:eastAsia="Calibri" w:hAnsi="Calibri"/>
+                <w:sz w:val="16"/>
+                <w:szCs w:val="16"/>
+              </w:rPr>
+              <w:t xml:space="preserve">0,6</w:t>
             </w:r>
           </w:p>
         </w:tc>
@@ -3950,33 +4098,7 @@
                 <w:sz w:val="16"/>
                 <w:szCs w:val="16"/>
               </w:rPr>
-              <w:t xml:space="preserve">8,50</w:t>
-            </w:r>
-          </w:p>
-        </w:tc>
-        <w:tc>
-          <w:tcPr>
-            <w:tcW w:type="dxa" w:w="950"/>
-            <w:shd w:fill="F2F2F2" w:color="auto" w:val="clear"/>
-            <w:tcMar>
-              <w:top w:type="dxa" w:w="40"/>
-              <w:left w:type="dxa" w:w="70"/>
-              <w:bottom w:type="dxa" w:w="40"/>
-              <w:right w:type="dxa" w:w="70"/>
-            </w:tcMar>
-          </w:tcPr>
-          <w:p>
-            <w:pPr>
-              <w:spacing w:after="0" w:line="228"/>
-              <w:jc w:val="center"/>
-            </w:pPr>
-            <w:r>
-              <w:rPr>
-                <w:rFonts w:ascii="Calibri" w:cs="Calibri" w:eastAsia="Calibri" w:hAnsi="Calibri"/>
-                <w:sz w:val="16"/>
-                <w:szCs w:val="16"/>
-              </w:rPr>
-              <w:t xml:space="preserve">583</w:t>
+              <w:t xml:space="preserve">154,2:1</w:t>
             </w:r>
           </w:p>
         </w:tc>
@@ -4002,59 +4124,33 @@
                 <w:sz w:val="16"/>
                 <w:szCs w:val="16"/>
               </w:rPr>
-              <w:t xml:space="preserve">159:1</w:t>
-            </w:r>
-          </w:p>
-        </w:tc>
-        <w:tc>
-          <w:tcPr>
-            <w:tcW w:type="dxa" w:w="1050"/>
-            <w:shd w:fill="F2F2F2" w:color="auto" w:val="clear"/>
-            <w:tcMar>
-              <w:top w:type="dxa" w:w="40"/>
-              <w:left w:type="dxa" w:w="70"/>
-              <w:bottom w:type="dxa" w:w="40"/>
-              <w:right w:type="dxa" w:w="70"/>
-            </w:tcMar>
-          </w:tcPr>
-          <w:p>
-            <w:pPr>
-              <w:spacing w:after="0" w:line="228"/>
-              <w:jc w:val="center"/>
-            </w:pPr>
-            <w:r>
-              <w:rPr>
-                <w:rFonts w:ascii="Calibri" w:cs="Calibri" w:eastAsia="Calibri" w:hAnsi="Calibri"/>
-                <w:sz w:val="16"/>
-                <w:szCs w:val="16"/>
-              </w:rPr>
               <w:t xml:space="preserve">10,9:1</w:t>
             </w:r>
           </w:p>
         </w:tc>
         <w:tc>
           <w:tcPr>
-            <w:tcW w:type="dxa" w:w="890"/>
-            <w:shd w:fill="F2F2F2" w:color="auto" w:val="clear"/>
-            <w:tcMar>
-              <w:top w:type="dxa" w:w="40"/>
-              <w:left w:type="dxa" w:w="70"/>
-              <w:bottom w:type="dxa" w:w="40"/>
-              <w:right w:type="dxa" w:w="70"/>
-            </w:tcMar>
-          </w:tcPr>
-          <w:p>
-            <w:pPr>
-              <w:spacing w:after="0" w:line="228"/>
-              <w:jc w:val="center"/>
-            </w:pPr>
-            <w:r>
-              <w:rPr>
-                <w:rFonts w:ascii="Calibri" w:cs="Calibri" w:eastAsia="Calibri" w:hAnsi="Calibri"/>
-                <w:sz w:val="16"/>
-                <w:szCs w:val="16"/>
-              </w:rPr>
-              <w:t xml:space="preserve">14,6:1</w:t>
+            <w:tcW w:type="dxa" w:w="940"/>
+            <w:shd w:fill="F2F2F2" w:color="auto" w:val="clear"/>
+            <w:tcMar>
+              <w:top w:type="dxa" w:w="40"/>
+              <w:left w:type="dxa" w:w="70"/>
+              <w:bottom w:type="dxa" w:w="40"/>
+              <w:right w:type="dxa" w:w="70"/>
+            </w:tcMar>
+          </w:tcPr>
+          <w:p>
+            <w:pPr>
+              <w:spacing w:after="0" w:line="228"/>
+              <w:jc w:val="center"/>
+            </w:pPr>
+            <w:r>
+              <w:rPr>
+                <w:rFonts w:ascii="Calibri" w:cs="Calibri" w:eastAsia="Calibri" w:hAnsi="Calibri"/>
+                <w:sz w:val="16"/>
+                <w:szCs w:val="16"/>
+              </w:rPr>
+              <w:t xml:space="preserve">14,2:1</w:t>
             </w:r>
           </w:p>
         </w:tc>
@@ -4062,7 +4158,35 @@
     </w:tbl>
     <w:p>
       <w:pPr>
-        <w:spacing w:after="100"/>
+        <w:spacing w:after="80"/>
+      </w:pPr>
+    </w:p>
+    <w:p>
+      <w:pPr>
+        <w:spacing w:after="100" w:before="0" w:line="264"/>
+      </w:pPr>
+      <w:r>
+        <w:rPr>
+          <w:rFonts w:ascii="Calibri" w:cs="Calibri" w:eastAsia="Calibri" w:hAnsi="Calibri"/>
+          <w:b/>
+          <w:bCs/>
+          <w:sz w:val="19"/>
+          <w:szCs w:val="19"/>
+        </w:rPr>
+        <w:t xml:space="preserve">Resultado. </w:t>
+      </w:r>
+      <w:r>
+        <w:rPr>
+          <w:rFonts w:ascii="Calibri" w:cs="Calibri" w:eastAsia="Calibri" w:hAnsi="Calibri"/>
+          <w:sz w:val="19"/>
+          <w:szCs w:val="19"/>
+        </w:rPr>
+        <w:t xml:space="preserve">Muerte celular en las 12 condiciones (36 pocillos) en las primeras 12 h y ausencia de expresión de GFP a 48 h. Tal como se ha probado, la muestra resultó tóxica con independencia del ratio.</w:t>
+      </w:r>
+    </w:p>
+    <w:p>
+      <w:pPr>
+        <w:spacing w:after="60"/>
       </w:pPr>
     </w:p>
     <w:tbl>
@@ -4113,7 +4237,7 @@
                 <w:sz w:val="19"/>
                 <w:szCs w:val="19"/>
               </w:rPr>
-              <w:t xml:space="preserve">la serie de 0,3 µg de pDNA cubre el intervalo que habéis caracterizado en gel — 1,5 µl equivale a 17,5:1 (vuestro 17:1) y 2,5 µl a 29,2:1 (próximo a 27:1); vuestro 7:1 cae entre 0,5 µl (5,8:1) y 0,75 µl (8,7:1). La serie de 0,6 µg explora por debajo, de 1,5:1 a 14,6:1.</w:t>
+              <w:t xml:space="preserve">la serie de 0,3 µg de pDNA cubre el intervalo que habéis caracterizado en gel — 55,5 µg de ME equivale exactamente a vuestro 17:1 y 92,5 µg a 28,3:1, próximo a vuestro 27:1; vuestro 7:1 cae entre 18,5 µg (5,7:1) y 27,75 µg (8,5:1). La serie de 0,6 µg explora por debajo, de 1,4:1 a 14,2:1.</w:t>
             </w:r>
           </w:p>
         </w:tc>
@@ -4146,10 +4270,33 @@
       <w:r>
         <w:rPr>
           <w:rFonts w:ascii="Calibri" w:cs="Calibri" w:eastAsia="Calibri" w:hAnsi="Calibri"/>
+          <w:b/>
+          <w:bCs/>
+          <w:sz w:val="20"/>
+          <w:szCs w:val="20"/>
+        </w:rPr>
+        <w:t xml:space="preserve">Volumen recibido. </w:t>
+      </w:r>
+      <w:r>
+        <w:rPr>
+          <w:rFonts w:ascii="Calibri" w:cs="Calibri" w:eastAsia="Calibri" w:hAnsi="Calibri"/>
+          <w:sz w:val="20"/>
+          <w:szCs w:val="20"/>
+        </w:rPr>
+        <w:t xml:space="preserve">El vial contenía unos 100 µl, no el 1 mL indicado en vuestro correo. Como parte se empleó en comprobar cómo se mezclaba la microemulsión con el medio, solo pudieron ensayarse dos condiciones en lugar de la batería prevista, y no la de 100 µl + 100 µl que habíais probado vosotras.</w:t>
+      </w:r>
+    </w:p>
+    <w:p>
+      <w:pPr>
+        <w:spacing w:after="100" w:before="0" w:line="264"/>
+      </w:pPr>
+      <w:r>
+        <w:rPr>
+          <w:rFonts w:ascii="Calibri" w:cs="Calibri" w:eastAsia="Calibri" w:hAnsi="Calibri"/>
           <w:sz w:val="19"/>
           <w:szCs w:val="19"/>
         </w:rPr>
-        <w:t xml:space="preserve">Condiciones nombradas «µl de microemulsión + µl de medio». Partiendo de pocillos con 100 µl de medio: en 100+100 no se retira nada, en 50+50 se retiran 50 µl, en 50+150 se añaden 50 µl y en 25+75 se retiran 25 µl. El ratio DOTAP:pDNA lo fija la formulación, de modo que solo varían la dosis absoluta y la dilución: las parejas 100+100 / 50+50 y 50+150 / 25+75 comparten concentración pero no cantidad.</w:t>
+        <w:t xml:space="preserve">Procedimiento: se mezclaron en un eppendorf la microemulsión y el medio de cada condición, dando toques para homogeneizar; después se retiró el medio de los pocillos y se sustituyó por la mezcla. Se comprobó antes que la microemulsión no quedaba flotando por su carácter oleoso.</w:t>
       </w:r>
     </w:p>
     <w:tbl>
@@ -4165,14 +4312,15 @@
         </w:tblBorders>
       </w:tblPr>
       <w:tblGrid>
+        <w:gridCol w:w="1050"/>
+        <w:gridCol w:w="800"/>
+        <w:gridCol w:w="900"/>
+        <w:gridCol w:w="1050"/>
+        <w:gridCol w:w="950"/>
+        <w:gridCol w:w="900"/>
+        <w:gridCol w:w="950"/>
         <w:gridCol w:w="1300"/>
         <w:gridCol w:w="950"/>
-        <w:gridCol w:w="1100"/>
-        <w:gridCol w:w="1000"/>
-        <w:gridCol w:w="1000"/>
-        <w:gridCol w:w="1050"/>
-        <w:gridCol w:w="1400"/>
-        <w:gridCol w:w="1050"/>
         <w:gridCol w:w="890"/>
       </w:tblGrid>
       <w:tr>
@@ -4181,7 +4329,7 @@
         </w:trPr>
         <w:tc>
           <w:tcPr>
-            <w:tcW w:type="dxa" w:w="1300"/>
+            <w:tcW w:type="dxa" w:w="1050"/>
             <w:shd w:fill="1F4E79" w:color="auto" w:val="clear"/>
             <w:tcMar>
               <w:top w:type="dxa" w:w="40"/>
@@ -4210,7 +4358,7 @@
         </w:tc>
         <w:tc>
           <w:tcPr>
-            <w:tcW w:type="dxa" w:w="950"/>
+            <w:tcW w:type="dxa" w:w="800"/>
             <w:shd w:fill="1F4E79" w:color="auto" w:val="clear"/>
             <w:tcMar>
               <w:top w:type="dxa" w:w="40"/>
@@ -4239,7 +4387,7 @@
         </w:tc>
         <w:tc>
           <w:tcPr>
-            <w:tcW w:type="dxa" w:w="1100"/>
+            <w:tcW w:type="dxa" w:w="900"/>
             <w:shd w:fill="1F4E79" w:color="auto" w:val="clear"/>
             <w:tcMar>
               <w:top w:type="dxa" w:w="40"/>
@@ -4262,13 +4410,13 @@
                 <w:sz w:val="16"/>
                 <w:szCs w:val="16"/>
               </w:rPr>
-              <w:t xml:space="preserve">Vol. final (µl)</w:t>
-            </w:r>
-          </w:p>
-        </w:tc>
-        <w:tc>
-          <w:tcPr>
-            <w:tcW w:type="dxa" w:w="1000"/>
+              <w:t xml:space="preserve">Medio (µl)</w:t>
+            </w:r>
+          </w:p>
+        </w:tc>
+        <w:tc>
+          <w:tcPr>
+            <w:tcW w:type="dxa" w:w="1050"/>
             <w:shd w:fill="1F4E79" w:color="auto" w:val="clear"/>
             <w:tcMar>
               <w:top w:type="dxa" w:w="40"/>
@@ -4291,13 +4439,13 @@
                 <w:sz w:val="16"/>
                 <w:szCs w:val="16"/>
               </w:rPr>
-              <w:t xml:space="preserve">ME (% v/v)</w:t>
-            </w:r>
-          </w:p>
-        </w:tc>
-        <w:tc>
-          <w:tcPr>
-            <w:tcW w:type="dxa" w:w="1000"/>
+              <w:t xml:space="preserve">Vol. final (µl)</w:t>
+            </w:r>
+          </w:p>
+        </w:tc>
+        <w:tc>
+          <w:tcPr>
+            <w:tcW w:type="dxa" w:w="950"/>
             <w:shd w:fill="1F4E79" w:color="auto" w:val="clear"/>
             <w:tcMar>
               <w:top w:type="dxa" w:w="40"/>
@@ -4320,13 +4468,13 @@
                 <w:sz w:val="16"/>
                 <w:szCs w:val="16"/>
               </w:rPr>
-              <w:t xml:space="preserve">pDNA (µg)</w:t>
-            </w:r>
-          </w:p>
-        </w:tc>
-        <w:tc>
-          <w:tcPr>
-            <w:tcW w:type="dxa" w:w="1050"/>
+              <w:t xml:space="preserve">ME (% v/v)</w:t>
+            </w:r>
+          </w:p>
+        </w:tc>
+        <w:tc>
+          <w:tcPr>
+            <w:tcW w:type="dxa" w:w="900"/>
             <w:shd w:fill="1F4E79" w:color="auto" w:val="clear"/>
             <w:tcMar>
               <w:top w:type="dxa" w:w="40"/>
@@ -4349,13 +4497,13 @@
                 <w:sz w:val="16"/>
                 <w:szCs w:val="16"/>
               </w:rPr>
-              <w:t xml:space="preserve">DOTAP (µg)</w:t>
-            </w:r>
-          </w:p>
-        </w:tc>
-        <w:tc>
-          <w:tcPr>
-            <w:tcW w:type="dxa" w:w="1400"/>
+              <w:t xml:space="preserve">pDNA (µg)</w:t>
+            </w:r>
+          </w:p>
+        </w:tc>
+        <w:tc>
+          <w:tcPr>
+            <w:tcW w:type="dxa" w:w="950"/>
             <w:shd w:fill="1F4E79" w:color="auto" w:val="clear"/>
             <w:tcMar>
               <w:top w:type="dxa" w:w="40"/>
@@ -4378,13 +4526,13 @@
                 <w:sz w:val="16"/>
                 <w:szCs w:val="16"/>
               </w:rPr>
-              <w:t xml:space="preserve">ME:pDNA</w:t>
-            </w:r>
-          </w:p>
-        </w:tc>
-        <w:tc>
-          <w:tcPr>
-            <w:tcW w:type="dxa" w:w="1050"/>
+              <w:t xml:space="preserve">DOTAP (µg)</w:t>
+            </w:r>
+          </w:p>
+        </w:tc>
+        <w:tc>
+          <w:tcPr>
+            <w:tcW w:type="dxa" w:w="1300"/>
             <w:shd w:fill="1F4E79" w:color="auto" w:val="clear"/>
             <w:tcMar>
               <w:top w:type="dxa" w:w="40"/>
@@ -4407,13 +4555,13 @@
                 <w:sz w:val="16"/>
                 <w:szCs w:val="16"/>
               </w:rPr>
-              <w:t xml:space="preserve">ME:DOTAP</w:t>
-            </w:r>
-          </w:p>
-        </w:tc>
-        <w:tc>
-          <w:tcPr>
-            <w:tcW w:type="dxa" w:w="890"/>
+              <w:t xml:space="preserve">ME:pDNA</w:t>
+            </w:r>
+          </w:p>
+        </w:tc>
+        <w:tc>
+          <w:tcPr>
+            <w:tcW w:type="dxa" w:w="950"/>
             <w:shd w:fill="1F4E79" w:color="auto" w:val="clear"/>
             <w:tcMar>
               <w:top w:type="dxa" w:w="40"/>
@@ -4436,6 +4584,35 @@
                 <w:sz w:val="16"/>
                 <w:szCs w:val="16"/>
               </w:rPr>
+              <w:t xml:space="preserve">ME:DOTAP</w:t>
+            </w:r>
+          </w:p>
+        </w:tc>
+        <w:tc>
+          <w:tcPr>
+            <w:tcW w:type="dxa" w:w="890"/>
+            <w:shd w:fill="1F4E79" w:color="auto" w:val="clear"/>
+            <w:tcMar>
+              <w:top w:type="dxa" w:w="40"/>
+              <w:left w:type="dxa" w:w="70"/>
+              <w:bottom w:type="dxa" w:w="40"/>
+              <w:right w:type="dxa" w:w="70"/>
+            </w:tcMar>
+          </w:tcPr>
+          <w:p>
+            <w:pPr>
+              <w:spacing w:after="0" w:line="228"/>
+              <w:jc w:val="center"/>
+            </w:pPr>
+            <w:r>
+              <w:rPr>
+                <w:rFonts w:ascii="Calibri" w:cs="Calibri" w:eastAsia="Calibri" w:hAnsi="Calibri"/>
+                <w:b/>
+                <w:bCs/>
+                <w:color w:val="FFFFFF"/>
+                <w:sz w:val="16"/>
+                <w:szCs w:val="16"/>
+              </w:rPr>
               <w:t xml:space="preserve">DOTAP:pDNA</w:t>
             </w:r>
           </w:p>
@@ -4444,6 +4621,181 @@
       <w:tr>
         <w:tc>
           <w:tcPr>
+            <w:tcW w:type="dxa" w:w="1050"/>
+            <w:tcMar>
+              <w:top w:type="dxa" w:w="40"/>
+              <w:left w:type="dxa" w:w="70"/>
+              <w:bottom w:type="dxa" w:w="40"/>
+              <w:right w:type="dxa" w:w="70"/>
+            </w:tcMar>
+          </w:tcPr>
+          <w:p>
+            <w:pPr>
+              <w:spacing w:after="0" w:line="228"/>
+              <w:jc w:val="left"/>
+            </w:pPr>
+            <w:r>
+              <w:rPr>
+                <w:rFonts w:ascii="Calibri" w:cs="Calibri" w:eastAsia="Calibri" w:hAnsi="Calibri"/>
+                <w:sz w:val="16"/>
+                <w:szCs w:val="16"/>
+              </w:rPr>
+              <w:t xml:space="preserve">50 + 50</w:t>
+            </w:r>
+          </w:p>
+        </w:tc>
+        <w:tc>
+          <w:tcPr>
+            <w:tcW w:type="dxa" w:w="800"/>
+            <w:tcMar>
+              <w:top w:type="dxa" w:w="40"/>
+              <w:left w:type="dxa" w:w="70"/>
+              <w:bottom w:type="dxa" w:w="40"/>
+              <w:right w:type="dxa" w:w="70"/>
+            </w:tcMar>
+          </w:tcPr>
+          <w:p>
+            <w:pPr>
+              <w:spacing w:after="0" w:line="228"/>
+              <w:jc w:val="center"/>
+            </w:pPr>
+            <w:r>
+              <w:rPr>
+                <w:rFonts w:ascii="Calibri" w:cs="Calibri" w:eastAsia="Calibri" w:hAnsi="Calibri"/>
+                <w:sz w:val="16"/>
+                <w:szCs w:val="16"/>
+              </w:rPr>
+              <w:t xml:space="preserve">50</w:t>
+            </w:r>
+          </w:p>
+        </w:tc>
+        <w:tc>
+          <w:tcPr>
+            <w:tcW w:type="dxa" w:w="900"/>
+            <w:tcMar>
+              <w:top w:type="dxa" w:w="40"/>
+              <w:left w:type="dxa" w:w="70"/>
+              <w:bottom w:type="dxa" w:w="40"/>
+              <w:right w:type="dxa" w:w="70"/>
+            </w:tcMar>
+          </w:tcPr>
+          <w:p>
+            <w:pPr>
+              <w:spacing w:after="0" w:line="228"/>
+              <w:jc w:val="center"/>
+            </w:pPr>
+            <w:r>
+              <w:rPr>
+                <w:rFonts w:ascii="Calibri" w:cs="Calibri" w:eastAsia="Calibri" w:hAnsi="Calibri"/>
+                <w:sz w:val="16"/>
+                <w:szCs w:val="16"/>
+              </w:rPr>
+              <w:t xml:space="preserve">50</w:t>
+            </w:r>
+          </w:p>
+        </w:tc>
+        <w:tc>
+          <w:tcPr>
+            <w:tcW w:type="dxa" w:w="1050"/>
+            <w:tcMar>
+              <w:top w:type="dxa" w:w="40"/>
+              <w:left w:type="dxa" w:w="70"/>
+              <w:bottom w:type="dxa" w:w="40"/>
+              <w:right w:type="dxa" w:w="70"/>
+            </w:tcMar>
+          </w:tcPr>
+          <w:p>
+            <w:pPr>
+              <w:spacing w:after="0" w:line="228"/>
+              <w:jc w:val="center"/>
+            </w:pPr>
+            <w:r>
+              <w:rPr>
+                <w:rFonts w:ascii="Calibri" w:cs="Calibri" w:eastAsia="Calibri" w:hAnsi="Calibri"/>
+                <w:sz w:val="16"/>
+                <w:szCs w:val="16"/>
+              </w:rPr>
+              <w:t xml:space="preserve">100</w:t>
+            </w:r>
+          </w:p>
+        </w:tc>
+        <w:tc>
+          <w:tcPr>
+            <w:tcW w:type="dxa" w:w="950"/>
+            <w:tcMar>
+              <w:top w:type="dxa" w:w="40"/>
+              <w:left w:type="dxa" w:w="70"/>
+              <w:bottom w:type="dxa" w:w="40"/>
+              <w:right w:type="dxa" w:w="70"/>
+            </w:tcMar>
+          </w:tcPr>
+          <w:p>
+            <w:pPr>
+              <w:spacing w:after="0" w:line="228"/>
+              <w:jc w:val="center"/>
+            </w:pPr>
+            <w:r>
+              <w:rPr>
+                <w:rFonts w:ascii="Calibri" w:cs="Calibri" w:eastAsia="Calibri" w:hAnsi="Calibri"/>
+                <w:sz w:val="16"/>
+                <w:szCs w:val="16"/>
+              </w:rPr>
+              <w:t xml:space="preserve">50 %</w:t>
+            </w:r>
+          </w:p>
+        </w:tc>
+        <w:tc>
+          <w:tcPr>
+            <w:tcW w:type="dxa" w:w="900"/>
+            <w:tcMar>
+              <w:top w:type="dxa" w:w="40"/>
+              <w:left w:type="dxa" w:w="70"/>
+              <w:bottom w:type="dxa" w:w="40"/>
+              <w:right w:type="dxa" w:w="70"/>
+            </w:tcMar>
+          </w:tcPr>
+          <w:p>
+            <w:pPr>
+              <w:spacing w:after="0" w:line="228"/>
+              <w:jc w:val="center"/>
+            </w:pPr>
+            <w:r>
+              <w:rPr>
+                <w:rFonts w:ascii="Calibri" w:cs="Calibri" w:eastAsia="Calibri" w:hAnsi="Calibri"/>
+                <w:sz w:val="16"/>
+                <w:szCs w:val="16"/>
+              </w:rPr>
+              <w:t xml:space="preserve">0,50</w:t>
+            </w:r>
+          </w:p>
+        </w:tc>
+        <w:tc>
+          <w:tcPr>
+            <w:tcW w:type="dxa" w:w="950"/>
+            <w:tcMar>
+              <w:top w:type="dxa" w:w="40"/>
+              <w:left w:type="dxa" w:w="70"/>
+              <w:bottom w:type="dxa" w:w="40"/>
+              <w:right w:type="dxa" w:w="70"/>
+            </w:tcMar>
+          </w:tcPr>
+          <w:p>
+            <w:pPr>
+              <w:spacing w:after="0" w:line="228"/>
+              <w:jc w:val="center"/>
+            </w:pPr>
+            <w:r>
+              <w:rPr>
+                <w:rFonts w:ascii="Calibri" w:cs="Calibri" w:eastAsia="Calibri" w:hAnsi="Calibri"/>
+                <w:sz w:val="16"/>
+                <w:szCs w:val="16"/>
+              </w:rPr>
+              <w:t xml:space="preserve">500</w:t>
+            </w:r>
+          </w:p>
+        </w:tc>
+        <w:tc>
+          <w:tcPr>
             <w:tcW w:type="dxa" w:w="1300"/>
             <w:tcMar>
               <w:top w:type="dxa" w:w="40"/>
@@ -4455,171 +4807,21 @@
           <w:p>
             <w:pPr>
               <w:spacing w:after="0" w:line="228"/>
-              <w:jc w:val="left"/>
-            </w:pPr>
-            <w:r>
-              <w:rPr>
-                <w:rFonts w:ascii="Calibri" w:cs="Calibri" w:eastAsia="Calibri" w:hAnsi="Calibri"/>
-                <w:sz w:val="16"/>
-                <w:szCs w:val="16"/>
-              </w:rPr>
-              <w:t xml:space="preserve">100 + 100</w:t>
+              <w:jc w:val="center"/>
+            </w:pPr>
+            <w:r>
+              <w:rPr>
+                <w:rFonts w:ascii="Calibri" w:cs="Calibri" w:eastAsia="Calibri" w:hAnsi="Calibri"/>
+                <w:sz w:val="16"/>
+                <w:szCs w:val="16"/>
+              </w:rPr>
+              <w:t xml:space="preserve">100.000:1</w:t>
             </w:r>
           </w:p>
         </w:tc>
         <w:tc>
           <w:tcPr>
             <w:tcW w:type="dxa" w:w="950"/>
-            <w:tcMar>
-              <w:top w:type="dxa" w:w="40"/>
-              <w:left w:type="dxa" w:w="70"/>
-              <w:bottom w:type="dxa" w:w="40"/>
-              <w:right w:type="dxa" w:w="70"/>
-            </w:tcMar>
-          </w:tcPr>
-          <w:p>
-            <w:pPr>
-              <w:spacing w:after="0" w:line="228"/>
-              <w:jc w:val="center"/>
-            </w:pPr>
-            <w:r>
-              <w:rPr>
-                <w:rFonts w:ascii="Calibri" w:cs="Calibri" w:eastAsia="Calibri" w:hAnsi="Calibri"/>
-                <w:sz w:val="16"/>
-                <w:szCs w:val="16"/>
-              </w:rPr>
-              <w:t xml:space="preserve">100</w:t>
-            </w:r>
-          </w:p>
-        </w:tc>
-        <w:tc>
-          <w:tcPr>
-            <w:tcW w:type="dxa" w:w="1100"/>
-            <w:tcMar>
-              <w:top w:type="dxa" w:w="40"/>
-              <w:left w:type="dxa" w:w="70"/>
-              <w:bottom w:type="dxa" w:w="40"/>
-              <w:right w:type="dxa" w:w="70"/>
-            </w:tcMar>
-          </w:tcPr>
-          <w:p>
-            <w:pPr>
-              <w:spacing w:after="0" w:line="228"/>
-              <w:jc w:val="center"/>
-            </w:pPr>
-            <w:r>
-              <w:rPr>
-                <w:rFonts w:ascii="Calibri" w:cs="Calibri" w:eastAsia="Calibri" w:hAnsi="Calibri"/>
-                <w:sz w:val="16"/>
-                <w:szCs w:val="16"/>
-              </w:rPr>
-              <w:t xml:space="preserve">200</w:t>
-            </w:r>
-          </w:p>
-        </w:tc>
-        <w:tc>
-          <w:tcPr>
-            <w:tcW w:type="dxa" w:w="1000"/>
-            <w:tcMar>
-              <w:top w:type="dxa" w:w="40"/>
-              <w:left w:type="dxa" w:w="70"/>
-              <w:bottom w:type="dxa" w:w="40"/>
-              <w:right w:type="dxa" w:w="70"/>
-            </w:tcMar>
-          </w:tcPr>
-          <w:p>
-            <w:pPr>
-              <w:spacing w:after="0" w:line="228"/>
-              <w:jc w:val="center"/>
-            </w:pPr>
-            <w:r>
-              <w:rPr>
-                <w:rFonts w:ascii="Calibri" w:cs="Calibri" w:eastAsia="Calibri" w:hAnsi="Calibri"/>
-                <w:sz w:val="16"/>
-                <w:szCs w:val="16"/>
-              </w:rPr>
-              <w:t xml:space="preserve">50 %</w:t>
-            </w:r>
-          </w:p>
-        </w:tc>
-        <w:tc>
-          <w:tcPr>
-            <w:tcW w:type="dxa" w:w="1000"/>
-            <w:tcMar>
-              <w:top w:type="dxa" w:w="40"/>
-              <w:left w:type="dxa" w:w="70"/>
-              <w:bottom w:type="dxa" w:w="40"/>
-              <w:right w:type="dxa" w:w="70"/>
-            </w:tcMar>
-          </w:tcPr>
-          <w:p>
-            <w:pPr>
-              <w:spacing w:after="0" w:line="228"/>
-              <w:jc w:val="center"/>
-            </w:pPr>
-            <w:r>
-              <w:rPr>
-                <w:rFonts w:ascii="Calibri" w:cs="Calibri" w:eastAsia="Calibri" w:hAnsi="Calibri"/>
-                <w:sz w:val="16"/>
-                <w:szCs w:val="16"/>
-              </w:rPr>
-              <w:t xml:space="preserve">1,00</w:t>
-            </w:r>
-          </w:p>
-        </w:tc>
-        <w:tc>
-          <w:tcPr>
-            <w:tcW w:type="dxa" w:w="1050"/>
-            <w:tcMar>
-              <w:top w:type="dxa" w:w="40"/>
-              <w:left w:type="dxa" w:w="70"/>
-              <w:bottom w:type="dxa" w:w="40"/>
-              <w:right w:type="dxa" w:w="70"/>
-            </w:tcMar>
-          </w:tcPr>
-          <w:p>
-            <w:pPr>
-              <w:spacing w:after="0" w:line="228"/>
-              <w:jc w:val="center"/>
-            </w:pPr>
-            <w:r>
-              <w:rPr>
-                <w:rFonts w:ascii="Calibri" w:cs="Calibri" w:eastAsia="Calibri" w:hAnsi="Calibri"/>
-                <w:sz w:val="16"/>
-                <w:szCs w:val="16"/>
-              </w:rPr>
-              <w:t xml:space="preserve">1.000</w:t>
-            </w:r>
-          </w:p>
-        </w:tc>
-        <w:tc>
-          <w:tcPr>
-            <w:tcW w:type="dxa" w:w="1400"/>
-            <w:tcMar>
-              <w:top w:type="dxa" w:w="40"/>
-              <w:left w:type="dxa" w:w="70"/>
-              <w:bottom w:type="dxa" w:w="40"/>
-              <w:right w:type="dxa" w:w="70"/>
-            </w:tcMar>
-          </w:tcPr>
-          <w:p>
-            <w:pPr>
-              <w:spacing w:after="0" w:line="228"/>
-              <w:jc w:val="center"/>
-            </w:pPr>
-            <w:r>
-              <w:rPr>
-                <w:rFonts w:ascii="Calibri" w:cs="Calibri" w:eastAsia="Calibri" w:hAnsi="Calibri"/>
-                <w:sz w:val="16"/>
-                <w:szCs w:val="16"/>
-              </w:rPr>
-              <w:t xml:space="preserve">100.000:1</w:t>
-            </w:r>
-          </w:p>
-        </w:tc>
-        <w:tc>
-          <w:tcPr>
-            <w:tcW w:type="dxa" w:w="1050"/>
             <w:tcMar>
               <w:top w:type="dxa" w:w="40"/>
               <w:left w:type="dxa" w:w="70"/>
@@ -4671,6 +4873,188 @@
       <w:tr>
         <w:tc>
           <w:tcPr>
+            <w:tcW w:type="dxa" w:w="1050"/>
+            <w:shd w:fill="F2F2F2" w:color="auto" w:val="clear"/>
+            <w:tcMar>
+              <w:top w:type="dxa" w:w="40"/>
+              <w:left w:type="dxa" w:w="70"/>
+              <w:bottom w:type="dxa" w:w="40"/>
+              <w:right w:type="dxa" w:w="70"/>
+            </w:tcMar>
+          </w:tcPr>
+          <w:p>
+            <w:pPr>
+              <w:spacing w:after="0" w:line="228"/>
+              <w:jc w:val="left"/>
+            </w:pPr>
+            <w:r>
+              <w:rPr>
+                <w:rFonts w:ascii="Calibri" w:cs="Calibri" w:eastAsia="Calibri" w:hAnsi="Calibri"/>
+                <w:sz w:val="16"/>
+                <w:szCs w:val="16"/>
+              </w:rPr>
+              <w:t xml:space="preserve">25 + 75</w:t>
+            </w:r>
+          </w:p>
+        </w:tc>
+        <w:tc>
+          <w:tcPr>
+            <w:tcW w:type="dxa" w:w="800"/>
+            <w:shd w:fill="F2F2F2" w:color="auto" w:val="clear"/>
+            <w:tcMar>
+              <w:top w:type="dxa" w:w="40"/>
+              <w:left w:type="dxa" w:w="70"/>
+              <w:bottom w:type="dxa" w:w="40"/>
+              <w:right w:type="dxa" w:w="70"/>
+            </w:tcMar>
+          </w:tcPr>
+          <w:p>
+            <w:pPr>
+              <w:spacing w:after="0" w:line="228"/>
+              <w:jc w:val="center"/>
+            </w:pPr>
+            <w:r>
+              <w:rPr>
+                <w:rFonts w:ascii="Calibri" w:cs="Calibri" w:eastAsia="Calibri" w:hAnsi="Calibri"/>
+                <w:sz w:val="16"/>
+                <w:szCs w:val="16"/>
+              </w:rPr>
+              <w:t xml:space="preserve">25</w:t>
+            </w:r>
+          </w:p>
+        </w:tc>
+        <w:tc>
+          <w:tcPr>
+            <w:tcW w:type="dxa" w:w="900"/>
+            <w:shd w:fill="F2F2F2" w:color="auto" w:val="clear"/>
+            <w:tcMar>
+              <w:top w:type="dxa" w:w="40"/>
+              <w:left w:type="dxa" w:w="70"/>
+              <w:bottom w:type="dxa" w:w="40"/>
+              <w:right w:type="dxa" w:w="70"/>
+            </w:tcMar>
+          </w:tcPr>
+          <w:p>
+            <w:pPr>
+              <w:spacing w:after="0" w:line="228"/>
+              <w:jc w:val="center"/>
+            </w:pPr>
+            <w:r>
+              <w:rPr>
+                <w:rFonts w:ascii="Calibri" w:cs="Calibri" w:eastAsia="Calibri" w:hAnsi="Calibri"/>
+                <w:sz w:val="16"/>
+                <w:szCs w:val="16"/>
+              </w:rPr>
+              <w:t xml:space="preserve">75</w:t>
+            </w:r>
+          </w:p>
+        </w:tc>
+        <w:tc>
+          <w:tcPr>
+            <w:tcW w:type="dxa" w:w="1050"/>
+            <w:shd w:fill="F2F2F2" w:color="auto" w:val="clear"/>
+            <w:tcMar>
+              <w:top w:type="dxa" w:w="40"/>
+              <w:left w:type="dxa" w:w="70"/>
+              <w:bottom w:type="dxa" w:w="40"/>
+              <w:right w:type="dxa" w:w="70"/>
+            </w:tcMar>
+          </w:tcPr>
+          <w:p>
+            <w:pPr>
+              <w:spacing w:after="0" w:line="228"/>
+              <w:jc w:val="center"/>
+            </w:pPr>
+            <w:r>
+              <w:rPr>
+                <w:rFonts w:ascii="Calibri" w:cs="Calibri" w:eastAsia="Calibri" w:hAnsi="Calibri"/>
+                <w:sz w:val="16"/>
+                <w:szCs w:val="16"/>
+              </w:rPr>
+              <w:t xml:space="preserve">100</w:t>
+            </w:r>
+          </w:p>
+        </w:tc>
+        <w:tc>
+          <w:tcPr>
+            <w:tcW w:type="dxa" w:w="950"/>
+            <w:shd w:fill="F2F2F2" w:color="auto" w:val="clear"/>
+            <w:tcMar>
+              <w:top w:type="dxa" w:w="40"/>
+              <w:left w:type="dxa" w:w="70"/>
+              <w:bottom w:type="dxa" w:w="40"/>
+              <w:right w:type="dxa" w:w="70"/>
+            </w:tcMar>
+          </w:tcPr>
+          <w:p>
+            <w:pPr>
+              <w:spacing w:after="0" w:line="228"/>
+              <w:jc w:val="center"/>
+            </w:pPr>
+            <w:r>
+              <w:rPr>
+                <w:rFonts w:ascii="Calibri" w:cs="Calibri" w:eastAsia="Calibri" w:hAnsi="Calibri"/>
+                <w:sz w:val="16"/>
+                <w:szCs w:val="16"/>
+              </w:rPr>
+              <w:t xml:space="preserve">25 %</w:t>
+            </w:r>
+          </w:p>
+        </w:tc>
+        <w:tc>
+          <w:tcPr>
+            <w:tcW w:type="dxa" w:w="900"/>
+            <w:shd w:fill="F2F2F2" w:color="auto" w:val="clear"/>
+            <w:tcMar>
+              <w:top w:type="dxa" w:w="40"/>
+              <w:left w:type="dxa" w:w="70"/>
+              <w:bottom w:type="dxa" w:w="40"/>
+              <w:right w:type="dxa" w:w="70"/>
+            </w:tcMar>
+          </w:tcPr>
+          <w:p>
+            <w:pPr>
+              <w:spacing w:after="0" w:line="228"/>
+              <w:jc w:val="center"/>
+            </w:pPr>
+            <w:r>
+              <w:rPr>
+                <w:rFonts w:ascii="Calibri" w:cs="Calibri" w:eastAsia="Calibri" w:hAnsi="Calibri"/>
+                <w:sz w:val="16"/>
+                <w:szCs w:val="16"/>
+              </w:rPr>
+              <w:t xml:space="preserve">0,25</w:t>
+            </w:r>
+          </w:p>
+        </w:tc>
+        <w:tc>
+          <w:tcPr>
+            <w:tcW w:type="dxa" w:w="950"/>
+            <w:shd w:fill="F2F2F2" w:color="auto" w:val="clear"/>
+            <w:tcMar>
+              <w:top w:type="dxa" w:w="40"/>
+              <w:left w:type="dxa" w:w="70"/>
+              <w:bottom w:type="dxa" w:w="40"/>
+              <w:right w:type="dxa" w:w="70"/>
+            </w:tcMar>
+          </w:tcPr>
+          <w:p>
+            <w:pPr>
+              <w:spacing w:after="0" w:line="228"/>
+              <w:jc w:val="center"/>
+            </w:pPr>
+            <w:r>
+              <w:rPr>
+                <w:rFonts w:ascii="Calibri" w:cs="Calibri" w:eastAsia="Calibri" w:hAnsi="Calibri"/>
+                <w:sz w:val="16"/>
+                <w:szCs w:val="16"/>
+              </w:rPr>
+              <w:t xml:space="preserve">250</w:t>
+            </w:r>
+          </w:p>
+        </w:tc>
+        <w:tc>
+          <w:tcPr>
             <w:tcW w:type="dxa" w:w="1300"/>
             <w:shd w:fill="F2F2F2" w:color="auto" w:val="clear"/>
             <w:tcMar>
@@ -4683,640 +5067,21 @@
           <w:p>
             <w:pPr>
               <w:spacing w:after="0" w:line="228"/>
-              <w:jc w:val="left"/>
-            </w:pPr>
-            <w:r>
-              <w:rPr>
-                <w:rFonts w:ascii="Calibri" w:cs="Calibri" w:eastAsia="Calibri" w:hAnsi="Calibri"/>
-                <w:sz w:val="16"/>
-                <w:szCs w:val="16"/>
-              </w:rPr>
-              <w:t xml:space="preserve">50 + 50</w:t>
+              <w:jc w:val="center"/>
+            </w:pPr>
+            <w:r>
+              <w:rPr>
+                <w:rFonts w:ascii="Calibri" w:cs="Calibri" w:eastAsia="Calibri" w:hAnsi="Calibri"/>
+                <w:sz w:val="16"/>
+                <w:szCs w:val="16"/>
+              </w:rPr>
+              <w:t xml:space="preserve">100.000:1</w:t>
             </w:r>
           </w:p>
         </w:tc>
         <w:tc>
           <w:tcPr>
             <w:tcW w:type="dxa" w:w="950"/>
-            <w:shd w:fill="F2F2F2" w:color="auto" w:val="clear"/>
-            <w:tcMar>
-              <w:top w:type="dxa" w:w="40"/>
-              <w:left w:type="dxa" w:w="70"/>
-              <w:bottom w:type="dxa" w:w="40"/>
-              <w:right w:type="dxa" w:w="70"/>
-            </w:tcMar>
-          </w:tcPr>
-          <w:p>
-            <w:pPr>
-              <w:spacing w:after="0" w:line="228"/>
-              <w:jc w:val="center"/>
-            </w:pPr>
-            <w:r>
-              <w:rPr>
-                <w:rFonts w:ascii="Calibri" w:cs="Calibri" w:eastAsia="Calibri" w:hAnsi="Calibri"/>
-                <w:sz w:val="16"/>
-                <w:szCs w:val="16"/>
-              </w:rPr>
-              <w:t xml:space="preserve">50</w:t>
-            </w:r>
-          </w:p>
-        </w:tc>
-        <w:tc>
-          <w:tcPr>
-            <w:tcW w:type="dxa" w:w="1100"/>
-            <w:shd w:fill="F2F2F2" w:color="auto" w:val="clear"/>
-            <w:tcMar>
-              <w:top w:type="dxa" w:w="40"/>
-              <w:left w:type="dxa" w:w="70"/>
-              <w:bottom w:type="dxa" w:w="40"/>
-              <w:right w:type="dxa" w:w="70"/>
-            </w:tcMar>
-          </w:tcPr>
-          <w:p>
-            <w:pPr>
-              <w:spacing w:after="0" w:line="228"/>
-              <w:jc w:val="center"/>
-            </w:pPr>
-            <w:r>
-              <w:rPr>
-                <w:rFonts w:ascii="Calibri" w:cs="Calibri" w:eastAsia="Calibri" w:hAnsi="Calibri"/>
-                <w:sz w:val="16"/>
-                <w:szCs w:val="16"/>
-              </w:rPr>
-              <w:t xml:space="preserve">100</w:t>
-            </w:r>
-          </w:p>
-        </w:tc>
-        <w:tc>
-          <w:tcPr>
-            <w:tcW w:type="dxa" w:w="1000"/>
-            <w:shd w:fill="F2F2F2" w:color="auto" w:val="clear"/>
-            <w:tcMar>
-              <w:top w:type="dxa" w:w="40"/>
-              <w:left w:type="dxa" w:w="70"/>
-              <w:bottom w:type="dxa" w:w="40"/>
-              <w:right w:type="dxa" w:w="70"/>
-            </w:tcMar>
-          </w:tcPr>
-          <w:p>
-            <w:pPr>
-              <w:spacing w:after="0" w:line="228"/>
-              <w:jc w:val="center"/>
-            </w:pPr>
-            <w:r>
-              <w:rPr>
-                <w:rFonts w:ascii="Calibri" w:cs="Calibri" w:eastAsia="Calibri" w:hAnsi="Calibri"/>
-                <w:sz w:val="16"/>
-                <w:szCs w:val="16"/>
-              </w:rPr>
-              <w:t xml:space="preserve">50 %</w:t>
-            </w:r>
-          </w:p>
-        </w:tc>
-        <w:tc>
-          <w:tcPr>
-            <w:tcW w:type="dxa" w:w="1000"/>
-            <w:shd w:fill="F2F2F2" w:color="auto" w:val="clear"/>
-            <w:tcMar>
-              <w:top w:type="dxa" w:w="40"/>
-              <w:left w:type="dxa" w:w="70"/>
-              <w:bottom w:type="dxa" w:w="40"/>
-              <w:right w:type="dxa" w:w="70"/>
-            </w:tcMar>
-          </w:tcPr>
-          <w:p>
-            <w:pPr>
-              <w:spacing w:after="0" w:line="228"/>
-              <w:jc w:val="center"/>
-            </w:pPr>
-            <w:r>
-              <w:rPr>
-                <w:rFonts w:ascii="Calibri" w:cs="Calibri" w:eastAsia="Calibri" w:hAnsi="Calibri"/>
-                <w:sz w:val="16"/>
-                <w:szCs w:val="16"/>
-              </w:rPr>
-              <w:t xml:space="preserve">0,50</w:t>
-            </w:r>
-          </w:p>
-        </w:tc>
-        <w:tc>
-          <w:tcPr>
-            <w:tcW w:type="dxa" w:w="1050"/>
-            <w:shd w:fill="F2F2F2" w:color="auto" w:val="clear"/>
-            <w:tcMar>
-              <w:top w:type="dxa" w:w="40"/>
-              <w:left w:type="dxa" w:w="70"/>
-              <w:bottom w:type="dxa" w:w="40"/>
-              <w:right w:type="dxa" w:w="70"/>
-            </w:tcMar>
-          </w:tcPr>
-          <w:p>
-            <w:pPr>
-              <w:spacing w:after="0" w:line="228"/>
-              <w:jc w:val="center"/>
-            </w:pPr>
-            <w:r>
-              <w:rPr>
-                <w:rFonts w:ascii="Calibri" w:cs="Calibri" w:eastAsia="Calibri" w:hAnsi="Calibri"/>
-                <w:sz w:val="16"/>
-                <w:szCs w:val="16"/>
-              </w:rPr>
-              <w:t xml:space="preserve">500</w:t>
-            </w:r>
-          </w:p>
-        </w:tc>
-        <w:tc>
-          <w:tcPr>
-            <w:tcW w:type="dxa" w:w="1400"/>
-            <w:shd w:fill="F2F2F2" w:color="auto" w:val="clear"/>
-            <w:tcMar>
-              <w:top w:type="dxa" w:w="40"/>
-              <w:left w:type="dxa" w:w="70"/>
-              <w:bottom w:type="dxa" w:w="40"/>
-              <w:right w:type="dxa" w:w="70"/>
-            </w:tcMar>
-          </w:tcPr>
-          <w:p>
-            <w:pPr>
-              <w:spacing w:after="0" w:line="228"/>
-              <w:jc w:val="center"/>
-            </w:pPr>
-            <w:r>
-              <w:rPr>
-                <w:rFonts w:ascii="Calibri" w:cs="Calibri" w:eastAsia="Calibri" w:hAnsi="Calibri"/>
-                <w:sz w:val="16"/>
-                <w:szCs w:val="16"/>
-              </w:rPr>
-              <w:t xml:space="preserve">100.000:1</w:t>
-            </w:r>
-          </w:p>
-        </w:tc>
-        <w:tc>
-          <w:tcPr>
-            <w:tcW w:type="dxa" w:w="1050"/>
-            <w:shd w:fill="F2F2F2" w:color="auto" w:val="clear"/>
-            <w:tcMar>
-              <w:top w:type="dxa" w:w="40"/>
-              <w:left w:type="dxa" w:w="70"/>
-              <w:bottom w:type="dxa" w:w="40"/>
-              <w:right w:type="dxa" w:w="70"/>
-            </w:tcMar>
-          </w:tcPr>
-          <w:p>
-            <w:pPr>
-              <w:spacing w:after="0" w:line="228"/>
-              <w:jc w:val="center"/>
-            </w:pPr>
-            <w:r>
-              <w:rPr>
-                <w:rFonts w:ascii="Calibri" w:cs="Calibri" w:eastAsia="Calibri" w:hAnsi="Calibri"/>
-                <w:sz w:val="16"/>
-                <w:szCs w:val="16"/>
-              </w:rPr>
-              <w:t xml:space="preserve">100:1</w:t>
-            </w:r>
-          </w:p>
-        </w:tc>
-        <w:tc>
-          <w:tcPr>
-            <w:tcW w:type="dxa" w:w="890"/>
-            <w:shd w:fill="F2F2F2" w:color="auto" w:val="clear"/>
-            <w:tcMar>
-              <w:top w:type="dxa" w:w="40"/>
-              <w:left w:type="dxa" w:w="70"/>
-              <w:bottom w:type="dxa" w:w="40"/>
-              <w:right w:type="dxa" w:w="70"/>
-            </w:tcMar>
-          </w:tcPr>
-          <w:p>
-            <w:pPr>
-              <w:spacing w:after="0" w:line="228"/>
-              <w:jc w:val="center"/>
-            </w:pPr>
-            <w:r>
-              <w:rPr>
-                <w:rFonts w:ascii="Calibri" w:cs="Calibri" w:eastAsia="Calibri" w:hAnsi="Calibri"/>
-                <w:sz w:val="16"/>
-                <w:szCs w:val="16"/>
-              </w:rPr>
-              <w:t xml:space="preserve">1000:1</w:t>
-            </w:r>
-          </w:p>
-        </w:tc>
-      </w:tr>
-      <w:tr>
-        <w:tc>
-          <w:tcPr>
-            <w:tcW w:type="dxa" w:w="1300"/>
-            <w:tcMar>
-              <w:top w:type="dxa" w:w="40"/>
-              <w:left w:type="dxa" w:w="70"/>
-              <w:bottom w:type="dxa" w:w="40"/>
-              <w:right w:type="dxa" w:w="70"/>
-            </w:tcMar>
-          </w:tcPr>
-          <w:p>
-            <w:pPr>
-              <w:spacing w:after="0" w:line="228"/>
-              <w:jc w:val="left"/>
-            </w:pPr>
-            <w:r>
-              <w:rPr>
-                <w:rFonts w:ascii="Calibri" w:cs="Calibri" w:eastAsia="Calibri" w:hAnsi="Calibri"/>
-                <w:sz w:val="16"/>
-                <w:szCs w:val="16"/>
-              </w:rPr>
-              <w:t xml:space="preserve">50 + 150</w:t>
-            </w:r>
-          </w:p>
-        </w:tc>
-        <w:tc>
-          <w:tcPr>
-            <w:tcW w:type="dxa" w:w="950"/>
-            <w:tcMar>
-              <w:top w:type="dxa" w:w="40"/>
-              <w:left w:type="dxa" w:w="70"/>
-              <w:bottom w:type="dxa" w:w="40"/>
-              <w:right w:type="dxa" w:w="70"/>
-            </w:tcMar>
-          </w:tcPr>
-          <w:p>
-            <w:pPr>
-              <w:spacing w:after="0" w:line="228"/>
-              <w:jc w:val="center"/>
-            </w:pPr>
-            <w:r>
-              <w:rPr>
-                <w:rFonts w:ascii="Calibri" w:cs="Calibri" w:eastAsia="Calibri" w:hAnsi="Calibri"/>
-                <w:sz w:val="16"/>
-                <w:szCs w:val="16"/>
-              </w:rPr>
-              <w:t xml:space="preserve">50</w:t>
-            </w:r>
-          </w:p>
-        </w:tc>
-        <w:tc>
-          <w:tcPr>
-            <w:tcW w:type="dxa" w:w="1100"/>
-            <w:tcMar>
-              <w:top w:type="dxa" w:w="40"/>
-              <w:left w:type="dxa" w:w="70"/>
-              <w:bottom w:type="dxa" w:w="40"/>
-              <w:right w:type="dxa" w:w="70"/>
-            </w:tcMar>
-          </w:tcPr>
-          <w:p>
-            <w:pPr>
-              <w:spacing w:after="0" w:line="228"/>
-              <w:jc w:val="center"/>
-            </w:pPr>
-            <w:r>
-              <w:rPr>
-                <w:rFonts w:ascii="Calibri" w:cs="Calibri" w:eastAsia="Calibri" w:hAnsi="Calibri"/>
-                <w:sz w:val="16"/>
-                <w:szCs w:val="16"/>
-              </w:rPr>
-              <w:t xml:space="preserve">200</w:t>
-            </w:r>
-          </w:p>
-        </w:tc>
-        <w:tc>
-          <w:tcPr>
-            <w:tcW w:type="dxa" w:w="1000"/>
-            <w:tcMar>
-              <w:top w:type="dxa" w:w="40"/>
-              <w:left w:type="dxa" w:w="70"/>
-              <w:bottom w:type="dxa" w:w="40"/>
-              <w:right w:type="dxa" w:w="70"/>
-            </w:tcMar>
-          </w:tcPr>
-          <w:p>
-            <w:pPr>
-              <w:spacing w:after="0" w:line="228"/>
-              <w:jc w:val="center"/>
-            </w:pPr>
-            <w:r>
-              <w:rPr>
-                <w:rFonts w:ascii="Calibri" w:cs="Calibri" w:eastAsia="Calibri" w:hAnsi="Calibri"/>
-                <w:sz w:val="16"/>
-                <w:szCs w:val="16"/>
-              </w:rPr>
-              <w:t xml:space="preserve">25 %</w:t>
-            </w:r>
-          </w:p>
-        </w:tc>
-        <w:tc>
-          <w:tcPr>
-            <w:tcW w:type="dxa" w:w="1000"/>
-            <w:tcMar>
-              <w:top w:type="dxa" w:w="40"/>
-              <w:left w:type="dxa" w:w="70"/>
-              <w:bottom w:type="dxa" w:w="40"/>
-              <w:right w:type="dxa" w:w="70"/>
-            </w:tcMar>
-          </w:tcPr>
-          <w:p>
-            <w:pPr>
-              <w:spacing w:after="0" w:line="228"/>
-              <w:jc w:val="center"/>
-            </w:pPr>
-            <w:r>
-              <w:rPr>
-                <w:rFonts w:ascii="Calibri" w:cs="Calibri" w:eastAsia="Calibri" w:hAnsi="Calibri"/>
-                <w:sz w:val="16"/>
-                <w:szCs w:val="16"/>
-              </w:rPr>
-              <w:t xml:space="preserve">0,50</w:t>
-            </w:r>
-          </w:p>
-        </w:tc>
-        <w:tc>
-          <w:tcPr>
-            <w:tcW w:type="dxa" w:w="1050"/>
-            <w:tcMar>
-              <w:top w:type="dxa" w:w="40"/>
-              <w:left w:type="dxa" w:w="70"/>
-              <w:bottom w:type="dxa" w:w="40"/>
-              <w:right w:type="dxa" w:w="70"/>
-            </w:tcMar>
-          </w:tcPr>
-          <w:p>
-            <w:pPr>
-              <w:spacing w:after="0" w:line="228"/>
-              <w:jc w:val="center"/>
-            </w:pPr>
-            <w:r>
-              <w:rPr>
-                <w:rFonts w:ascii="Calibri" w:cs="Calibri" w:eastAsia="Calibri" w:hAnsi="Calibri"/>
-                <w:sz w:val="16"/>
-                <w:szCs w:val="16"/>
-              </w:rPr>
-              <w:t xml:space="preserve">500</w:t>
-            </w:r>
-          </w:p>
-        </w:tc>
-        <w:tc>
-          <w:tcPr>
-            <w:tcW w:type="dxa" w:w="1400"/>
-            <w:tcMar>
-              <w:top w:type="dxa" w:w="40"/>
-              <w:left w:type="dxa" w:w="70"/>
-              <w:bottom w:type="dxa" w:w="40"/>
-              <w:right w:type="dxa" w:w="70"/>
-            </w:tcMar>
-          </w:tcPr>
-          <w:p>
-            <w:pPr>
-              <w:spacing w:after="0" w:line="228"/>
-              <w:jc w:val="center"/>
-            </w:pPr>
-            <w:r>
-              <w:rPr>
-                <w:rFonts w:ascii="Calibri" w:cs="Calibri" w:eastAsia="Calibri" w:hAnsi="Calibri"/>
-                <w:sz w:val="16"/>
-                <w:szCs w:val="16"/>
-              </w:rPr>
-              <w:t xml:space="preserve">100.000:1</w:t>
-            </w:r>
-          </w:p>
-        </w:tc>
-        <w:tc>
-          <w:tcPr>
-            <w:tcW w:type="dxa" w:w="1050"/>
-            <w:tcMar>
-              <w:top w:type="dxa" w:w="40"/>
-              <w:left w:type="dxa" w:w="70"/>
-              <w:bottom w:type="dxa" w:w="40"/>
-              <w:right w:type="dxa" w:w="70"/>
-            </w:tcMar>
-          </w:tcPr>
-          <w:p>
-            <w:pPr>
-              <w:spacing w:after="0" w:line="228"/>
-              <w:jc w:val="center"/>
-            </w:pPr>
-            <w:r>
-              <w:rPr>
-                <w:rFonts w:ascii="Calibri" w:cs="Calibri" w:eastAsia="Calibri" w:hAnsi="Calibri"/>
-                <w:sz w:val="16"/>
-                <w:szCs w:val="16"/>
-              </w:rPr>
-              <w:t xml:space="preserve">100:1</w:t>
-            </w:r>
-          </w:p>
-        </w:tc>
-        <w:tc>
-          <w:tcPr>
-            <w:tcW w:type="dxa" w:w="890"/>
-            <w:tcMar>
-              <w:top w:type="dxa" w:w="40"/>
-              <w:left w:type="dxa" w:w="70"/>
-              <w:bottom w:type="dxa" w:w="40"/>
-              <w:right w:type="dxa" w:w="70"/>
-            </w:tcMar>
-          </w:tcPr>
-          <w:p>
-            <w:pPr>
-              <w:spacing w:after="0" w:line="228"/>
-              <w:jc w:val="center"/>
-            </w:pPr>
-            <w:r>
-              <w:rPr>
-                <w:rFonts w:ascii="Calibri" w:cs="Calibri" w:eastAsia="Calibri" w:hAnsi="Calibri"/>
-                <w:sz w:val="16"/>
-                <w:szCs w:val="16"/>
-              </w:rPr>
-              <w:t xml:space="preserve">1000:1</w:t>
-            </w:r>
-          </w:p>
-        </w:tc>
-      </w:tr>
-      <w:tr>
-        <w:tc>
-          <w:tcPr>
-            <w:tcW w:type="dxa" w:w="1300"/>
-            <w:shd w:fill="F2F2F2" w:color="auto" w:val="clear"/>
-            <w:tcMar>
-              <w:top w:type="dxa" w:w="40"/>
-              <w:left w:type="dxa" w:w="70"/>
-              <w:bottom w:type="dxa" w:w="40"/>
-              <w:right w:type="dxa" w:w="70"/>
-            </w:tcMar>
-          </w:tcPr>
-          <w:p>
-            <w:pPr>
-              <w:spacing w:after="0" w:line="228"/>
-              <w:jc w:val="left"/>
-            </w:pPr>
-            <w:r>
-              <w:rPr>
-                <w:rFonts w:ascii="Calibri" w:cs="Calibri" w:eastAsia="Calibri" w:hAnsi="Calibri"/>
-                <w:sz w:val="16"/>
-                <w:szCs w:val="16"/>
-              </w:rPr>
-              <w:t xml:space="preserve">25 + 75</w:t>
-            </w:r>
-          </w:p>
-        </w:tc>
-        <w:tc>
-          <w:tcPr>
-            <w:tcW w:type="dxa" w:w="950"/>
-            <w:shd w:fill="F2F2F2" w:color="auto" w:val="clear"/>
-            <w:tcMar>
-              <w:top w:type="dxa" w:w="40"/>
-              <w:left w:type="dxa" w:w="70"/>
-              <w:bottom w:type="dxa" w:w="40"/>
-              <w:right w:type="dxa" w:w="70"/>
-            </w:tcMar>
-          </w:tcPr>
-          <w:p>
-            <w:pPr>
-              <w:spacing w:after="0" w:line="228"/>
-              <w:jc w:val="center"/>
-            </w:pPr>
-            <w:r>
-              <w:rPr>
-                <w:rFonts w:ascii="Calibri" w:cs="Calibri" w:eastAsia="Calibri" w:hAnsi="Calibri"/>
-                <w:sz w:val="16"/>
-                <w:szCs w:val="16"/>
-              </w:rPr>
-              <w:t xml:space="preserve">25</w:t>
-            </w:r>
-          </w:p>
-        </w:tc>
-        <w:tc>
-          <w:tcPr>
-            <w:tcW w:type="dxa" w:w="1100"/>
-            <w:shd w:fill="F2F2F2" w:color="auto" w:val="clear"/>
-            <w:tcMar>
-              <w:top w:type="dxa" w:w="40"/>
-              <w:left w:type="dxa" w:w="70"/>
-              <w:bottom w:type="dxa" w:w="40"/>
-              <w:right w:type="dxa" w:w="70"/>
-            </w:tcMar>
-          </w:tcPr>
-          <w:p>
-            <w:pPr>
-              <w:spacing w:after="0" w:line="228"/>
-              <w:jc w:val="center"/>
-            </w:pPr>
-            <w:r>
-              <w:rPr>
-                <w:rFonts w:ascii="Calibri" w:cs="Calibri" w:eastAsia="Calibri" w:hAnsi="Calibri"/>
-                <w:sz w:val="16"/>
-                <w:szCs w:val="16"/>
-              </w:rPr>
-              <w:t xml:space="preserve">100</w:t>
-            </w:r>
-          </w:p>
-        </w:tc>
-        <w:tc>
-          <w:tcPr>
-            <w:tcW w:type="dxa" w:w="1000"/>
-            <w:shd w:fill="F2F2F2" w:color="auto" w:val="clear"/>
-            <w:tcMar>
-              <w:top w:type="dxa" w:w="40"/>
-              <w:left w:type="dxa" w:w="70"/>
-              <w:bottom w:type="dxa" w:w="40"/>
-              <w:right w:type="dxa" w:w="70"/>
-            </w:tcMar>
-          </w:tcPr>
-          <w:p>
-            <w:pPr>
-              <w:spacing w:after="0" w:line="228"/>
-              <w:jc w:val="center"/>
-            </w:pPr>
-            <w:r>
-              <w:rPr>
-                <w:rFonts w:ascii="Calibri" w:cs="Calibri" w:eastAsia="Calibri" w:hAnsi="Calibri"/>
-                <w:sz w:val="16"/>
-                <w:szCs w:val="16"/>
-              </w:rPr>
-              <w:t xml:space="preserve">25 %</w:t>
-            </w:r>
-          </w:p>
-        </w:tc>
-        <w:tc>
-          <w:tcPr>
-            <w:tcW w:type="dxa" w:w="1000"/>
-            <w:shd w:fill="F2F2F2" w:color="auto" w:val="clear"/>
-            <w:tcMar>
-              <w:top w:type="dxa" w:w="40"/>
-              <w:left w:type="dxa" w:w="70"/>
-              <w:bottom w:type="dxa" w:w="40"/>
-              <w:right w:type="dxa" w:w="70"/>
-            </w:tcMar>
-          </w:tcPr>
-          <w:p>
-            <w:pPr>
-              <w:spacing w:after="0" w:line="228"/>
-              <w:jc w:val="center"/>
-            </w:pPr>
-            <w:r>
-              <w:rPr>
-                <w:rFonts w:ascii="Calibri" w:cs="Calibri" w:eastAsia="Calibri" w:hAnsi="Calibri"/>
-                <w:sz w:val="16"/>
-                <w:szCs w:val="16"/>
-              </w:rPr>
-              <w:t xml:space="preserve">0,25</w:t>
-            </w:r>
-          </w:p>
-        </w:tc>
-        <w:tc>
-          <w:tcPr>
-            <w:tcW w:type="dxa" w:w="1050"/>
-            <w:shd w:fill="F2F2F2" w:color="auto" w:val="clear"/>
-            <w:tcMar>
-              <w:top w:type="dxa" w:w="40"/>
-              <w:left w:type="dxa" w:w="70"/>
-              <w:bottom w:type="dxa" w:w="40"/>
-              <w:right w:type="dxa" w:w="70"/>
-            </w:tcMar>
-          </w:tcPr>
-          <w:p>
-            <w:pPr>
-              <w:spacing w:after="0" w:line="228"/>
-              <w:jc w:val="center"/>
-            </w:pPr>
-            <w:r>
-              <w:rPr>
-                <w:rFonts w:ascii="Calibri" w:cs="Calibri" w:eastAsia="Calibri" w:hAnsi="Calibri"/>
-                <w:sz w:val="16"/>
-                <w:szCs w:val="16"/>
-              </w:rPr>
-              <w:t xml:space="preserve">250</w:t>
-            </w:r>
-          </w:p>
-        </w:tc>
-        <w:tc>
-          <w:tcPr>
-            <w:tcW w:type="dxa" w:w="1400"/>
-            <w:shd w:fill="F2F2F2" w:color="auto" w:val="clear"/>
-            <w:tcMar>
-              <w:top w:type="dxa" w:w="40"/>
-              <w:left w:type="dxa" w:w="70"/>
-              <w:bottom w:type="dxa" w:w="40"/>
-              <w:right w:type="dxa" w:w="70"/>
-            </w:tcMar>
-          </w:tcPr>
-          <w:p>
-            <w:pPr>
-              <w:spacing w:after="0" w:line="228"/>
-              <w:jc w:val="center"/>
-            </w:pPr>
-            <w:r>
-              <w:rPr>
-                <w:rFonts w:ascii="Calibri" w:cs="Calibri" w:eastAsia="Calibri" w:hAnsi="Calibri"/>
-                <w:sz w:val="16"/>
-                <w:szCs w:val="16"/>
-              </w:rPr>
-              <w:t xml:space="preserve">100.000:1</w:t>
-            </w:r>
-          </w:p>
-        </w:tc>
-        <w:tc>
-          <w:tcPr>
-            <w:tcW w:type="dxa" w:w="1050"/>
             <w:shd w:fill="F2F2F2" w:color="auto" w:val="clear"/>
             <w:tcMar>
               <w:top w:type="dxa" w:w="40"/>
@@ -5370,7 +5135,35 @@
     </w:tbl>
     <w:p>
       <w:pPr>
-        <w:spacing w:after="100"/>
+        <w:spacing w:after="80"/>
+      </w:pPr>
+    </w:p>
+    <w:p>
+      <w:pPr>
+        <w:spacing w:after="100" w:before="0" w:line="264"/>
+      </w:pPr>
+      <w:r>
+        <w:rPr>
+          <w:rFonts w:ascii="Calibri" w:cs="Calibri" w:eastAsia="Calibri" w:hAnsi="Calibri"/>
+          <w:b/>
+          <w:bCs/>
+          <w:sz w:val="19"/>
+          <w:szCs w:val="19"/>
+        </w:rPr>
+        <w:t xml:space="preserve">Resultado. </w:t>
+      </w:r>
+      <w:r>
+        <w:rPr>
+          <w:rFonts w:ascii="Calibri" w:cs="Calibri" w:eastAsia="Calibri" w:hAnsi="Calibri"/>
+          <w:sz w:val="19"/>
+          <w:szCs w:val="19"/>
+        </w:rPr>
+        <w:t xml:space="preserve">Mucha muerte celular a partir de las primeras 12 h y ninguna célula fluorescente en las 48 h evaluadas.</w:t>
+      </w:r>
+    </w:p>
+    <w:p>
+      <w:pPr>
+        <w:spacing w:after="60"/>
       </w:pPr>
     </w:p>
     <w:tbl>
@@ -5421,7 +5214,7 @@
                 <w:sz w:val="19"/>
                 <w:szCs w:val="19"/>
               </w:rPr>
-              <w:t xml:space="preserve">el ratio ME:pDNA de esta muestra asume densidad ≈ 1 g/mL para la microemulsión; confirmadnos si preferís otro valor. Y la carga de DOTAP por pocillo (250–1.000 µg) es dos o tres órdenes de magnitud mayor que en la muestra 1 (0,85–8,5 µg), consecuencia del ratio 1000:1 de la formulación; lo señalamos porque condiciona cualquier lectura de viabilidad.</w:t>
+              <w:t xml:space="preserve">el ratio ME:pDNA asume densidad ≈ 1 g/mL para la microemulsión; decidnos si preferís otro valor. Y la carga de DOTAP por pocillo (250–500 µg) es dos órdenes de magnitud mayor que en la muestra 1 (0,85–8,5 µg), consecuencia del ratio 1000:1 de la formulación.</w:t>
             </w:r>
           </w:p>
         </w:tc>
@@ -5444,7 +5237,7 @@
           <w:sz w:val="25"/>
           <w:szCs w:val="25"/>
         </w:rPr>
-        <w:t xml:space="preserve">5. Muestra 4 — Liposomas liofilizados · ME:DOTAP 10:1</w:t>
+        <w:t xml:space="preserve">5. Muestra 3 — Microemulsión A/O sin pDNA</w:t>
       </w:r>
     </w:p>
     <w:p>
@@ -5457,7 +5250,40 @@
           <w:sz w:val="20"/>
           <w:szCs w:val="20"/>
         </w:rPr>
-        <w:t xml:space="preserve">El liofilizado se resuspendió en 20 µl de disolución de pDNA a 50 ng/µl, siguiendo vuestro procedimiento de rehidratar el liofilizado con la propia cantidad objetivo de material genético. De esa resuspensión se tomó 1 µl y se llevó a 10 µl de DMEM sin FBS.</w:t>
+        <w:t xml:space="preserve">No ensayada: al ser de composición similar a la muestra 2, se prefirió ver primero cómo se comportaba aquella. Se conserva íntegra.</w:t>
+      </w:r>
+    </w:p>
+    <w:p>
+      <w:pPr>
+        <w:pStyle w:val="Heading1"/>
+        <w:pBdr>
+          <w:bottom w:val="single" w:color="1F4E79" w:sz="6" w:space="3"/>
+        </w:pBdr>
+        <w:spacing w:after="120" w:before="280"/>
+      </w:pPr>
+      <w:r>
+        <w:rPr>
+          <w:rFonts w:ascii="Calibri" w:cs="Calibri" w:eastAsia="Calibri" w:hAnsi="Calibri"/>
+          <w:b/>
+          <w:bCs/>
+          <w:color w:val="1F4E79"/>
+          <w:sz w:val="25"/>
+          <w:szCs w:val="25"/>
+        </w:rPr>
+        <w:t xml:space="preserve">6. Muestra 4 — Liposomas liofilizados · ME:DOTAP 10:1</w:t>
+      </w:r>
+    </w:p>
+    <w:p>
+      <w:pPr>
+        <w:spacing w:after="100" w:before="0" w:line="264"/>
+      </w:pPr>
+      <w:r>
+        <w:rPr>
+          <w:rFonts w:ascii="Calibri" w:cs="Calibri" w:eastAsia="Calibri" w:hAnsi="Calibri"/>
+          <w:sz w:val="20"/>
+          <w:szCs w:val="20"/>
+        </w:rPr>
+        <w:t xml:space="preserve">El liofilizado corresponde a 10 µl de liposomas, es decir, 100 µg de liposomas con 10 µg de DOTAP. Se rehidrató directamente con la disolución de pDNA, según vuestro procedimiento.</w:t>
       </w:r>
     </w:p>
     <w:tbl>
@@ -5473,9 +5299,9 @@
         </w:tblBorders>
       </w:tblPr>
       <w:tblGrid>
-        <w:gridCol w:w="2900"/>
-        <w:gridCol w:w="3300"/>
-        <w:gridCol w:w="3540"/>
+        <w:gridCol w:w="3100"/>
+        <w:gridCol w:w="3200"/>
+        <w:gridCol w:w="3440"/>
       </w:tblGrid>
       <w:tr>
         <w:trPr>
@@ -5483,7 +5309,7 @@
         </w:trPr>
         <w:tc>
           <w:tcPr>
-            <w:tcW w:type="dxa" w:w="2900"/>
+            <w:tcW w:type="dxa" w:w="3100"/>
             <w:shd w:fill="1F4E79" w:color="auto" w:val="clear"/>
             <w:tcMar>
               <w:top w:type="dxa" w:w="40"/>
@@ -5512,7 +5338,7 @@
         </w:tc>
         <w:tc>
           <w:tcPr>
-            <w:tcW w:type="dxa" w:w="3300"/>
+            <w:tcW w:type="dxa" w:w="3200"/>
             <w:shd w:fill="1F4E79" w:color="auto" w:val="clear"/>
             <w:tcMar>
               <w:top w:type="dxa" w:w="40"/>
@@ -5541,7 +5367,7 @@
         </w:tc>
         <w:tc>
           <w:tcPr>
-            <w:tcW w:type="dxa" w:w="3540"/>
+            <w:tcW w:type="dxa" w:w="3440"/>
             <w:shd w:fill="1F4E79" w:color="auto" w:val="clear"/>
             <w:tcMar>
               <w:top w:type="dxa" w:w="40"/>
@@ -5572,7 +5398,7 @@
       <w:tr>
         <w:tc>
           <w:tcPr>
-            <w:tcW w:type="dxa" w:w="2900"/>
+            <w:tcW w:type="dxa" w:w="3100"/>
             <w:tcMar>
               <w:top w:type="dxa" w:w="40"/>
               <w:left w:type="dxa" w:w="70"/>
@@ -5597,7 +5423,7 @@
         </w:tc>
         <w:tc>
           <w:tcPr>
-            <w:tcW w:type="dxa" w:w="3300"/>
+            <w:tcW w:type="dxa" w:w="3200"/>
             <w:tcMar>
               <w:top w:type="dxa" w:w="40"/>
               <w:left w:type="dxa" w:w="70"/>
@@ -5616,13 +5442,13 @@
                 <w:sz w:val="17"/>
                 <w:szCs w:val="17"/>
               </w:rPr>
-              <w:t xml:space="preserve">20 µl de pDNA a 50 ng/µl</w:t>
-            </w:r>
-          </w:p>
-        </w:tc>
-        <w:tc>
-          <w:tcPr>
-            <w:tcW w:type="dxa" w:w="3540"/>
+              <w:t xml:space="preserve">10 µl de agua + pDNA, 1 µg en total</w:t>
+            </w:r>
+          </w:p>
+        </w:tc>
+        <w:tc>
+          <w:tcPr>
+            <w:tcW w:type="dxa" w:w="3440"/>
             <w:tcMar>
               <w:top w:type="dxa" w:w="40"/>
               <w:left w:type="dxa" w:w="70"/>
@@ -5649,7 +5475,7 @@
       <w:tr>
         <w:tc>
           <w:tcPr>
-            <w:tcW w:type="dxa" w:w="2900"/>
+            <w:tcW w:type="dxa" w:w="3100"/>
             <w:shd w:fill="F2F2F2" w:color="auto" w:val="clear"/>
             <w:tcMar>
               <w:top w:type="dxa" w:w="40"/>
@@ -5669,13 +5495,13 @@
                 <w:sz w:val="17"/>
                 <w:szCs w:val="17"/>
               </w:rPr>
-              <w:t xml:space="preserve">DOTAP</w:t>
-            </w:r>
-          </w:p>
-        </w:tc>
-        <w:tc>
-          <w:tcPr>
-            <w:tcW w:type="dxa" w:w="3300"/>
+              <w:t xml:space="preserve">Liposomas (ME)</w:t>
+            </w:r>
+          </w:p>
+        </w:tc>
+        <w:tc>
+          <w:tcPr>
+            <w:tcW w:type="dxa" w:w="3200"/>
             <w:shd w:fill="F2F2F2" w:color="auto" w:val="clear"/>
             <w:tcMar>
               <w:top w:type="dxa" w:w="40"/>
@@ -5695,13 +5521,13 @@
                 <w:sz w:val="17"/>
                 <w:szCs w:val="17"/>
               </w:rPr>
-              <w:t xml:space="preserve">10 µg</w:t>
-            </w:r>
-          </w:p>
-        </w:tc>
-        <w:tc>
-          <w:tcPr>
-            <w:tcW w:type="dxa" w:w="3540"/>
+              <w:t xml:space="preserve">100 µg</w:t>
+            </w:r>
+          </w:p>
+        </w:tc>
+        <w:tc>
+          <w:tcPr>
+            <w:tcW w:type="dxa" w:w="3440"/>
             <w:shd w:fill="F2F2F2" w:color="auto" w:val="clear"/>
             <w:tcMar>
               <w:top w:type="dxa" w:w="40"/>
@@ -5721,7 +5547,7 @@
                 <w:sz w:val="17"/>
                 <w:szCs w:val="17"/>
               </w:rPr>
-              <w:t xml:space="preserve">Contenido declarado del liofilizado</w:t>
+              <w:t xml:space="preserve">10 µl × 10 mg/mL</w:t>
             </w:r>
           </w:p>
         </w:tc>
@@ -5729,7 +5555,7 @@
       <w:tr>
         <w:tc>
           <w:tcPr>
-            <w:tcW w:type="dxa" w:w="2900"/>
+            <w:tcW w:type="dxa" w:w="3100"/>
             <w:tcMar>
               <w:top w:type="dxa" w:w="40"/>
               <w:left w:type="dxa" w:w="70"/>
@@ -5748,13 +5574,13 @@
                 <w:sz w:val="17"/>
                 <w:szCs w:val="17"/>
               </w:rPr>
-              <w:t xml:space="preserve">pDNA</w:t>
-            </w:r>
-          </w:p>
-        </w:tc>
-        <w:tc>
-          <w:tcPr>
-            <w:tcW w:type="dxa" w:w="3300"/>
+              <w:t xml:space="preserve">DOTAP</w:t>
+            </w:r>
+          </w:p>
+        </w:tc>
+        <w:tc>
+          <w:tcPr>
+            <w:tcW w:type="dxa" w:w="3200"/>
             <w:tcMar>
               <w:top w:type="dxa" w:w="40"/>
               <w:left w:type="dxa" w:w="70"/>
@@ -5773,13 +5599,13 @@
                 <w:sz w:val="17"/>
                 <w:szCs w:val="17"/>
               </w:rPr>
-              <w:t xml:space="preserve">1,00 µg</w:t>
-            </w:r>
-          </w:p>
-        </w:tc>
-        <w:tc>
-          <w:tcPr>
-            <w:tcW w:type="dxa" w:w="3540"/>
+              <w:t xml:space="preserve">10 µg</w:t>
+            </w:r>
+          </w:p>
+        </w:tc>
+        <w:tc>
+          <w:tcPr>
+            <w:tcW w:type="dxa" w:w="3440"/>
             <w:tcMar>
               <w:top w:type="dxa" w:w="40"/>
               <w:left w:type="dxa" w:w="70"/>
@@ -5798,7 +5624,7 @@
                 <w:sz w:val="17"/>
                 <w:szCs w:val="17"/>
               </w:rPr>
-              <w:t xml:space="preserve">20 µl × 50 ng/µl</w:t>
+              <w:t xml:space="preserve">10 µl × 1 mg/mL</w:t>
             </w:r>
           </w:p>
         </w:tc>
@@ -5806,7 +5632,7 @@
       <w:tr>
         <w:tc>
           <w:tcPr>
-            <w:tcW w:type="dxa" w:w="2900"/>
+            <w:tcW w:type="dxa" w:w="3100"/>
             <w:shd w:fill="F2F2F2" w:color="auto" w:val="clear"/>
             <w:tcMar>
               <w:top w:type="dxa" w:w="40"/>
@@ -5826,13 +5652,13 @@
                 <w:sz w:val="17"/>
                 <w:szCs w:val="17"/>
               </w:rPr>
-              <w:t xml:space="preserve">Liposomas (ME)</w:t>
-            </w:r>
-          </w:p>
-        </w:tc>
-        <w:tc>
-          <w:tcPr>
-            <w:tcW w:type="dxa" w:w="3300"/>
+              <w:t xml:space="preserve">pDNA</w:t>
+            </w:r>
+          </w:p>
+        </w:tc>
+        <w:tc>
+          <w:tcPr>
+            <w:tcW w:type="dxa" w:w="3200"/>
             <w:shd w:fill="F2F2F2" w:color="auto" w:val="clear"/>
             <w:tcMar>
               <w:top w:type="dxa" w:w="40"/>
@@ -5852,13 +5678,13 @@
                 <w:sz w:val="17"/>
                 <w:szCs w:val="17"/>
               </w:rPr>
-              <w:t xml:space="preserve">100 µg</w:t>
-            </w:r>
-          </w:p>
-        </w:tc>
-        <w:tc>
-          <w:tcPr>
-            <w:tcW w:type="dxa" w:w="3540"/>
+              <w:t xml:space="preserve">1,00 µg</w:t>
+            </w:r>
+          </w:p>
+        </w:tc>
+        <w:tc>
+          <w:tcPr>
+            <w:tcW w:type="dxa" w:w="3440"/>
             <w:shd w:fill="F2F2F2" w:color="auto" w:val="clear"/>
             <w:tcMar>
               <w:top w:type="dxa" w:w="40"/>
@@ -5878,7 +5704,7 @@
                 <w:sz w:val="17"/>
                 <w:szCs w:val="17"/>
               </w:rPr>
-              <w:t xml:space="preserve">Deducido del DOTAP y del ratio 10:1 de la formulación</w:t>
+              <w:t xml:space="preserve">—</w:t>
             </w:r>
           </w:p>
         </w:tc>
@@ -5886,7 +5712,7 @@
       <w:tr>
         <w:tc>
           <w:tcPr>
-            <w:tcW w:type="dxa" w:w="2900"/>
+            <w:tcW w:type="dxa" w:w="3100"/>
             <w:tcMar>
               <w:top w:type="dxa" w:w="40"/>
               <w:left w:type="dxa" w:w="70"/>
@@ -5905,13 +5731,13 @@
                 <w:sz w:val="17"/>
                 <w:szCs w:val="17"/>
               </w:rPr>
-              <w:t xml:space="preserve">ME:pDNA</w:t>
-            </w:r>
-          </w:p>
-        </w:tc>
-        <w:tc>
-          <w:tcPr>
-            <w:tcW w:type="dxa" w:w="3300"/>
+              <w:t xml:space="preserve">ME:pDNA / ME:DOTAP / DOTAP:pDNA</w:t>
+            </w:r>
+          </w:p>
+        </w:tc>
+        <w:tc>
+          <w:tcPr>
+            <w:tcW w:type="dxa" w:w="3200"/>
             <w:tcMar>
               <w:top w:type="dxa" w:w="40"/>
               <w:left w:type="dxa" w:w="70"/>
@@ -5930,13 +5756,13 @@
                 <w:sz w:val="17"/>
                 <w:szCs w:val="17"/>
               </w:rPr>
-              <w:t xml:space="preserve">100:1</w:t>
-            </w:r>
-          </w:p>
-        </w:tc>
-        <w:tc>
-          <w:tcPr>
-            <w:tcW w:type="dxa" w:w="3540"/>
+              <w:t xml:space="preserve">100:1 / 10:1 / 10:1</w:t>
+            </w:r>
+          </w:p>
+        </w:tc>
+        <w:tc>
+          <w:tcPr>
+            <w:tcW w:type="dxa" w:w="3440"/>
             <w:tcMar>
               <w:top w:type="dxa" w:w="40"/>
               <w:left w:type="dxa" w:w="70"/>
@@ -5955,7 +5781,7 @@
                 <w:sz w:val="17"/>
                 <w:szCs w:val="17"/>
               </w:rPr>
-              <w:t xml:space="preserve">—</w:t>
+              <w:t xml:space="preserve">El 10:1 coincide con el ratio que habéis evaluado</w:t>
             </w:r>
           </w:p>
         </w:tc>
@@ -5963,7 +5789,7 @@
       <w:tr>
         <w:tc>
           <w:tcPr>
-            <w:tcW w:type="dxa" w:w="2900"/>
+            <w:tcW w:type="dxa" w:w="3100"/>
             <w:shd w:fill="F2F2F2" w:color="auto" w:val="clear"/>
             <w:tcMar>
               <w:top w:type="dxa" w:w="40"/>
@@ -5983,13 +5809,13 @@
                 <w:sz w:val="17"/>
                 <w:szCs w:val="17"/>
               </w:rPr>
-              <w:t xml:space="preserve">ME:DOTAP</w:t>
-            </w:r>
-          </w:p>
-        </w:tc>
-        <w:tc>
-          <w:tcPr>
-            <w:tcW w:type="dxa" w:w="3300"/>
+              <w:t xml:space="preserve">Aplicación</w:t>
+            </w:r>
+          </w:p>
+        </w:tc>
+        <w:tc>
+          <w:tcPr>
+            <w:tcW w:type="dxa" w:w="3200"/>
             <w:shd w:fill="F2F2F2" w:color="auto" w:val="clear"/>
             <w:tcMar>
               <w:top w:type="dxa" w:w="40"/>
@@ -6009,13 +5835,13 @@
                 <w:sz w:val="17"/>
                 <w:szCs w:val="17"/>
               </w:rPr>
-              <w:t xml:space="preserve">10:1</w:t>
-            </w:r>
-          </w:p>
-        </w:tc>
-        <w:tc>
-          <w:tcPr>
-            <w:tcW w:type="dxa" w:w="3540"/>
+              <w:t xml:space="preserve">1 µl de la resuspensión en 10 µl de DMEM sin FBS</w:t>
+            </w:r>
+          </w:p>
+        </w:tc>
+        <w:tc>
+          <w:tcPr>
+            <w:tcW w:type="dxa" w:w="3440"/>
             <w:shd w:fill="F2F2F2" w:color="auto" w:val="clear"/>
             <w:tcMar>
               <w:top w:type="dxa" w:w="40"/>
@@ -6035,164 +5861,7 @@
                 <w:sz w:val="17"/>
                 <w:szCs w:val="17"/>
               </w:rPr>
-              <w:t xml:space="preserve">Fijado por la formulación</w:t>
-            </w:r>
-          </w:p>
-        </w:tc>
-      </w:tr>
-      <w:tr>
-        <w:tc>
-          <w:tcPr>
-            <w:tcW w:type="dxa" w:w="2900"/>
-            <w:tcMar>
-              <w:top w:type="dxa" w:w="40"/>
-              <w:left w:type="dxa" w:w="70"/>
-              <w:bottom w:type="dxa" w:w="40"/>
-              <w:right w:type="dxa" w:w="70"/>
-            </w:tcMar>
-          </w:tcPr>
-          <w:p>
-            <w:pPr>
-              <w:spacing w:after="0" w:line="228"/>
-              <w:jc w:val="left"/>
-            </w:pPr>
-            <w:r>
-              <w:rPr>
-                <w:rFonts w:ascii="Calibri" w:cs="Calibri" w:eastAsia="Calibri" w:hAnsi="Calibri"/>
-                <w:sz w:val="17"/>
-                <w:szCs w:val="17"/>
-              </w:rPr>
-              <w:t xml:space="preserve">DOTAP:pDNA</w:t>
-            </w:r>
-          </w:p>
-        </w:tc>
-        <w:tc>
-          <w:tcPr>
-            <w:tcW w:type="dxa" w:w="3300"/>
-            <w:tcMar>
-              <w:top w:type="dxa" w:w="40"/>
-              <w:left w:type="dxa" w:w="70"/>
-              <w:bottom w:type="dxa" w:w="40"/>
-              <w:right w:type="dxa" w:w="70"/>
-            </w:tcMar>
-          </w:tcPr>
-          <w:p>
-            <w:pPr>
-              <w:spacing w:after="0" w:line="228"/>
-              <w:jc w:val="left"/>
-            </w:pPr>
-            <w:r>
-              <w:rPr>
-                <w:rFonts w:ascii="Calibri" w:cs="Calibri" w:eastAsia="Calibri" w:hAnsi="Calibri"/>
-                <w:sz w:val="17"/>
-                <w:szCs w:val="17"/>
-              </w:rPr>
-              <w:t xml:space="preserve">10:1</w:t>
-            </w:r>
-          </w:p>
-        </w:tc>
-        <w:tc>
-          <w:tcPr>
-            <w:tcW w:type="dxa" w:w="3540"/>
-            <w:tcMar>
-              <w:top w:type="dxa" w:w="40"/>
-              <w:left w:type="dxa" w:w="70"/>
-              <w:bottom w:type="dxa" w:w="40"/>
-              <w:right w:type="dxa" w:w="70"/>
-            </w:tcMar>
-          </w:tcPr>
-          <w:p>
-            <w:pPr>
-              <w:spacing w:after="0" w:line="228"/>
-              <w:jc w:val="left"/>
-            </w:pPr>
-            <w:r>
-              <w:rPr>
-                <w:rFonts w:ascii="Calibri" w:cs="Calibri" w:eastAsia="Calibri" w:hAnsi="Calibri"/>
-                <w:sz w:val="17"/>
-                <w:szCs w:val="17"/>
-              </w:rPr>
-              <w:t xml:space="preserve">Coincide con el ratio que habéis evaluado</w:t>
-            </w:r>
-          </w:p>
-        </w:tc>
-      </w:tr>
-      <w:tr>
-        <w:tc>
-          <w:tcPr>
-            <w:tcW w:type="dxa" w:w="2900"/>
-            <w:shd w:fill="F2F2F2" w:color="auto" w:val="clear"/>
-            <w:tcMar>
-              <w:top w:type="dxa" w:w="40"/>
-              <w:left w:type="dxa" w:w="70"/>
-              <w:bottom w:type="dxa" w:w="40"/>
-              <w:right w:type="dxa" w:w="70"/>
-            </w:tcMar>
-          </w:tcPr>
-          <w:p>
-            <w:pPr>
-              <w:spacing w:after="0" w:line="228"/>
-              <w:jc w:val="left"/>
-            </w:pPr>
-            <w:r>
-              <w:rPr>
-                <w:rFonts w:ascii="Calibri" w:cs="Calibri" w:eastAsia="Calibri" w:hAnsi="Calibri"/>
-                <w:sz w:val="17"/>
-                <w:szCs w:val="17"/>
-              </w:rPr>
-              <w:t xml:space="preserve">Aplicación</w:t>
-            </w:r>
-          </w:p>
-        </w:tc>
-        <w:tc>
-          <w:tcPr>
-            <w:tcW w:type="dxa" w:w="3300"/>
-            <w:shd w:fill="F2F2F2" w:color="auto" w:val="clear"/>
-            <w:tcMar>
-              <w:top w:type="dxa" w:w="40"/>
-              <w:left w:type="dxa" w:w="70"/>
-              <w:bottom w:type="dxa" w:w="40"/>
-              <w:right w:type="dxa" w:w="70"/>
-            </w:tcMar>
-          </w:tcPr>
-          <w:p>
-            <w:pPr>
-              <w:spacing w:after="0" w:line="228"/>
-              <w:jc w:val="left"/>
-            </w:pPr>
-            <w:r>
-              <w:rPr>
-                <w:rFonts w:ascii="Calibri" w:cs="Calibri" w:eastAsia="Calibri" w:hAnsi="Calibri"/>
-                <w:sz w:val="17"/>
-                <w:szCs w:val="17"/>
-              </w:rPr>
-              <w:t xml:space="preserve">1 µl de la resuspensión en 10 µl de DMEM sin FBS</w:t>
-            </w:r>
-          </w:p>
-        </w:tc>
-        <w:tc>
-          <w:tcPr>
-            <w:tcW w:type="dxa" w:w="3540"/>
-            <w:shd w:fill="F2F2F2" w:color="auto" w:val="clear"/>
-            <w:tcMar>
-              <w:top w:type="dxa" w:w="40"/>
-              <w:left w:type="dxa" w:w="70"/>
-              <w:bottom w:type="dxa" w:w="40"/>
-              <w:right w:type="dxa" w:w="70"/>
-            </w:tcMar>
-          </w:tcPr>
-          <w:p>
-            <w:pPr>
-              <w:spacing w:after="0" w:line="228"/>
-              <w:jc w:val="left"/>
-            </w:pPr>
-            <w:r>
-              <w:rPr>
-                <w:rFonts w:ascii="Calibri" w:cs="Calibri" w:eastAsia="Calibri" w:hAnsi="Calibri"/>
-                <w:sz w:val="17"/>
-                <w:szCs w:val="17"/>
-              </w:rPr>
-              <w:t xml:space="preserve">Equivale a 0,5 µg de DOTAP y 50 ng de pDNA</w:t>
+              <w:t xml:space="preserve">Equivale a 1 µg de DOTAP y 0,1 µg de pDNA</w:t>
             </w:r>
           </w:p>
         </w:tc>
@@ -6200,7 +5869,35 @@
     </w:tbl>
     <w:p>
       <w:pPr>
-        <w:spacing w:after="100"/>
+        <w:spacing w:after="80"/>
+      </w:pPr>
+    </w:p>
+    <w:p>
+      <w:pPr>
+        <w:spacing w:after="100" w:before="0" w:line="264"/>
+      </w:pPr>
+      <w:r>
+        <w:rPr>
+          <w:rFonts w:ascii="Calibri" w:cs="Calibri" w:eastAsia="Calibri" w:hAnsi="Calibri"/>
+          <w:b/>
+          <w:bCs/>
+          <w:sz w:val="19"/>
+          <w:szCs w:val="19"/>
+        </w:rPr>
+        <w:t xml:space="preserve">Resultado. </w:t>
+      </w:r>
+      <w:r>
+        <w:rPr>
+          <w:rFonts w:ascii="Calibri" w:cs="Calibri" w:eastAsia="Calibri" w:hAnsi="Calibri"/>
+          <w:sz w:val="19"/>
+          <w:szCs w:val="19"/>
+        </w:rPr>
+        <w:t xml:space="preserve">Sin expresión de GFP, pero las células se vieron en mejor estado que con las microemulsiones. A las 12 h se apreciaban liposomas aparentemente sin internalizar, con diferencia clara a las 48 h.</w:t>
+      </w:r>
+    </w:p>
+    <w:p>
+      <w:pPr>
+        <w:spacing w:after="60"/>
       </w:pPr>
     </w:p>
     <w:tbl>
@@ -6243,7 +5940,7 @@
                 <w:sz w:val="19"/>
                 <w:szCs w:val="19"/>
               </w:rPr>
-              <w:t xml:space="preserve">Dos salvedades: </w:t>
+              <w:t xml:space="preserve">A revisar: </w:t>
             </w:r>
             <w:r>
               <w:rPr>
@@ -6251,7 +5948,7 @@
                 <w:sz w:val="19"/>
                 <w:szCs w:val="19"/>
               </w:rPr>
-              <w:t xml:space="preserve">la concentración de la disolución de pDNA empleada en la resuspensión está pendiente de contrastar con el registro de laboratorio; el valor de 50 ng/µl es el coherente con el ratio 10:1. Y la masa de liposomas depende de qué cifra del liofilizado sea la correcta (ver consultas): si contuviera 1 µg de DOTAP en lugar de 10 µg, el ratio DOTAP:pDNA sería 1:1 y no 10:1.</w:t>
+              <w:t xml:space="preserve">es posible que 10 µl fuera un volumen de resuspensión demasiado pequeño. Al repetir la condición nos interesa saber qué volumen recomendáis.</w:t>
             </w:r>
           </w:p>
         </w:tc>
@@ -6274,7 +5971,7 @@
           <w:sz w:val="25"/>
           <w:szCs w:val="25"/>
         </w:rPr>
-        <w:t xml:space="preserve">6. Muestra 5 — Liposomas sin liofilizar · ME:DOTAP 10:1</w:t>
+        <w:t xml:space="preserve">7. Muestra 5 — Liposomas sin liofilizar · ME:DOTAP 10:1</w:t>
       </w:r>
     </w:p>
     <w:tbl>
@@ -6290,15 +5987,15 @@
         </w:tblBorders>
       </w:tblPr>
       <w:tblGrid>
-        <w:gridCol w:w="1250"/>
-        <w:gridCol w:w="1500"/>
+        <w:gridCol w:w="1550"/>
+        <w:gridCol w:w="1450"/>
+        <w:gridCol w:w="900"/>
+        <w:gridCol w:w="1100"/>
         <w:gridCol w:w="950"/>
-        <w:gridCol w:w="1150"/>
+        <w:gridCol w:w="850"/>
         <w:gridCol w:w="1000"/>
-        <w:gridCol w:w="950"/>
         <w:gridCol w:w="1000"/>
-        <w:gridCol w:w="1050"/>
-        <w:gridCol w:w="890"/>
+        <w:gridCol w:w="940"/>
       </w:tblGrid>
       <w:tr>
         <w:trPr>
@@ -6306,7 +6003,7 @@
         </w:trPr>
         <w:tc>
           <w:tcPr>
-            <w:tcW w:type="dxa" w:w="1250"/>
+            <w:tcW w:type="dxa" w:w="1550"/>
             <w:shd w:fill="1F4E79" w:color="auto" w:val="clear"/>
             <w:tcMar>
               <w:top w:type="dxa" w:w="40"/>
@@ -6335,7 +6032,7 @@
         </w:tc>
         <w:tc>
           <w:tcPr>
-            <w:tcW w:type="dxa" w:w="1500"/>
+            <w:tcW w:type="dxa" w:w="1450"/>
             <w:shd w:fill="1F4E79" w:color="auto" w:val="clear"/>
             <w:tcMar>
               <w:top w:type="dxa" w:w="40"/>
@@ -6364,7 +6061,7 @@
         </w:tc>
         <w:tc>
           <w:tcPr>
-            <w:tcW w:type="dxa" w:w="950"/>
+            <w:tcW w:type="dxa" w:w="900"/>
             <w:shd w:fill="1F4E79" w:color="auto" w:val="clear"/>
             <w:tcMar>
               <w:top w:type="dxa" w:w="40"/>
@@ -6393,7 +6090,7 @@
         </w:tc>
         <w:tc>
           <w:tcPr>
-            <w:tcW w:type="dxa" w:w="1150"/>
+            <w:tcW w:type="dxa" w:w="1100"/>
             <w:shd w:fill="1F4E79" w:color="auto" w:val="clear"/>
             <w:tcMar>
               <w:top w:type="dxa" w:w="40"/>
@@ -6422,7 +6119,7 @@
         </w:tc>
         <w:tc>
           <w:tcPr>
-            <w:tcW w:type="dxa" w:w="1000"/>
+            <w:tcW w:type="dxa" w:w="950"/>
             <w:shd w:fill="1F4E79" w:color="auto" w:val="clear"/>
             <w:tcMar>
               <w:top w:type="dxa" w:w="40"/>
@@ -6451,7 +6148,7 @@
         </w:tc>
         <w:tc>
           <w:tcPr>
-            <w:tcW w:type="dxa" w:w="950"/>
+            <w:tcW w:type="dxa" w:w="850"/>
             <w:shd w:fill="1F4E79" w:color="auto" w:val="clear"/>
             <w:tcMar>
               <w:top w:type="dxa" w:w="40"/>
@@ -6474,7 +6171,7 @@
                 <w:sz w:val="16"/>
                 <w:szCs w:val="16"/>
               </w:rPr>
-              <w:t xml:space="preserve">pDNA (ng)</w:t>
+              <w:t xml:space="preserve">pDNA (µg)</w:t>
             </w:r>
           </w:p>
         </w:tc>
@@ -6509,7 +6206,7 @@
         </w:tc>
         <w:tc>
           <w:tcPr>
-            <w:tcW w:type="dxa" w:w="1050"/>
+            <w:tcW w:type="dxa" w:w="1000"/>
             <w:shd w:fill="1F4E79" w:color="auto" w:val="clear"/>
             <w:tcMar>
               <w:top w:type="dxa" w:w="40"/>
@@ -6538,7 +6235,7 @@
         </w:tc>
         <w:tc>
           <w:tcPr>
-            <w:tcW w:type="dxa" w:w="890"/>
+            <w:tcW w:type="dxa" w:w="940"/>
             <w:shd w:fill="1F4E79" w:color="auto" w:val="clear"/>
             <w:tcMar>
               <w:top w:type="dxa" w:w="40"/>
@@ -6569,7 +6266,7 @@
       <w:tr>
         <w:tc>
           <w:tcPr>
-            <w:tcW w:type="dxa" w:w="1250"/>
+            <w:tcW w:type="dxa" w:w="1550"/>
             <w:tcMar>
               <w:top w:type="dxa" w:w="40"/>
               <w:left w:type="dxa" w:w="70"/>
@@ -6588,13 +6285,13 @@
                 <w:sz w:val="16"/>
                 <w:szCs w:val="16"/>
               </w:rPr>
-              <w:t xml:space="preserve">10 µg + 0,1 µg</w:t>
-            </w:r>
-          </w:p>
-        </w:tc>
-        <w:tc>
-          <w:tcPr>
-            <w:tcW w:type="dxa" w:w="1500"/>
+              <w:t xml:space="preserve">10 µg ME + 0,1 µg</w:t>
+            </w:r>
+          </w:p>
+        </w:tc>
+        <w:tc>
+          <w:tcPr>
+            <w:tcW w:type="dxa" w:w="1450"/>
             <w:tcMar>
               <w:top w:type="dxa" w:w="40"/>
               <w:left w:type="dxa" w:w="70"/>
@@ -6619,6 +6316,56 @@
         </w:tc>
         <w:tc>
           <w:tcPr>
+            <w:tcW w:type="dxa" w:w="900"/>
+            <w:tcMar>
+              <w:top w:type="dxa" w:w="40"/>
+              <w:left w:type="dxa" w:w="70"/>
+              <w:bottom w:type="dxa" w:w="40"/>
+              <w:right w:type="dxa" w:w="70"/>
+            </w:tcMar>
+          </w:tcPr>
+          <w:p>
+            <w:pPr>
+              <w:spacing w:after="0" w:line="228"/>
+              <w:jc w:val="center"/>
+            </w:pPr>
+            <w:r>
+              <w:rPr>
+                <w:rFonts w:ascii="Calibri" w:cs="Calibri" w:eastAsia="Calibri" w:hAnsi="Calibri"/>
+                <w:sz w:val="16"/>
+                <w:szCs w:val="16"/>
+              </w:rPr>
+              <w:t xml:space="preserve">10</w:t>
+            </w:r>
+          </w:p>
+        </w:tc>
+        <w:tc>
+          <w:tcPr>
+            <w:tcW w:type="dxa" w:w="1100"/>
+            <w:tcMar>
+              <w:top w:type="dxa" w:w="40"/>
+              <w:left w:type="dxa" w:w="70"/>
+              <w:bottom w:type="dxa" w:w="40"/>
+              <w:right w:type="dxa" w:w="70"/>
+            </w:tcMar>
+          </w:tcPr>
+          <w:p>
+            <w:pPr>
+              <w:spacing w:after="0" w:line="228"/>
+              <w:jc w:val="center"/>
+            </w:pPr>
+            <w:r>
+              <w:rPr>
+                <w:rFonts w:ascii="Calibri" w:cs="Calibri" w:eastAsia="Calibri" w:hAnsi="Calibri"/>
+                <w:sz w:val="16"/>
+                <w:szCs w:val="16"/>
+              </w:rPr>
+              <w:t xml:space="preserve">100</w:t>
+            </w:r>
+          </w:p>
+        </w:tc>
+        <w:tc>
+          <w:tcPr>
             <w:tcW w:type="dxa" w:w="950"/>
             <w:tcMar>
               <w:top w:type="dxa" w:w="40"/>
@@ -6638,32 +6385,32 @@
                 <w:sz w:val="16"/>
                 <w:szCs w:val="16"/>
               </w:rPr>
-              <w:t xml:space="preserve">10</w:t>
-            </w:r>
-          </w:p>
-        </w:tc>
-        <w:tc>
-          <w:tcPr>
-            <w:tcW w:type="dxa" w:w="1150"/>
-            <w:tcMar>
-              <w:top w:type="dxa" w:w="40"/>
-              <w:left w:type="dxa" w:w="70"/>
-              <w:bottom w:type="dxa" w:w="40"/>
-              <w:right w:type="dxa" w:w="70"/>
-            </w:tcMar>
-          </w:tcPr>
-          <w:p>
-            <w:pPr>
-              <w:spacing w:after="0" w:line="228"/>
-              <w:jc w:val="center"/>
-            </w:pPr>
-            <w:r>
-              <w:rPr>
-                <w:rFonts w:ascii="Calibri" w:cs="Calibri" w:eastAsia="Calibri" w:hAnsi="Calibri"/>
-                <w:sz w:val="16"/>
-                <w:szCs w:val="16"/>
-              </w:rPr>
-              <w:t xml:space="preserve">91</w:t>
+              <w:t xml:space="preserve">1,0</w:t>
+            </w:r>
+          </w:p>
+        </w:tc>
+        <w:tc>
+          <w:tcPr>
+            <w:tcW w:type="dxa" w:w="850"/>
+            <w:tcMar>
+              <w:top w:type="dxa" w:w="40"/>
+              <w:left w:type="dxa" w:w="70"/>
+              <w:bottom w:type="dxa" w:w="40"/>
+              <w:right w:type="dxa" w:w="70"/>
+            </w:tcMar>
+          </w:tcPr>
+          <w:p>
+            <w:pPr>
+              <w:spacing w:after="0" w:line="228"/>
+              <w:jc w:val="center"/>
+            </w:pPr>
+            <w:r>
+              <w:rPr>
+                <w:rFonts w:ascii="Calibri" w:cs="Calibri" w:eastAsia="Calibri" w:hAnsi="Calibri"/>
+                <w:sz w:val="16"/>
+                <w:szCs w:val="16"/>
+              </w:rPr>
+              <w:t xml:space="preserve">0,1</w:t>
             </w:r>
           </w:p>
         </w:tc>
@@ -6688,32 +6435,7 @@
                 <w:sz w:val="16"/>
                 <w:szCs w:val="16"/>
               </w:rPr>
-              <w:t xml:space="preserve">1,0</w:t>
-            </w:r>
-          </w:p>
-        </w:tc>
-        <w:tc>
-          <w:tcPr>
-            <w:tcW w:type="dxa" w:w="950"/>
-            <w:tcMar>
-              <w:top w:type="dxa" w:w="40"/>
-              <w:left w:type="dxa" w:w="70"/>
-              <w:bottom w:type="dxa" w:w="40"/>
-              <w:right w:type="dxa" w:w="70"/>
-            </w:tcMar>
-          </w:tcPr>
-          <w:p>
-            <w:pPr>
-              <w:spacing w:after="0" w:line="228"/>
-              <w:jc w:val="center"/>
-            </w:pPr>
-            <w:r>
-              <w:rPr>
-                <w:rFonts w:ascii="Calibri" w:cs="Calibri" w:eastAsia="Calibri" w:hAnsi="Calibri"/>
-                <w:sz w:val="16"/>
-                <w:szCs w:val="16"/>
-              </w:rPr>
-              <w:t xml:space="preserve">102</w:t>
+              <w:t xml:space="preserve">100:1</w:t>
             </w:r>
           </w:p>
         </w:tc>
@@ -6738,57 +6460,32 @@
                 <w:sz w:val="16"/>
                 <w:szCs w:val="16"/>
               </w:rPr>
-              <w:t xml:space="preserve">98:1</w:t>
-            </w:r>
-          </w:p>
-        </w:tc>
-        <w:tc>
-          <w:tcPr>
-            <w:tcW w:type="dxa" w:w="1050"/>
-            <w:tcMar>
-              <w:top w:type="dxa" w:w="40"/>
-              <w:left w:type="dxa" w:w="70"/>
-              <w:bottom w:type="dxa" w:w="40"/>
-              <w:right w:type="dxa" w:w="70"/>
-            </w:tcMar>
-          </w:tcPr>
-          <w:p>
-            <w:pPr>
-              <w:spacing w:after="0" w:line="228"/>
-              <w:jc w:val="center"/>
-            </w:pPr>
-            <w:r>
-              <w:rPr>
-                <w:rFonts w:ascii="Calibri" w:cs="Calibri" w:eastAsia="Calibri" w:hAnsi="Calibri"/>
-                <w:sz w:val="16"/>
-                <w:szCs w:val="16"/>
-              </w:rPr>
               <w:t xml:space="preserve">10:1</w:t>
             </w:r>
           </w:p>
         </w:tc>
         <w:tc>
           <w:tcPr>
-            <w:tcW w:type="dxa" w:w="890"/>
-            <w:tcMar>
-              <w:top w:type="dxa" w:w="40"/>
-              <w:left w:type="dxa" w:w="70"/>
-              <w:bottom w:type="dxa" w:w="40"/>
-              <w:right w:type="dxa" w:w="70"/>
-            </w:tcMar>
-          </w:tcPr>
-          <w:p>
-            <w:pPr>
-              <w:spacing w:after="0" w:line="228"/>
-              <w:jc w:val="center"/>
-            </w:pPr>
-            <w:r>
-              <w:rPr>
-                <w:rFonts w:ascii="Calibri" w:cs="Calibri" w:eastAsia="Calibri" w:hAnsi="Calibri"/>
-                <w:sz w:val="16"/>
-                <w:szCs w:val="16"/>
-              </w:rPr>
-              <w:t xml:space="preserve">9,8:1</w:t>
+            <w:tcW w:type="dxa" w:w="940"/>
+            <w:tcMar>
+              <w:top w:type="dxa" w:w="40"/>
+              <w:left w:type="dxa" w:w="70"/>
+              <w:bottom w:type="dxa" w:w="40"/>
+              <w:right w:type="dxa" w:w="70"/>
+            </w:tcMar>
+          </w:tcPr>
+          <w:p>
+            <w:pPr>
+              <w:spacing w:after="0" w:line="228"/>
+              <w:jc w:val="center"/>
+            </w:pPr>
+            <w:r>
+              <w:rPr>
+                <w:rFonts w:ascii="Calibri" w:cs="Calibri" w:eastAsia="Calibri" w:hAnsi="Calibri"/>
+                <w:sz w:val="16"/>
+                <w:szCs w:val="16"/>
+              </w:rPr>
+              <w:t xml:space="preserve">10:1</w:t>
             </w:r>
           </w:p>
         </w:tc>
@@ -6796,7 +6493,7 @@
       <w:tr>
         <w:tc>
           <w:tcPr>
-            <w:tcW w:type="dxa" w:w="1250"/>
+            <w:tcW w:type="dxa" w:w="1550"/>
             <w:shd w:fill="F2F2F2" w:color="auto" w:val="clear"/>
             <w:tcMar>
               <w:top w:type="dxa" w:w="40"/>
@@ -6816,13 +6513,13 @@
                 <w:sz w:val="16"/>
                 <w:szCs w:val="16"/>
               </w:rPr>
-              <w:t xml:space="preserve">10 µg + 0,2 µg</w:t>
-            </w:r>
-          </w:p>
-        </w:tc>
-        <w:tc>
-          <w:tcPr>
-            <w:tcW w:type="dxa" w:w="1500"/>
+              <w:t xml:space="preserve">10 µg ME + 0,2 µg</w:t>
+            </w:r>
+          </w:p>
+        </w:tc>
+        <w:tc>
+          <w:tcPr>
+            <w:tcW w:type="dxa" w:w="1450"/>
             <w:shd w:fill="F2F2F2" w:color="auto" w:val="clear"/>
             <w:tcMar>
               <w:top w:type="dxa" w:w="40"/>
@@ -6848,6 +6545,58 @@
         </w:tc>
         <w:tc>
           <w:tcPr>
+            <w:tcW w:type="dxa" w:w="900"/>
+            <w:shd w:fill="F2F2F2" w:color="auto" w:val="clear"/>
+            <w:tcMar>
+              <w:top w:type="dxa" w:w="40"/>
+              <w:left w:type="dxa" w:w="70"/>
+              <w:bottom w:type="dxa" w:w="40"/>
+              <w:right w:type="dxa" w:w="70"/>
+            </w:tcMar>
+          </w:tcPr>
+          <w:p>
+            <w:pPr>
+              <w:spacing w:after="0" w:line="228"/>
+              <w:jc w:val="center"/>
+            </w:pPr>
+            <w:r>
+              <w:rPr>
+                <w:rFonts w:ascii="Calibri" w:cs="Calibri" w:eastAsia="Calibri" w:hAnsi="Calibri"/>
+                <w:sz w:val="16"/>
+                <w:szCs w:val="16"/>
+              </w:rPr>
+              <w:t xml:space="preserve">10</w:t>
+            </w:r>
+          </w:p>
+        </w:tc>
+        <w:tc>
+          <w:tcPr>
+            <w:tcW w:type="dxa" w:w="1100"/>
+            <w:shd w:fill="F2F2F2" w:color="auto" w:val="clear"/>
+            <w:tcMar>
+              <w:top w:type="dxa" w:w="40"/>
+              <w:left w:type="dxa" w:w="70"/>
+              <w:bottom w:type="dxa" w:w="40"/>
+              <w:right w:type="dxa" w:w="70"/>
+            </w:tcMar>
+          </w:tcPr>
+          <w:p>
+            <w:pPr>
+              <w:spacing w:after="0" w:line="228"/>
+              <w:jc w:val="center"/>
+            </w:pPr>
+            <w:r>
+              <w:rPr>
+                <w:rFonts w:ascii="Calibri" w:cs="Calibri" w:eastAsia="Calibri" w:hAnsi="Calibri"/>
+                <w:sz w:val="16"/>
+                <w:szCs w:val="16"/>
+              </w:rPr>
+              <w:t xml:space="preserve">100</w:t>
+            </w:r>
+          </w:p>
+        </w:tc>
+        <w:tc>
+          <w:tcPr>
             <w:tcW w:type="dxa" w:w="950"/>
             <w:shd w:fill="F2F2F2" w:color="auto" w:val="clear"/>
             <w:tcMar>
@@ -6868,33 +6617,33 @@
                 <w:sz w:val="16"/>
                 <w:szCs w:val="16"/>
               </w:rPr>
-              <w:t xml:space="preserve">10</w:t>
-            </w:r>
-          </w:p>
-        </w:tc>
-        <w:tc>
-          <w:tcPr>
-            <w:tcW w:type="dxa" w:w="1150"/>
-            <w:shd w:fill="F2F2F2" w:color="auto" w:val="clear"/>
-            <w:tcMar>
-              <w:top w:type="dxa" w:w="40"/>
-              <w:left w:type="dxa" w:w="70"/>
-              <w:bottom w:type="dxa" w:w="40"/>
-              <w:right w:type="dxa" w:w="70"/>
-            </w:tcMar>
-          </w:tcPr>
-          <w:p>
-            <w:pPr>
-              <w:spacing w:after="0" w:line="228"/>
-              <w:jc w:val="center"/>
-            </w:pPr>
-            <w:r>
-              <w:rPr>
-                <w:rFonts w:ascii="Calibri" w:cs="Calibri" w:eastAsia="Calibri" w:hAnsi="Calibri"/>
-                <w:sz w:val="16"/>
-                <w:szCs w:val="16"/>
-              </w:rPr>
-              <w:t xml:space="preserve">91</w:t>
+              <w:t xml:space="preserve">1,0</w:t>
+            </w:r>
+          </w:p>
+        </w:tc>
+        <w:tc>
+          <w:tcPr>
+            <w:tcW w:type="dxa" w:w="850"/>
+            <w:shd w:fill="F2F2F2" w:color="auto" w:val="clear"/>
+            <w:tcMar>
+              <w:top w:type="dxa" w:w="40"/>
+              <w:left w:type="dxa" w:w="70"/>
+              <w:bottom w:type="dxa" w:w="40"/>
+              <w:right w:type="dxa" w:w="70"/>
+            </w:tcMar>
+          </w:tcPr>
+          <w:p>
+            <w:pPr>
+              <w:spacing w:after="0" w:line="228"/>
+              <w:jc w:val="center"/>
+            </w:pPr>
+            <w:r>
+              <w:rPr>
+                <w:rFonts w:ascii="Calibri" w:cs="Calibri" w:eastAsia="Calibri" w:hAnsi="Calibri"/>
+                <w:sz w:val="16"/>
+                <w:szCs w:val="16"/>
+              </w:rPr>
+              <w:t xml:space="preserve">0,2</w:t>
             </w:r>
           </w:p>
         </w:tc>
@@ -6920,33 +6669,7 @@
                 <w:sz w:val="16"/>
                 <w:szCs w:val="16"/>
               </w:rPr>
-              <w:t xml:space="preserve">1,0</w:t>
-            </w:r>
-          </w:p>
-        </w:tc>
-        <w:tc>
-          <w:tcPr>
-            <w:tcW w:type="dxa" w:w="950"/>
-            <w:shd w:fill="F2F2F2" w:color="auto" w:val="clear"/>
-            <w:tcMar>
-              <w:top w:type="dxa" w:w="40"/>
-              <w:left w:type="dxa" w:w="70"/>
-              <w:bottom w:type="dxa" w:w="40"/>
-              <w:right w:type="dxa" w:w="70"/>
-            </w:tcMar>
-          </w:tcPr>
-          <w:p>
-            <w:pPr>
-              <w:spacing w:after="0" w:line="228"/>
-              <w:jc w:val="center"/>
-            </w:pPr>
-            <w:r>
-              <w:rPr>
-                <w:rFonts w:ascii="Calibri" w:cs="Calibri" w:eastAsia="Calibri" w:hAnsi="Calibri"/>
-                <w:sz w:val="16"/>
-                <w:szCs w:val="16"/>
-              </w:rPr>
-              <w:t xml:space="preserve">204</w:t>
+              <w:t xml:space="preserve">50:1</w:t>
             </w:r>
           </w:p>
         </w:tc>
@@ -6972,59 +6695,33 @@
                 <w:sz w:val="16"/>
                 <w:szCs w:val="16"/>
               </w:rPr>
-              <w:t xml:space="preserve">49:1</w:t>
-            </w:r>
-          </w:p>
-        </w:tc>
-        <w:tc>
-          <w:tcPr>
-            <w:tcW w:type="dxa" w:w="1050"/>
-            <w:shd w:fill="F2F2F2" w:color="auto" w:val="clear"/>
-            <w:tcMar>
-              <w:top w:type="dxa" w:w="40"/>
-              <w:left w:type="dxa" w:w="70"/>
-              <w:bottom w:type="dxa" w:w="40"/>
-              <w:right w:type="dxa" w:w="70"/>
-            </w:tcMar>
-          </w:tcPr>
-          <w:p>
-            <w:pPr>
-              <w:spacing w:after="0" w:line="228"/>
-              <w:jc w:val="center"/>
-            </w:pPr>
-            <w:r>
-              <w:rPr>
-                <w:rFonts w:ascii="Calibri" w:cs="Calibri" w:eastAsia="Calibri" w:hAnsi="Calibri"/>
-                <w:sz w:val="16"/>
-                <w:szCs w:val="16"/>
-              </w:rPr>
               <w:t xml:space="preserve">10:1</w:t>
             </w:r>
           </w:p>
         </w:tc>
         <w:tc>
           <w:tcPr>
-            <w:tcW w:type="dxa" w:w="890"/>
-            <w:shd w:fill="F2F2F2" w:color="auto" w:val="clear"/>
-            <w:tcMar>
-              <w:top w:type="dxa" w:w="40"/>
-              <w:left w:type="dxa" w:w="70"/>
-              <w:bottom w:type="dxa" w:w="40"/>
-              <w:right w:type="dxa" w:w="70"/>
-            </w:tcMar>
-          </w:tcPr>
-          <w:p>
-            <w:pPr>
-              <w:spacing w:after="0" w:line="228"/>
-              <w:jc w:val="center"/>
-            </w:pPr>
-            <w:r>
-              <w:rPr>
-                <w:rFonts w:ascii="Calibri" w:cs="Calibri" w:eastAsia="Calibri" w:hAnsi="Calibri"/>
-                <w:sz w:val="16"/>
-                <w:szCs w:val="16"/>
-              </w:rPr>
-              <w:t xml:space="preserve">4,9:1</w:t>
+            <w:tcW w:type="dxa" w:w="940"/>
+            <w:shd w:fill="F2F2F2" w:color="auto" w:val="clear"/>
+            <w:tcMar>
+              <w:top w:type="dxa" w:w="40"/>
+              <w:left w:type="dxa" w:w="70"/>
+              <w:bottom w:type="dxa" w:w="40"/>
+              <w:right w:type="dxa" w:w="70"/>
+            </w:tcMar>
+          </w:tcPr>
+          <w:p>
+            <w:pPr>
+              <w:spacing w:after="0" w:line="228"/>
+              <w:jc w:val="center"/>
+            </w:pPr>
+            <w:r>
+              <w:rPr>
+                <w:rFonts w:ascii="Calibri" w:cs="Calibri" w:eastAsia="Calibri" w:hAnsi="Calibri"/>
+                <w:sz w:val="16"/>
+                <w:szCs w:val="16"/>
+              </w:rPr>
+              <w:t xml:space="preserve">5:1</w:t>
             </w:r>
           </w:p>
         </w:tc>
@@ -7032,7 +6729,7 @@
       <w:tr>
         <w:tc>
           <w:tcPr>
-            <w:tcW w:type="dxa" w:w="1250"/>
+            <w:tcW w:type="dxa" w:w="1550"/>
             <w:tcMar>
               <w:top w:type="dxa" w:w="40"/>
               <w:left w:type="dxa" w:w="70"/>
@@ -7051,32 +6748,82 @@
                 <w:sz w:val="16"/>
                 <w:szCs w:val="16"/>
               </w:rPr>
-              <w:t xml:space="preserve">20 µg + 0,2 µg</w:t>
-            </w:r>
-          </w:p>
-        </w:tc>
-        <w:tc>
-          <w:tcPr>
-            <w:tcW w:type="dxa" w:w="1500"/>
-            <w:tcMar>
-              <w:top w:type="dxa" w:w="40"/>
-              <w:left w:type="dxa" w:w="70"/>
-              <w:bottom w:type="dxa" w:w="40"/>
-              <w:right w:type="dxa" w:w="70"/>
-            </w:tcMar>
-          </w:tcPr>
-          <w:p>
-            <w:pPr>
-              <w:spacing w:after="0" w:line="228"/>
-              <w:jc w:val="center"/>
-            </w:pPr>
-            <w:r>
-              <w:rPr>
-                <w:rFonts w:ascii="Calibri" w:cs="Calibri" w:eastAsia="Calibri" w:hAnsi="Calibri"/>
-                <w:sz w:val="16"/>
-                <w:szCs w:val="16"/>
-              </w:rPr>
-              <w:t xml:space="preserve">8+12 / 1,4+18,6</w:t>
+              <w:t xml:space="preserve">10 µg ME + 0,4 µg</w:t>
+            </w:r>
+          </w:p>
+        </w:tc>
+        <w:tc>
+          <w:tcPr>
+            <w:tcW w:type="dxa" w:w="1450"/>
+            <w:tcMar>
+              <w:top w:type="dxa" w:w="40"/>
+              <w:left w:type="dxa" w:w="70"/>
+              <w:bottom w:type="dxa" w:w="40"/>
+              <w:right w:type="dxa" w:w="70"/>
+            </w:tcMar>
+          </w:tcPr>
+          <w:p>
+            <w:pPr>
+              <w:spacing w:after="0" w:line="228"/>
+              <w:jc w:val="center"/>
+            </w:pPr>
+            <w:r>
+              <w:rPr>
+                <w:rFonts w:ascii="Calibri" w:cs="Calibri" w:eastAsia="Calibri" w:hAnsi="Calibri"/>
+                <w:sz w:val="16"/>
+                <w:szCs w:val="16"/>
+              </w:rPr>
+              <w:t xml:space="preserve">4+16 / 2,7+17,3</w:t>
+            </w:r>
+          </w:p>
+        </w:tc>
+        <w:tc>
+          <w:tcPr>
+            <w:tcW w:type="dxa" w:w="900"/>
+            <w:tcMar>
+              <w:top w:type="dxa" w:w="40"/>
+              <w:left w:type="dxa" w:w="70"/>
+              <w:bottom w:type="dxa" w:w="40"/>
+              <w:right w:type="dxa" w:w="70"/>
+            </w:tcMar>
+          </w:tcPr>
+          <w:p>
+            <w:pPr>
+              <w:spacing w:after="0" w:line="228"/>
+              <w:jc w:val="center"/>
+            </w:pPr>
+            <w:r>
+              <w:rPr>
+                <w:rFonts w:ascii="Calibri" w:cs="Calibri" w:eastAsia="Calibri" w:hAnsi="Calibri"/>
+                <w:sz w:val="16"/>
+                <w:szCs w:val="16"/>
+              </w:rPr>
+              <w:t xml:space="preserve">10</w:t>
+            </w:r>
+          </w:p>
+        </w:tc>
+        <w:tc>
+          <w:tcPr>
+            <w:tcW w:type="dxa" w:w="1100"/>
+            <w:tcMar>
+              <w:top w:type="dxa" w:w="40"/>
+              <w:left w:type="dxa" w:w="70"/>
+              <w:bottom w:type="dxa" w:w="40"/>
+              <w:right w:type="dxa" w:w="70"/>
+            </w:tcMar>
+          </w:tcPr>
+          <w:p>
+            <w:pPr>
+              <w:spacing w:after="0" w:line="228"/>
+              <w:jc w:val="center"/>
+            </w:pPr>
+            <w:r>
+              <w:rPr>
+                <w:rFonts w:ascii="Calibri" w:cs="Calibri" w:eastAsia="Calibri" w:hAnsi="Calibri"/>
+                <w:sz w:val="16"/>
+                <w:szCs w:val="16"/>
+              </w:rPr>
+              <w:t xml:space="preserve">100</w:t>
             </w:r>
           </w:p>
         </w:tc>
@@ -7101,32 +6848,32 @@
                 <w:sz w:val="16"/>
                 <w:szCs w:val="16"/>
               </w:rPr>
-              <w:t xml:space="preserve">20</w:t>
-            </w:r>
-          </w:p>
-        </w:tc>
-        <w:tc>
-          <w:tcPr>
-            <w:tcW w:type="dxa" w:w="1150"/>
-            <w:tcMar>
-              <w:top w:type="dxa" w:w="40"/>
-              <w:left w:type="dxa" w:w="70"/>
-              <w:bottom w:type="dxa" w:w="40"/>
-              <w:right w:type="dxa" w:w="70"/>
-            </w:tcMar>
-          </w:tcPr>
-          <w:p>
-            <w:pPr>
-              <w:spacing w:after="0" w:line="228"/>
-              <w:jc w:val="center"/>
-            </w:pPr>
-            <w:r>
-              <w:rPr>
-                <w:rFonts w:ascii="Calibri" w:cs="Calibri" w:eastAsia="Calibri" w:hAnsi="Calibri"/>
-                <w:sz w:val="16"/>
-                <w:szCs w:val="16"/>
-              </w:rPr>
-              <w:t xml:space="preserve">182</w:t>
+              <w:t xml:space="preserve">1,0</w:t>
+            </w:r>
+          </w:p>
+        </w:tc>
+        <w:tc>
+          <w:tcPr>
+            <w:tcW w:type="dxa" w:w="850"/>
+            <w:tcMar>
+              <w:top w:type="dxa" w:w="40"/>
+              <w:left w:type="dxa" w:w="70"/>
+              <w:bottom w:type="dxa" w:w="40"/>
+              <w:right w:type="dxa" w:w="70"/>
+            </w:tcMar>
+          </w:tcPr>
+          <w:p>
+            <w:pPr>
+              <w:spacing w:after="0" w:line="228"/>
+              <w:jc w:val="center"/>
+            </w:pPr>
+            <w:r>
+              <w:rPr>
+                <w:rFonts w:ascii="Calibri" w:cs="Calibri" w:eastAsia="Calibri" w:hAnsi="Calibri"/>
+                <w:sz w:val="16"/>
+                <w:szCs w:val="16"/>
+              </w:rPr>
+              <w:t xml:space="preserve">0,4</w:t>
             </w:r>
           </w:p>
         </w:tc>
@@ -7151,32 +6898,7 @@
                 <w:sz w:val="16"/>
                 <w:szCs w:val="16"/>
               </w:rPr>
-              <w:t xml:space="preserve">2,0</w:t>
-            </w:r>
-          </w:p>
-        </w:tc>
-        <w:tc>
-          <w:tcPr>
-            <w:tcW w:type="dxa" w:w="950"/>
-            <w:tcMar>
-              <w:top w:type="dxa" w:w="40"/>
-              <w:left w:type="dxa" w:w="70"/>
-              <w:bottom w:type="dxa" w:w="40"/>
-              <w:right w:type="dxa" w:w="70"/>
-            </w:tcMar>
-          </w:tcPr>
-          <w:p>
-            <w:pPr>
-              <w:spacing w:after="0" w:line="228"/>
-              <w:jc w:val="center"/>
-            </w:pPr>
-            <w:r>
-              <w:rPr>
-                <w:rFonts w:ascii="Calibri" w:cs="Calibri" w:eastAsia="Calibri" w:hAnsi="Calibri"/>
-                <w:sz w:val="16"/>
-                <w:szCs w:val="16"/>
-              </w:rPr>
-              <w:t xml:space="preserve">204</w:t>
+              <w:t xml:space="preserve">25:1</w:t>
             </w:r>
           </w:p>
         </w:tc>
@@ -7201,57 +6923,32 @@
                 <w:sz w:val="16"/>
                 <w:szCs w:val="16"/>
               </w:rPr>
-              <w:t xml:space="preserve">98:1</w:t>
-            </w:r>
-          </w:p>
-        </w:tc>
-        <w:tc>
-          <w:tcPr>
-            <w:tcW w:type="dxa" w:w="1050"/>
-            <w:tcMar>
-              <w:top w:type="dxa" w:w="40"/>
-              <w:left w:type="dxa" w:w="70"/>
-              <w:bottom w:type="dxa" w:w="40"/>
-              <w:right w:type="dxa" w:w="70"/>
-            </w:tcMar>
-          </w:tcPr>
-          <w:p>
-            <w:pPr>
-              <w:spacing w:after="0" w:line="228"/>
-              <w:jc w:val="center"/>
-            </w:pPr>
-            <w:r>
-              <w:rPr>
-                <w:rFonts w:ascii="Calibri" w:cs="Calibri" w:eastAsia="Calibri" w:hAnsi="Calibri"/>
-                <w:sz w:val="16"/>
-                <w:szCs w:val="16"/>
-              </w:rPr>
               <w:t xml:space="preserve">10:1</w:t>
             </w:r>
           </w:p>
         </w:tc>
         <w:tc>
           <w:tcPr>
-            <w:tcW w:type="dxa" w:w="890"/>
-            <w:tcMar>
-              <w:top w:type="dxa" w:w="40"/>
-              <w:left w:type="dxa" w:w="70"/>
-              <w:bottom w:type="dxa" w:w="40"/>
-              <w:right w:type="dxa" w:w="70"/>
-            </w:tcMar>
-          </w:tcPr>
-          <w:p>
-            <w:pPr>
-              <w:spacing w:after="0" w:line="228"/>
-              <w:jc w:val="center"/>
-            </w:pPr>
-            <w:r>
-              <w:rPr>
-                <w:rFonts w:ascii="Calibri" w:cs="Calibri" w:eastAsia="Calibri" w:hAnsi="Calibri"/>
-                <w:sz w:val="16"/>
-                <w:szCs w:val="16"/>
-              </w:rPr>
-              <w:t xml:space="preserve">9,8:1</w:t>
+            <w:tcW w:type="dxa" w:w="940"/>
+            <w:tcMar>
+              <w:top w:type="dxa" w:w="40"/>
+              <w:left w:type="dxa" w:w="70"/>
+              <w:bottom w:type="dxa" w:w="40"/>
+              <w:right w:type="dxa" w:w="70"/>
+            </w:tcMar>
+          </w:tcPr>
+          <w:p>
+            <w:pPr>
+              <w:spacing w:after="0" w:line="228"/>
+              <w:jc w:val="center"/>
+            </w:pPr>
+            <w:r>
+              <w:rPr>
+                <w:rFonts w:ascii="Calibri" w:cs="Calibri" w:eastAsia="Calibri" w:hAnsi="Calibri"/>
+                <w:sz w:val="16"/>
+                <w:szCs w:val="16"/>
+              </w:rPr>
+              <w:t xml:space="preserve">2,5:1</w:t>
             </w:r>
           </w:p>
         </w:tc>
@@ -7259,7 +6956,7 @@
       <w:tr>
         <w:tc>
           <w:tcPr>
-            <w:tcW w:type="dxa" w:w="1250"/>
+            <w:tcW w:type="dxa" w:w="1550"/>
             <w:shd w:fill="F2F2F2" w:color="auto" w:val="clear"/>
             <w:tcMar>
               <w:top w:type="dxa" w:w="40"/>
@@ -7279,33 +6976,85 @@
                 <w:sz w:val="16"/>
                 <w:szCs w:val="16"/>
               </w:rPr>
-              <w:t xml:space="preserve">20 µg + 0,4 µg</w:t>
-            </w:r>
-          </w:p>
-        </w:tc>
-        <w:tc>
-          <w:tcPr>
-            <w:tcW w:type="dxa" w:w="1500"/>
-            <w:shd w:fill="F2F2F2" w:color="auto" w:val="clear"/>
-            <w:tcMar>
-              <w:top w:type="dxa" w:w="40"/>
-              <w:left w:type="dxa" w:w="70"/>
-              <w:bottom w:type="dxa" w:w="40"/>
-              <w:right w:type="dxa" w:w="70"/>
-            </w:tcMar>
-          </w:tcPr>
-          <w:p>
-            <w:pPr>
-              <w:spacing w:after="0" w:line="228"/>
-              <w:jc w:val="center"/>
-            </w:pPr>
-            <w:r>
-              <w:rPr>
-                <w:rFonts w:ascii="Calibri" w:cs="Calibri" w:eastAsia="Calibri" w:hAnsi="Calibri"/>
-                <w:sz w:val="16"/>
-                <w:szCs w:val="16"/>
-              </w:rPr>
-              <w:t xml:space="preserve">8+12 / 2,7+17,3</w:t>
+              <w:t xml:space="preserve">20 µg ME + 0,1 µg</w:t>
+            </w:r>
+          </w:p>
+        </w:tc>
+        <w:tc>
+          <w:tcPr>
+            <w:tcW w:type="dxa" w:w="1450"/>
+            <w:shd w:fill="F2F2F2" w:color="auto" w:val="clear"/>
+            <w:tcMar>
+              <w:top w:type="dxa" w:w="40"/>
+              <w:left w:type="dxa" w:w="70"/>
+              <w:bottom w:type="dxa" w:w="40"/>
+              <w:right w:type="dxa" w:w="70"/>
+            </w:tcMar>
+          </w:tcPr>
+          <w:p>
+            <w:pPr>
+              <w:spacing w:after="0" w:line="228"/>
+              <w:jc w:val="center"/>
+            </w:pPr>
+            <w:r>
+              <w:rPr>
+                <w:rFonts w:ascii="Calibri" w:cs="Calibri" w:eastAsia="Calibri" w:hAnsi="Calibri"/>
+                <w:sz w:val="16"/>
+                <w:szCs w:val="16"/>
+              </w:rPr>
+              <w:t xml:space="preserve">8+12 / 0,7+19,3</w:t>
+            </w:r>
+          </w:p>
+        </w:tc>
+        <w:tc>
+          <w:tcPr>
+            <w:tcW w:type="dxa" w:w="900"/>
+            <w:shd w:fill="F2F2F2" w:color="auto" w:val="clear"/>
+            <w:tcMar>
+              <w:top w:type="dxa" w:w="40"/>
+              <w:left w:type="dxa" w:w="70"/>
+              <w:bottom w:type="dxa" w:w="40"/>
+              <w:right w:type="dxa" w:w="70"/>
+            </w:tcMar>
+          </w:tcPr>
+          <w:p>
+            <w:pPr>
+              <w:spacing w:after="0" w:line="228"/>
+              <w:jc w:val="center"/>
+            </w:pPr>
+            <w:r>
+              <w:rPr>
+                <w:rFonts w:ascii="Calibri" w:cs="Calibri" w:eastAsia="Calibri" w:hAnsi="Calibri"/>
+                <w:sz w:val="16"/>
+                <w:szCs w:val="16"/>
+              </w:rPr>
+              <w:t xml:space="preserve">20</w:t>
+            </w:r>
+          </w:p>
+        </w:tc>
+        <w:tc>
+          <w:tcPr>
+            <w:tcW w:type="dxa" w:w="1100"/>
+            <w:shd w:fill="F2F2F2" w:color="auto" w:val="clear"/>
+            <w:tcMar>
+              <w:top w:type="dxa" w:w="40"/>
+              <w:left w:type="dxa" w:w="70"/>
+              <w:bottom w:type="dxa" w:w="40"/>
+              <w:right w:type="dxa" w:w="70"/>
+            </w:tcMar>
+          </w:tcPr>
+          <w:p>
+            <w:pPr>
+              <w:spacing w:after="0" w:line="228"/>
+              <w:jc w:val="center"/>
+            </w:pPr>
+            <w:r>
+              <w:rPr>
+                <w:rFonts w:ascii="Calibri" w:cs="Calibri" w:eastAsia="Calibri" w:hAnsi="Calibri"/>
+                <w:sz w:val="16"/>
+                <w:szCs w:val="16"/>
+              </w:rPr>
+              <w:t xml:space="preserve">200</w:t>
             </w:r>
           </w:p>
         </w:tc>
@@ -7331,33 +7080,33 @@
                 <w:sz w:val="16"/>
                 <w:szCs w:val="16"/>
               </w:rPr>
-              <w:t xml:space="preserve">20</w:t>
-            </w:r>
-          </w:p>
-        </w:tc>
-        <w:tc>
-          <w:tcPr>
-            <w:tcW w:type="dxa" w:w="1150"/>
-            <w:shd w:fill="F2F2F2" w:color="auto" w:val="clear"/>
-            <w:tcMar>
-              <w:top w:type="dxa" w:w="40"/>
-              <w:left w:type="dxa" w:w="70"/>
-              <w:bottom w:type="dxa" w:w="40"/>
-              <w:right w:type="dxa" w:w="70"/>
-            </w:tcMar>
-          </w:tcPr>
-          <w:p>
-            <w:pPr>
-              <w:spacing w:after="0" w:line="228"/>
-              <w:jc w:val="center"/>
-            </w:pPr>
-            <w:r>
-              <w:rPr>
-                <w:rFonts w:ascii="Calibri" w:cs="Calibri" w:eastAsia="Calibri" w:hAnsi="Calibri"/>
-                <w:sz w:val="16"/>
-                <w:szCs w:val="16"/>
-              </w:rPr>
-              <w:t xml:space="preserve">182</w:t>
+              <w:t xml:space="preserve">2,0</w:t>
+            </w:r>
+          </w:p>
+        </w:tc>
+        <w:tc>
+          <w:tcPr>
+            <w:tcW w:type="dxa" w:w="850"/>
+            <w:shd w:fill="F2F2F2" w:color="auto" w:val="clear"/>
+            <w:tcMar>
+              <w:top w:type="dxa" w:w="40"/>
+              <w:left w:type="dxa" w:w="70"/>
+              <w:bottom w:type="dxa" w:w="40"/>
+              <w:right w:type="dxa" w:w="70"/>
+            </w:tcMar>
+          </w:tcPr>
+          <w:p>
+            <w:pPr>
+              <w:spacing w:after="0" w:line="228"/>
+              <w:jc w:val="center"/>
+            </w:pPr>
+            <w:r>
+              <w:rPr>
+                <w:rFonts w:ascii="Calibri" w:cs="Calibri" w:eastAsia="Calibri" w:hAnsi="Calibri"/>
+                <w:sz w:val="16"/>
+                <w:szCs w:val="16"/>
+              </w:rPr>
+              <w:t xml:space="preserve">0,1</w:t>
             </w:r>
           </w:p>
         </w:tc>
@@ -7383,33 +7132,7 @@
                 <w:sz w:val="16"/>
                 <w:szCs w:val="16"/>
               </w:rPr>
-              <w:t xml:space="preserve">2,0</w:t>
-            </w:r>
-          </w:p>
-        </w:tc>
-        <w:tc>
-          <w:tcPr>
-            <w:tcW w:type="dxa" w:w="950"/>
-            <w:shd w:fill="F2F2F2" w:color="auto" w:val="clear"/>
-            <w:tcMar>
-              <w:top w:type="dxa" w:w="40"/>
-              <w:left w:type="dxa" w:w="70"/>
-              <w:bottom w:type="dxa" w:w="40"/>
-              <w:right w:type="dxa" w:w="70"/>
-            </w:tcMar>
-          </w:tcPr>
-          <w:p>
-            <w:pPr>
-              <w:spacing w:after="0" w:line="228"/>
-              <w:jc w:val="center"/>
-            </w:pPr>
-            <w:r>
-              <w:rPr>
-                <w:rFonts w:ascii="Calibri" w:cs="Calibri" w:eastAsia="Calibri" w:hAnsi="Calibri"/>
-                <w:sz w:val="16"/>
-                <w:szCs w:val="16"/>
-              </w:rPr>
-              <w:t xml:space="preserve">393,5</w:t>
+              <w:t xml:space="preserve">200:1</w:t>
             </w:r>
           </w:p>
         </w:tc>
@@ -7435,59 +7158,33 @@
                 <w:sz w:val="16"/>
                 <w:szCs w:val="16"/>
               </w:rPr>
-              <w:t xml:space="preserve">51:1</w:t>
-            </w:r>
-          </w:p>
-        </w:tc>
-        <w:tc>
-          <w:tcPr>
-            <w:tcW w:type="dxa" w:w="1050"/>
-            <w:shd w:fill="F2F2F2" w:color="auto" w:val="clear"/>
-            <w:tcMar>
-              <w:top w:type="dxa" w:w="40"/>
-              <w:left w:type="dxa" w:w="70"/>
-              <w:bottom w:type="dxa" w:w="40"/>
-              <w:right w:type="dxa" w:w="70"/>
-            </w:tcMar>
-          </w:tcPr>
-          <w:p>
-            <w:pPr>
-              <w:spacing w:after="0" w:line="228"/>
-              <w:jc w:val="center"/>
-            </w:pPr>
-            <w:r>
-              <w:rPr>
-                <w:rFonts w:ascii="Calibri" w:cs="Calibri" w:eastAsia="Calibri" w:hAnsi="Calibri"/>
-                <w:sz w:val="16"/>
-                <w:szCs w:val="16"/>
-              </w:rPr>
               <w:t xml:space="preserve">10:1</w:t>
             </w:r>
           </w:p>
         </w:tc>
         <w:tc>
           <w:tcPr>
-            <w:tcW w:type="dxa" w:w="890"/>
-            <w:shd w:fill="F2F2F2" w:color="auto" w:val="clear"/>
-            <w:tcMar>
-              <w:top w:type="dxa" w:w="40"/>
-              <w:left w:type="dxa" w:w="70"/>
-              <w:bottom w:type="dxa" w:w="40"/>
-              <w:right w:type="dxa" w:w="70"/>
-            </w:tcMar>
-          </w:tcPr>
-          <w:p>
-            <w:pPr>
-              <w:spacing w:after="0" w:line="228"/>
-              <w:jc w:val="center"/>
-            </w:pPr>
-            <w:r>
-              <w:rPr>
-                <w:rFonts w:ascii="Calibri" w:cs="Calibri" w:eastAsia="Calibri" w:hAnsi="Calibri"/>
-                <w:sz w:val="16"/>
-                <w:szCs w:val="16"/>
-              </w:rPr>
-              <w:t xml:space="preserve">5,1:1</w:t>
+            <w:tcW w:type="dxa" w:w="940"/>
+            <w:shd w:fill="F2F2F2" w:color="auto" w:val="clear"/>
+            <w:tcMar>
+              <w:top w:type="dxa" w:w="40"/>
+              <w:left w:type="dxa" w:w="70"/>
+              <w:bottom w:type="dxa" w:w="40"/>
+              <w:right w:type="dxa" w:w="70"/>
+            </w:tcMar>
+          </w:tcPr>
+          <w:p>
+            <w:pPr>
+              <w:spacing w:after="0" w:line="228"/>
+              <w:jc w:val="center"/>
+            </w:pPr>
+            <w:r>
+              <w:rPr>
+                <w:rFonts w:ascii="Calibri" w:cs="Calibri" w:eastAsia="Calibri" w:hAnsi="Calibri"/>
+                <w:sz w:val="16"/>
+                <w:szCs w:val="16"/>
+              </w:rPr>
+              <w:t xml:space="preserve">20:1</w:t>
             </w:r>
           </w:p>
         </w:tc>
@@ -7495,7 +7192,7 @@
       <w:tr>
         <w:tc>
           <w:tcPr>
-            <w:tcW w:type="dxa" w:w="1250"/>
+            <w:tcW w:type="dxa" w:w="1550"/>
             <w:tcMar>
               <w:top w:type="dxa" w:w="40"/>
               <w:left w:type="dxa" w:w="70"/>
@@ -7514,32 +7211,82 @@
                 <w:sz w:val="16"/>
                 <w:szCs w:val="16"/>
               </w:rPr>
-              <w:t xml:space="preserve">20 µg + 0,1 µg</w:t>
-            </w:r>
-          </w:p>
-        </w:tc>
-        <w:tc>
-          <w:tcPr>
-            <w:tcW w:type="dxa" w:w="1500"/>
-            <w:tcMar>
-              <w:top w:type="dxa" w:w="40"/>
-              <w:left w:type="dxa" w:w="70"/>
-              <w:bottom w:type="dxa" w:w="40"/>
-              <w:right w:type="dxa" w:w="70"/>
-            </w:tcMar>
-          </w:tcPr>
-          <w:p>
-            <w:pPr>
-              <w:spacing w:after="0" w:line="228"/>
-              <w:jc w:val="center"/>
-            </w:pPr>
-            <w:r>
-              <w:rPr>
-                <w:rFonts w:ascii="Calibri" w:cs="Calibri" w:eastAsia="Calibri" w:hAnsi="Calibri"/>
-                <w:sz w:val="16"/>
-                <w:szCs w:val="16"/>
-              </w:rPr>
-              <w:t xml:space="preserve">8+12 / 0,7+19,3</w:t>
+              <w:t xml:space="preserve">20 µg ME + 0,2 µg</w:t>
+            </w:r>
+          </w:p>
+        </w:tc>
+        <w:tc>
+          <w:tcPr>
+            <w:tcW w:type="dxa" w:w="1450"/>
+            <w:tcMar>
+              <w:top w:type="dxa" w:w="40"/>
+              <w:left w:type="dxa" w:w="70"/>
+              <w:bottom w:type="dxa" w:w="40"/>
+              <w:right w:type="dxa" w:w="70"/>
+            </w:tcMar>
+          </w:tcPr>
+          <w:p>
+            <w:pPr>
+              <w:spacing w:after="0" w:line="228"/>
+              <w:jc w:val="center"/>
+            </w:pPr>
+            <w:r>
+              <w:rPr>
+                <w:rFonts w:ascii="Calibri" w:cs="Calibri" w:eastAsia="Calibri" w:hAnsi="Calibri"/>
+                <w:sz w:val="16"/>
+                <w:szCs w:val="16"/>
+              </w:rPr>
+              <w:t xml:space="preserve">8+12 / 1,4+18,6</w:t>
+            </w:r>
+          </w:p>
+        </w:tc>
+        <w:tc>
+          <w:tcPr>
+            <w:tcW w:type="dxa" w:w="900"/>
+            <w:tcMar>
+              <w:top w:type="dxa" w:w="40"/>
+              <w:left w:type="dxa" w:w="70"/>
+              <w:bottom w:type="dxa" w:w="40"/>
+              <w:right w:type="dxa" w:w="70"/>
+            </w:tcMar>
+          </w:tcPr>
+          <w:p>
+            <w:pPr>
+              <w:spacing w:after="0" w:line="228"/>
+              <w:jc w:val="center"/>
+            </w:pPr>
+            <w:r>
+              <w:rPr>
+                <w:rFonts w:ascii="Calibri" w:cs="Calibri" w:eastAsia="Calibri" w:hAnsi="Calibri"/>
+                <w:sz w:val="16"/>
+                <w:szCs w:val="16"/>
+              </w:rPr>
+              <w:t xml:space="preserve">20</w:t>
+            </w:r>
+          </w:p>
+        </w:tc>
+        <w:tc>
+          <w:tcPr>
+            <w:tcW w:type="dxa" w:w="1100"/>
+            <w:tcMar>
+              <w:top w:type="dxa" w:w="40"/>
+              <w:left w:type="dxa" w:w="70"/>
+              <w:bottom w:type="dxa" w:w="40"/>
+              <w:right w:type="dxa" w:w="70"/>
+            </w:tcMar>
+          </w:tcPr>
+          <w:p>
+            <w:pPr>
+              <w:spacing w:after="0" w:line="228"/>
+              <w:jc w:val="center"/>
+            </w:pPr>
+            <w:r>
+              <w:rPr>
+                <w:rFonts w:ascii="Calibri" w:cs="Calibri" w:eastAsia="Calibri" w:hAnsi="Calibri"/>
+                <w:sz w:val="16"/>
+                <w:szCs w:val="16"/>
+              </w:rPr>
+              <w:t xml:space="preserve">200</w:t>
             </w:r>
           </w:p>
         </w:tc>
@@ -7564,32 +7311,32 @@
                 <w:sz w:val="16"/>
                 <w:szCs w:val="16"/>
               </w:rPr>
-              <w:t xml:space="preserve">20</w:t>
-            </w:r>
-          </w:p>
-        </w:tc>
-        <w:tc>
-          <w:tcPr>
-            <w:tcW w:type="dxa" w:w="1150"/>
-            <w:tcMar>
-              <w:top w:type="dxa" w:w="40"/>
-              <w:left w:type="dxa" w:w="70"/>
-              <w:bottom w:type="dxa" w:w="40"/>
-              <w:right w:type="dxa" w:w="70"/>
-            </w:tcMar>
-          </w:tcPr>
-          <w:p>
-            <w:pPr>
-              <w:spacing w:after="0" w:line="228"/>
-              <w:jc w:val="center"/>
-            </w:pPr>
-            <w:r>
-              <w:rPr>
-                <w:rFonts w:ascii="Calibri" w:cs="Calibri" w:eastAsia="Calibri" w:hAnsi="Calibri"/>
-                <w:sz w:val="16"/>
-                <w:szCs w:val="16"/>
-              </w:rPr>
-              <w:t xml:space="preserve">182</w:t>
+              <w:t xml:space="preserve">2,0</w:t>
+            </w:r>
+          </w:p>
+        </w:tc>
+        <w:tc>
+          <w:tcPr>
+            <w:tcW w:type="dxa" w:w="850"/>
+            <w:tcMar>
+              <w:top w:type="dxa" w:w="40"/>
+              <w:left w:type="dxa" w:w="70"/>
+              <w:bottom w:type="dxa" w:w="40"/>
+              <w:right w:type="dxa" w:w="70"/>
+            </w:tcMar>
+          </w:tcPr>
+          <w:p>
+            <w:pPr>
+              <w:spacing w:after="0" w:line="228"/>
+              <w:jc w:val="center"/>
+            </w:pPr>
+            <w:r>
+              <w:rPr>
+                <w:rFonts w:ascii="Calibri" w:cs="Calibri" w:eastAsia="Calibri" w:hAnsi="Calibri"/>
+                <w:sz w:val="16"/>
+                <w:szCs w:val="16"/>
+              </w:rPr>
+              <w:t xml:space="preserve">0,2</w:t>
             </w:r>
           </w:p>
         </w:tc>
@@ -7614,32 +7361,7 @@
                 <w:sz w:val="16"/>
                 <w:szCs w:val="16"/>
               </w:rPr>
-              <w:t xml:space="preserve">2,0</w:t>
-            </w:r>
-          </w:p>
-        </w:tc>
-        <w:tc>
-          <w:tcPr>
-            <w:tcW w:type="dxa" w:w="950"/>
-            <w:tcMar>
-              <w:top w:type="dxa" w:w="40"/>
-              <w:left w:type="dxa" w:w="70"/>
-              <w:bottom w:type="dxa" w:w="40"/>
-              <w:right w:type="dxa" w:w="70"/>
-            </w:tcMar>
-          </w:tcPr>
-          <w:p>
-            <w:pPr>
-              <w:spacing w:after="0" w:line="228"/>
-              <w:jc w:val="center"/>
-            </w:pPr>
-            <w:r>
-              <w:rPr>
-                <w:rFonts w:ascii="Calibri" w:cs="Calibri" w:eastAsia="Calibri" w:hAnsi="Calibri"/>
-                <w:sz w:val="16"/>
-                <w:szCs w:val="16"/>
-              </w:rPr>
-              <w:t xml:space="preserve">102</w:t>
+              <w:t xml:space="preserve">100:1</w:t>
             </w:r>
           </w:p>
         </w:tc>
@@ -7664,57 +7386,32 @@
                 <w:sz w:val="16"/>
                 <w:szCs w:val="16"/>
               </w:rPr>
-              <w:t xml:space="preserve">196:1</w:t>
-            </w:r>
-          </w:p>
-        </w:tc>
-        <w:tc>
-          <w:tcPr>
-            <w:tcW w:type="dxa" w:w="1050"/>
-            <w:tcMar>
-              <w:top w:type="dxa" w:w="40"/>
-              <w:left w:type="dxa" w:w="70"/>
-              <w:bottom w:type="dxa" w:w="40"/>
-              <w:right w:type="dxa" w:w="70"/>
-            </w:tcMar>
-          </w:tcPr>
-          <w:p>
-            <w:pPr>
-              <w:spacing w:after="0" w:line="228"/>
-              <w:jc w:val="center"/>
-            </w:pPr>
-            <w:r>
-              <w:rPr>
-                <w:rFonts w:ascii="Calibri" w:cs="Calibri" w:eastAsia="Calibri" w:hAnsi="Calibri"/>
-                <w:sz w:val="16"/>
-                <w:szCs w:val="16"/>
-              </w:rPr>
               <w:t xml:space="preserve">10:1</w:t>
             </w:r>
           </w:p>
         </w:tc>
         <w:tc>
           <w:tcPr>
-            <w:tcW w:type="dxa" w:w="890"/>
-            <w:tcMar>
-              <w:top w:type="dxa" w:w="40"/>
-              <w:left w:type="dxa" w:w="70"/>
-              <w:bottom w:type="dxa" w:w="40"/>
-              <w:right w:type="dxa" w:w="70"/>
-            </w:tcMar>
-          </w:tcPr>
-          <w:p>
-            <w:pPr>
-              <w:spacing w:after="0" w:line="228"/>
-              <w:jc w:val="center"/>
-            </w:pPr>
-            <w:r>
-              <w:rPr>
-                <w:rFonts w:ascii="Calibri" w:cs="Calibri" w:eastAsia="Calibri" w:hAnsi="Calibri"/>
-                <w:sz w:val="16"/>
-                <w:szCs w:val="16"/>
-              </w:rPr>
-              <w:t xml:space="preserve">19,6:1</w:t>
+            <w:tcW w:type="dxa" w:w="940"/>
+            <w:tcMar>
+              <w:top w:type="dxa" w:w="40"/>
+              <w:left w:type="dxa" w:w="70"/>
+              <w:bottom w:type="dxa" w:w="40"/>
+              <w:right w:type="dxa" w:w="70"/>
+            </w:tcMar>
+          </w:tcPr>
+          <w:p>
+            <w:pPr>
+              <w:spacing w:after="0" w:line="228"/>
+              <w:jc w:val="center"/>
+            </w:pPr>
+            <w:r>
+              <w:rPr>
+                <w:rFonts w:ascii="Calibri" w:cs="Calibri" w:eastAsia="Calibri" w:hAnsi="Calibri"/>
+                <w:sz w:val="16"/>
+                <w:szCs w:val="16"/>
+              </w:rPr>
+              <w:t xml:space="preserve">10:1</w:t>
             </w:r>
           </w:p>
         </w:tc>
@@ -7722,7 +7419,7 @@
       <w:tr>
         <w:tc>
           <w:tcPr>
-            <w:tcW w:type="dxa" w:w="1250"/>
+            <w:tcW w:type="dxa" w:w="1550"/>
             <w:shd w:fill="F2F2F2" w:color="auto" w:val="clear"/>
             <w:tcMar>
               <w:top w:type="dxa" w:w="40"/>
@@ -7742,33 +7439,85 @@
                 <w:sz w:val="16"/>
                 <w:szCs w:val="16"/>
               </w:rPr>
-              <w:t xml:space="preserve">10 µg + 0,4 µg</w:t>
-            </w:r>
-          </w:p>
-        </w:tc>
-        <w:tc>
-          <w:tcPr>
-            <w:tcW w:type="dxa" w:w="1500"/>
-            <w:shd w:fill="F2F2F2" w:color="auto" w:val="clear"/>
-            <w:tcMar>
-              <w:top w:type="dxa" w:w="40"/>
-              <w:left w:type="dxa" w:w="70"/>
-              <w:bottom w:type="dxa" w:w="40"/>
-              <w:right w:type="dxa" w:w="70"/>
-            </w:tcMar>
-          </w:tcPr>
-          <w:p>
-            <w:pPr>
-              <w:spacing w:after="0" w:line="228"/>
-              <w:jc w:val="center"/>
-            </w:pPr>
-            <w:r>
-              <w:rPr>
-                <w:rFonts w:ascii="Calibri" w:cs="Calibri" w:eastAsia="Calibri" w:hAnsi="Calibri"/>
-                <w:sz w:val="16"/>
-                <w:szCs w:val="16"/>
-              </w:rPr>
-              <w:t xml:space="preserve">4+16 / 2,7+17,3</w:t>
+              <w:t xml:space="preserve">20 µg ME + 0,4 µg</w:t>
+            </w:r>
+          </w:p>
+        </w:tc>
+        <w:tc>
+          <w:tcPr>
+            <w:tcW w:type="dxa" w:w="1450"/>
+            <w:shd w:fill="F2F2F2" w:color="auto" w:val="clear"/>
+            <w:tcMar>
+              <w:top w:type="dxa" w:w="40"/>
+              <w:left w:type="dxa" w:w="70"/>
+              <w:bottom w:type="dxa" w:w="40"/>
+              <w:right w:type="dxa" w:w="70"/>
+            </w:tcMar>
+          </w:tcPr>
+          <w:p>
+            <w:pPr>
+              <w:spacing w:after="0" w:line="228"/>
+              <w:jc w:val="center"/>
+            </w:pPr>
+            <w:r>
+              <w:rPr>
+                <w:rFonts w:ascii="Calibri" w:cs="Calibri" w:eastAsia="Calibri" w:hAnsi="Calibri"/>
+                <w:sz w:val="16"/>
+                <w:szCs w:val="16"/>
+              </w:rPr>
+              <w:t xml:space="preserve">8+12 / 2,7+17,3</w:t>
+            </w:r>
+          </w:p>
+        </w:tc>
+        <w:tc>
+          <w:tcPr>
+            <w:tcW w:type="dxa" w:w="900"/>
+            <w:shd w:fill="F2F2F2" w:color="auto" w:val="clear"/>
+            <w:tcMar>
+              <w:top w:type="dxa" w:w="40"/>
+              <w:left w:type="dxa" w:w="70"/>
+              <w:bottom w:type="dxa" w:w="40"/>
+              <w:right w:type="dxa" w:w="70"/>
+            </w:tcMar>
+          </w:tcPr>
+          <w:p>
+            <w:pPr>
+              <w:spacing w:after="0" w:line="228"/>
+              <w:jc w:val="center"/>
+            </w:pPr>
+            <w:r>
+              <w:rPr>
+                <w:rFonts w:ascii="Calibri" w:cs="Calibri" w:eastAsia="Calibri" w:hAnsi="Calibri"/>
+                <w:sz w:val="16"/>
+                <w:szCs w:val="16"/>
+              </w:rPr>
+              <w:t xml:space="preserve">20</w:t>
+            </w:r>
+          </w:p>
+        </w:tc>
+        <w:tc>
+          <w:tcPr>
+            <w:tcW w:type="dxa" w:w="1100"/>
+            <w:shd w:fill="F2F2F2" w:color="auto" w:val="clear"/>
+            <w:tcMar>
+              <w:top w:type="dxa" w:w="40"/>
+              <w:left w:type="dxa" w:w="70"/>
+              <w:bottom w:type="dxa" w:w="40"/>
+              <w:right w:type="dxa" w:w="70"/>
+            </w:tcMar>
+          </w:tcPr>
+          <w:p>
+            <w:pPr>
+              <w:spacing w:after="0" w:line="228"/>
+              <w:jc w:val="center"/>
+            </w:pPr>
+            <w:r>
+              <w:rPr>
+                <w:rFonts w:ascii="Calibri" w:cs="Calibri" w:eastAsia="Calibri" w:hAnsi="Calibri"/>
+                <w:sz w:val="16"/>
+                <w:szCs w:val="16"/>
+              </w:rPr>
+              <w:t xml:space="preserve">200</w:t>
             </w:r>
           </w:p>
         </w:tc>
@@ -7794,33 +7543,33 @@
                 <w:sz w:val="16"/>
                 <w:szCs w:val="16"/>
               </w:rPr>
-              <w:t xml:space="preserve">10</w:t>
-            </w:r>
-          </w:p>
-        </w:tc>
-        <w:tc>
-          <w:tcPr>
-            <w:tcW w:type="dxa" w:w="1150"/>
-            <w:shd w:fill="F2F2F2" w:color="auto" w:val="clear"/>
-            <w:tcMar>
-              <w:top w:type="dxa" w:w="40"/>
-              <w:left w:type="dxa" w:w="70"/>
-              <w:bottom w:type="dxa" w:w="40"/>
-              <w:right w:type="dxa" w:w="70"/>
-            </w:tcMar>
-          </w:tcPr>
-          <w:p>
-            <w:pPr>
-              <w:spacing w:after="0" w:line="228"/>
-              <w:jc w:val="center"/>
-            </w:pPr>
-            <w:r>
-              <w:rPr>
-                <w:rFonts w:ascii="Calibri" w:cs="Calibri" w:eastAsia="Calibri" w:hAnsi="Calibri"/>
-                <w:sz w:val="16"/>
-                <w:szCs w:val="16"/>
-              </w:rPr>
-              <w:t xml:space="preserve">91</w:t>
+              <w:t xml:space="preserve">2,0</w:t>
+            </w:r>
+          </w:p>
+        </w:tc>
+        <w:tc>
+          <w:tcPr>
+            <w:tcW w:type="dxa" w:w="850"/>
+            <w:shd w:fill="F2F2F2" w:color="auto" w:val="clear"/>
+            <w:tcMar>
+              <w:top w:type="dxa" w:w="40"/>
+              <w:left w:type="dxa" w:w="70"/>
+              <w:bottom w:type="dxa" w:w="40"/>
+              <w:right w:type="dxa" w:w="70"/>
+            </w:tcMar>
+          </w:tcPr>
+          <w:p>
+            <w:pPr>
+              <w:spacing w:after="0" w:line="228"/>
+              <w:jc w:val="center"/>
+            </w:pPr>
+            <w:r>
+              <w:rPr>
+                <w:rFonts w:ascii="Calibri" w:cs="Calibri" w:eastAsia="Calibri" w:hAnsi="Calibri"/>
+                <w:sz w:val="16"/>
+                <w:szCs w:val="16"/>
+              </w:rPr>
+              <w:t xml:space="preserve">0,4</w:t>
             </w:r>
           </w:p>
         </w:tc>
@@ -7846,33 +7595,7 @@
                 <w:sz w:val="16"/>
                 <w:szCs w:val="16"/>
               </w:rPr>
-              <w:t xml:space="preserve">1,0</w:t>
-            </w:r>
-          </w:p>
-        </w:tc>
-        <w:tc>
-          <w:tcPr>
-            <w:tcW w:type="dxa" w:w="950"/>
-            <w:shd w:fill="F2F2F2" w:color="auto" w:val="clear"/>
-            <w:tcMar>
-              <w:top w:type="dxa" w:w="40"/>
-              <w:left w:type="dxa" w:w="70"/>
-              <w:bottom w:type="dxa" w:w="40"/>
-              <w:right w:type="dxa" w:w="70"/>
-            </w:tcMar>
-          </w:tcPr>
-          <w:p>
-            <w:pPr>
-              <w:spacing w:after="0" w:line="228"/>
-              <w:jc w:val="center"/>
-            </w:pPr>
-            <w:r>
-              <w:rPr>
-                <w:rFonts w:ascii="Calibri" w:cs="Calibri" w:eastAsia="Calibri" w:hAnsi="Calibri"/>
-                <w:sz w:val="16"/>
-                <w:szCs w:val="16"/>
-              </w:rPr>
-              <w:t xml:space="preserve">393,5</w:t>
+              <w:t xml:space="preserve">50:1</w:t>
             </w:r>
           </w:p>
         </w:tc>
@@ -7898,59 +7621,33 @@
                 <w:sz w:val="16"/>
                 <w:szCs w:val="16"/>
               </w:rPr>
-              <w:t xml:space="preserve">25:1</w:t>
-            </w:r>
-          </w:p>
-        </w:tc>
-        <w:tc>
-          <w:tcPr>
-            <w:tcW w:type="dxa" w:w="1050"/>
-            <w:shd w:fill="F2F2F2" w:color="auto" w:val="clear"/>
-            <w:tcMar>
-              <w:top w:type="dxa" w:w="40"/>
-              <w:left w:type="dxa" w:w="70"/>
-              <w:bottom w:type="dxa" w:w="40"/>
-              <w:right w:type="dxa" w:w="70"/>
-            </w:tcMar>
-          </w:tcPr>
-          <w:p>
-            <w:pPr>
-              <w:spacing w:after="0" w:line="228"/>
-              <w:jc w:val="center"/>
-            </w:pPr>
-            <w:r>
-              <w:rPr>
-                <w:rFonts w:ascii="Calibri" w:cs="Calibri" w:eastAsia="Calibri" w:hAnsi="Calibri"/>
-                <w:sz w:val="16"/>
-                <w:szCs w:val="16"/>
-              </w:rPr>
               <w:t xml:space="preserve">10:1</w:t>
             </w:r>
           </w:p>
         </w:tc>
         <w:tc>
           <w:tcPr>
-            <w:tcW w:type="dxa" w:w="890"/>
-            <w:shd w:fill="F2F2F2" w:color="auto" w:val="clear"/>
-            <w:tcMar>
-              <w:top w:type="dxa" w:w="40"/>
-              <w:left w:type="dxa" w:w="70"/>
-              <w:bottom w:type="dxa" w:w="40"/>
-              <w:right w:type="dxa" w:w="70"/>
-            </w:tcMar>
-          </w:tcPr>
-          <w:p>
-            <w:pPr>
-              <w:spacing w:after="0" w:line="228"/>
-              <w:jc w:val="center"/>
-            </w:pPr>
-            <w:r>
-              <w:rPr>
-                <w:rFonts w:ascii="Calibri" w:cs="Calibri" w:eastAsia="Calibri" w:hAnsi="Calibri"/>
-                <w:sz w:val="16"/>
-                <w:szCs w:val="16"/>
-              </w:rPr>
-              <w:t xml:space="preserve">2,5:1</w:t>
+            <w:tcW w:type="dxa" w:w="940"/>
+            <w:shd w:fill="F2F2F2" w:color="auto" w:val="clear"/>
+            <w:tcMar>
+              <w:top w:type="dxa" w:w="40"/>
+              <w:left w:type="dxa" w:w="70"/>
+              <w:bottom w:type="dxa" w:w="40"/>
+              <w:right w:type="dxa" w:w="70"/>
+            </w:tcMar>
+          </w:tcPr>
+          <w:p>
+            <w:pPr>
+              <w:spacing w:after="0" w:line="228"/>
+              <w:jc w:val="center"/>
+            </w:pPr>
+            <w:r>
+              <w:rPr>
+                <w:rFonts w:ascii="Calibri" w:cs="Calibri" w:eastAsia="Calibri" w:hAnsi="Calibri"/>
+                <w:sz w:val="16"/>
+                <w:szCs w:val="16"/>
+              </w:rPr>
+              <w:t xml:space="preserve">5:1</w:t>
             </w:r>
           </w:p>
         </w:tc>
@@ -7958,82 +7655,8 @@
     </w:tbl>
     <w:p>
       <w:pPr>
-        <w:spacing w:after="100"/>
+        <w:spacing w:after="80"/>
       </w:pPr>
-    </w:p>
-    <w:tbl>
-      <w:tblPr>
-        <w:tblW w:type="dxa" w:w="9740"/>
-        <w:tblBorders>
-          <w:top w:val="single" w:color="9CC2E5" w:sz="2"/>
-          <w:left w:val="single" w:color="2E74B5" w:sz="18"/>
-          <w:bottom w:val="single" w:color="9CC2E5" w:sz="2"/>
-          <w:right w:val="single" w:color="9CC2E5" w:sz="2"/>
-          <w:insideH w:val="none"/>
-          <w:insideV w:val="none"/>
-        </w:tblBorders>
-      </w:tblPr>
-      <w:tblGrid>
-        <w:gridCol w:w="9740"/>
-      </w:tblGrid>
-      <w:tr>
-        <w:tc>
-          <w:tcPr>
-            <w:tcW w:type="dxa" w:w="9740"/>
-            <w:shd w:fill="EAF1F8" w:color="auto" w:val="clear"/>
-            <w:tcMar>
-              <w:top w:type="dxa" w:w="90"/>
-              <w:left w:type="dxa" w:w="150"/>
-              <w:bottom w:type="dxa" w:w="90"/>
-              <w:right w:type="dxa" w:w="130"/>
-            </w:tcMar>
-          </w:tcPr>
-          <w:p>
-            <w:pPr>
-              <w:spacing w:after="0" w:line="252"/>
-            </w:pPr>
-            <w:r>
-              <w:rPr>
-                <w:rFonts w:ascii="Calibri" w:cs="Calibri" w:eastAsia="Calibri" w:hAnsi="Calibri"/>
-                <w:b/>
-                <w:bCs/>
-                <w:color w:val="1F4E79"/>
-                <w:sz w:val="19"/>
-                <w:szCs w:val="19"/>
-              </w:rPr>
-              <w:t xml:space="preserve">Frente a vuestro ratio de referencia: </w:t>
-            </w:r>
-            <w:r>
-              <w:rPr>
-                <w:rFonts w:ascii="Calibri" w:cs="Calibri" w:eastAsia="Calibri" w:hAnsi="Calibri"/>
-                <w:sz w:val="19"/>
-                <w:szCs w:val="19"/>
-              </w:rPr>
-              <w:t xml:space="preserve">las condiciones 10 µg + 0,1 µg y 20 µg + 0,2 µg equivalen a 9,8:1, es decir, a vuestro 10:1. Las demás lo flanquean: 19,6:1 por encima y 5,1:1, 4,9:1 y 2,5:1 por debajo.</w:t>
-            </w:r>
-          </w:p>
-        </w:tc>
-      </w:tr>
-    </w:tbl>
-    <w:p>
-      <w:pPr>
-        <w:pStyle w:val="Heading1"/>
-        <w:pBdr>
-          <w:bottom w:val="single" w:color="1F4E79" w:sz="6" w:space="3"/>
-        </w:pBdr>
-        <w:spacing w:after="120" w:before="280"/>
-      </w:pPr>
-      <w:r>
-        <w:rPr>
-          <w:rFonts w:ascii="Calibri" w:cs="Calibri" w:eastAsia="Calibri" w:hAnsi="Calibri"/>
-          <w:b/>
-          <w:bCs/>
-          <w:color w:val="1F4E79"/>
-          <w:sz w:val="25"/>
-          <w:szCs w:val="25"/>
-        </w:rPr>
-        <w:t xml:space="preserve">7. Control positivo</w:t>
-      </w:r>
     </w:p>
     <w:p>
       <w:pPr>
@@ -8042,10 +7665,20 @@
       <w:r>
         <w:rPr>
           <w:rFonts w:ascii="Calibri" w:cs="Calibri" w:eastAsia="Calibri" w:hAnsi="Calibri"/>
-          <w:sz w:val="20"/>
-          <w:szCs w:val="20"/>
+          <w:b/>
+          <w:bCs/>
+          <w:sz w:val="19"/>
+          <w:szCs w:val="19"/>
         </w:rPr>
-        <w:t xml:space="preserve">ViaFect 2,4 µl + 0,7 µl de pDNA (≈ 408 ng) + 37 µl de DMEM sin FBS, 10 minutos, 10 µl por pocillo. Por pocillo: ≈ 0,6 µl de ViaFect y ≈ 102 ng de pDNA, la misma dosis de pDNA que la condición más baja de la muestra 5.</w:t>
+        <w:t xml:space="preserve">Resultado. </w:t>
+      </w:r>
+      <w:r>
+        <w:rPr>
+          <w:rFonts w:ascii="Calibri" w:cs="Calibri" w:eastAsia="Calibri" w:hAnsi="Calibri"/>
+          <w:sz w:val="19"/>
+          <w:szCs w:val="19"/>
+        </w:rPr>
+        <w:t xml:space="preserve">Sin expresión de GFP en ninguna condición, pero las células se mantuvieron sanas y apenas hubo muerte celular. De nuevo se apreció internalización progresiva de los liposomas. El comportamiento fue consistente en todas las condiciones.</w:t>
       </w:r>
     </w:p>
     <w:p>
@@ -8065,22 +7698,40 @@
           <w:sz w:val="25"/>
           <w:szCs w:val="25"/>
         </w:rPr>
-        <w:t xml:space="preserve">8. Desviaciones y consultas</w:t>
+        <w:t xml:space="preserve">8. Control positivo</w:t>
       </w:r>
     </w:p>
     <w:p>
       <w:pPr>
-        <w:spacing w:after="70" w:before="0" w:line="264"/>
+        <w:spacing w:after="100" w:before="0" w:line="264"/>
+      </w:pPr>
+      <w:r>
+        <w:rPr>
+          <w:rFonts w:ascii="Calibri" w:cs="Calibri" w:eastAsia="Calibri" w:hAnsi="Calibri"/>
+          <w:sz w:val="20"/>
+          <w:szCs w:val="20"/>
+        </w:rPr>
+        <w:t xml:space="preserve">ViaFect 2,4 µl + 0,7 µl de pDNA (≈ 408 ng) + 37 µl de DMEM sin FBS, 10 minutos, 10 µl por pocillo. Por pocillo: ≈ 0,6 µl de ViaFect y ≈ 0,1 µg de pDNA, la misma dosis de pDNA que las condiciones más bajas de las muestras 4 y 5. Sirvió de referencia visual de la fluorescencia, aunque su eficiencia no fue alta.</w:t>
+      </w:r>
+    </w:p>
+    <w:p>
+      <w:pPr>
+        <w:pStyle w:val="Heading1"/>
+        <w:pBdr>
+          <w:bottom w:val="single" w:color="1F4E79" w:sz="6" w:space="3"/>
+        </w:pBdr>
+        <w:spacing w:after="120" w:before="280"/>
       </w:pPr>
       <w:r>
         <w:rPr>
           <w:rFonts w:ascii="Calibri" w:cs="Calibri" w:eastAsia="Calibri" w:hAnsi="Calibri"/>
           <w:b/>
           <w:bCs/>
-          <w:sz w:val="20"/>
-          <w:szCs w:val="20"/>
+          <w:color w:val="1F4E79"/>
+          <w:sz w:val="25"/>
+          <w:szCs w:val="25"/>
         </w:rPr>
-        <w:t xml:space="preserve">Desviaciones respecto a vuestro procedimiento:</w:t>
+        <w:t xml:space="preserve">9. Consultas</w:t>
       </w:r>
     </w:p>
     <w:p>
@@ -8100,7 +7751,7 @@
           <w:sz w:val="20"/>
           <w:szCs w:val="20"/>
         </w:rPr>
-        <w:t xml:space="preserve">Balanceo de 15 minutos en lugar de 20 </w:t>
+        <w:t xml:space="preserve">Muestra 2, volumen disponible. </w:t>
       </w:r>
       <w:r>
         <w:rPr>
@@ -8108,7 +7759,7 @@
           <w:sz w:val="20"/>
           <w:szCs w:val="20"/>
         </w:rPr>
-        <w:t xml:space="preserve">en las muestras 1 y 5. Si creéis que puede afectar a la formación del complejo, repetimos con el tiempo que nos digáis.</w:t>
+        <w:t xml:space="preserve">¿Podríais enviarnos más cantidad? Con los 100 µl recibidos no se pudo reproducir vuestra condición de 100 µl + 100 µl ni ampliar el número de condiciones.</w:t>
       </w:r>
     </w:p>
     <w:p>
@@ -8128,7 +7779,7 @@
           <w:sz w:val="20"/>
           <w:szCs w:val="20"/>
         </w:rPr>
-        <w:t xml:space="preserve">Muestra 4: una sola condición ensayada. </w:t>
+        <w:t xml:space="preserve">Muestra 2, pDNA encapsulado. </w:t>
       </w:r>
       <w:r>
         <w:rPr>
@@ -8136,83 +7787,7 @@
           <w:sz w:val="20"/>
           <w:szCs w:val="20"/>
         </w:rPr>
-        <w:t xml:space="preserve">La concentración exacta del pDNA empleado en la resuspensión está pendiente de contrastar con el registro de laboratorio.</w:t>
-      </w:r>
-    </w:p>
-    <w:p>
-      <w:pPr>
-        <w:pStyle w:val="ListParagraph"/>
-        <w:numPr>
-          <w:ilvl w:val="0"/>
-          <w:numId w:val="2"/>
-        </w:numPr>
-        <w:spacing w:after="60" w:line="264"/>
-      </w:pPr>
-      <w:r>
-        <w:rPr>
-          <w:rFonts w:ascii="Calibri" w:cs="Calibri" w:eastAsia="Calibri" w:hAnsi="Calibri"/>
-          <w:b/>
-          <w:bCs/>
-          <w:sz w:val="20"/>
-          <w:szCs w:val="20"/>
-        </w:rPr>
-        <w:t xml:space="preserve">Muestra 3: no ensayada. </w:t>
-      </w:r>
-      <w:r>
-        <w:rPr>
-          <w:rFonts w:ascii="Calibri" w:cs="Calibri" w:eastAsia="Calibri" w:hAnsi="Calibri"/>
-          <w:sz w:val="20"/>
-          <w:szCs w:val="20"/>
-        </w:rPr>
-        <w:t xml:space="preserve">Se conserva para los ensayos de formación de complejo y como control sin material genético.</w:t>
-      </w:r>
-    </w:p>
-    <w:p>
-      <w:pPr>
-        <w:spacing w:after="80"/>
-      </w:pPr>
-    </w:p>
-    <w:p>
-      <w:pPr>
-        <w:spacing w:after="70" w:before="0" w:line="264"/>
-      </w:pPr>
-      <w:r>
-        <w:rPr>
-          <w:rFonts w:ascii="Calibri" w:cs="Calibri" w:eastAsia="Calibri" w:hAnsi="Calibri"/>
-          <w:b/>
-          <w:bCs/>
-          <w:sz w:val="20"/>
-          <w:szCs w:val="20"/>
-        </w:rPr>
-        <w:t xml:space="preserve">Consultas:</w:t>
-      </w:r>
-    </w:p>
-    <w:p>
-      <w:pPr>
-        <w:pStyle w:val="ListParagraph"/>
-        <w:numPr>
-          <w:ilvl w:val="0"/>
-          <w:numId w:val="2"/>
-        </w:numPr>
-        <w:spacing w:after="60" w:line="264"/>
-      </w:pPr>
-      <w:r>
-        <w:rPr>
-          <w:rFonts w:ascii="Calibri" w:cs="Calibri" w:eastAsia="Calibri" w:hAnsi="Calibri"/>
-          <w:b/>
-          <w:bCs/>
-          <w:sz w:val="20"/>
-          <w:szCs w:val="20"/>
-        </w:rPr>
-        <w:t xml:space="preserve">Muestra 4, contenido del liofilizado. </w:t>
-      </w:r>
-      <w:r>
-        <w:rPr>
-          <w:rFonts w:ascii="Calibri" w:cs="Calibri" w:eastAsia="Calibri" w:hAnsi="Calibri"/>
-          <w:sz w:val="20"/>
-          <w:szCs w:val="20"/>
-        </w:rPr>
-        <w:t xml:space="preserve">La descripción dice que cada liofilizado contiene 10 µg de DOTAP y, más abajo, que la cantidad enviada es «liofilizado equivalente a 10 µg de liposomas liofilizados». Con liposomas a 10 mg/mL y DOTAP a 1 mg/mL, 10 µg de liposomas contendrían 1 µg de DOTAP. ¿Cuál de las dos cifras es la correcta? De ello depende que nuestra condición esté a 10:1 o a 1:1.</w:t>
+        <w:t xml:space="preserve">Entendemos que es el pMAX-GFP que os enviamos hace unos meses, el mismo que hemos usado en el resto de muestras. ¿Nos lo confirmáis?</w:t>
       </w:r>
     </w:p>
     <w:p>
@@ -8240,7 +7815,7 @@
           <w:sz w:val="20"/>
           <w:szCs w:val="20"/>
         </w:rPr>
-        <w:t xml:space="preserve">Resuspendimos el liofilizado en 20 µl. ¿Os parece adecuado o preferís otro volumen?</w:t>
+        <w:t xml:space="preserve">Resuspendimos el liofilizado en 10 µl, que quizá sea poco. ¿Qué volumen recomendáis?</w:t>
       </w:r>
     </w:p>
     <w:p>
@@ -8260,7 +7835,7 @@
           <w:sz w:val="20"/>
           <w:szCs w:val="20"/>
         </w:rPr>
-        <w:t xml:space="preserve">Muestra 2, identidad del pDNA encapsulado, </w:t>
+        <w:t xml:space="preserve">Toxicidad de las microemulsiones. </w:t>
       </w:r>
       <w:r>
         <w:rPr>
@@ -8268,35 +7843,7 @@
           <w:sz w:val="20"/>
           <w:szCs w:val="20"/>
         </w:rPr>
-        <w:t xml:space="preserve">para asegurar que la lectura es comparable con la del resto de muestras, donde usamos nuestro stock propio.</w:t>
-      </w:r>
-    </w:p>
-    <w:p>
-      <w:pPr>
-        <w:pStyle w:val="ListParagraph"/>
-        <w:numPr>
-          <w:ilvl w:val="0"/>
-          <w:numId w:val="2"/>
-        </w:numPr>
-        <w:spacing w:after="60" w:line="264"/>
-      </w:pPr>
-      <w:r>
-        <w:rPr>
-          <w:rFonts w:ascii="Calibri" w:cs="Calibri" w:eastAsia="Calibri" w:hAnsi="Calibri"/>
-          <w:b/>
-          <w:bCs/>
-          <w:sz w:val="20"/>
-          <w:szCs w:val="20"/>
-        </w:rPr>
-        <w:t xml:space="preserve">Muestra 1, tiempo de complejación. </w:t>
-      </w:r>
-      <w:r>
-        <w:rPr>
-          <w:rFonts w:ascii="Calibri" w:cs="Calibri" w:eastAsia="Calibri" w:hAnsi="Calibri"/>
-          <w:sz w:val="20"/>
-          <w:szCs w:val="20"/>
-        </w:rPr>
-        <w:t xml:space="preserve">El correo no lo especifica para esta muestra. ¿También 20 minutos?</w:t>
+        <w:t xml:space="preserve">Las muestras 1 y 2 resultaron tóxicas en todas las condiciones ensayadas, mientras que las formulaciones liposomales no lo fueron. Si consideráis que merece la pena seguir con ellas, podemos ensayar dosis por debajo de los 9,25 µg de ME por pocillo o tiempos de exposición más cortos; decidnos qué preferís.</w:t>
       </w:r>
     </w:p>
     <w:sectPr>

--- a/protocolos/Informe_muestras_UCM_ensayo_03-08-2026.docx
+++ b/protocolos/Informe_muestras_UCM_ensayo_03-08-2026.docx
@@ -5940,7 +5940,7 @@
                 <w:sz w:val="19"/>
                 <w:szCs w:val="19"/>
               </w:rPr>
-              <w:t xml:space="preserve">A revisar: </w:t>
+              <w:t xml:space="preserve">Sobre el contenido del liofilizado: </w:t>
             </w:r>
             <w:r>
               <w:rPr>
@@ -5948,7 +5948,7 @@
                 <w:sz w:val="19"/>
                 <w:szCs w:val="19"/>
               </w:rPr>
-              <w:t xml:space="preserve">es posible que 10 µl fuera un volumen de resuspensión demasiado pequeño. Al repetir la condición nos interesa saber qué volumen recomendáis.</w:t>
+              <w:t xml:space="preserve">la descripción dice que cada liofilizado contiene 10 µg de DOTAP y, más abajo, que la cantidad enviada equivale a «10 µg de liposomas liofilizados». Ambas cosas no encajan: siendo el DOTAP el 10 % de los liposomas (1 mg/mL sobre 10 mg/mL), 10 µg de liposomas contendrían 1 µg de DOTAP, y para llegar a 10 µg harían falta 100 µg de liposomas. Hemos partido de que se liofilizaron 10 µl de liposomas —100 µg, con 10 µg de DOTAP—, que es lo que nos indicasteis y lo que hace cuadrar el ratio 10:1. Confirmadnos si no fuera así, porque de ello depende todo el cálculo de esta muestra. Al margen de esto, es posible que 10 µl fuera un volumen de resuspensión demasiado pequeño: al repetir la condición nos interesa saber qué volumen recomendáis.</w:t>
             </w:r>
           </w:p>
         </w:tc>
